--- a/Agentic_KM_Pilot_Proposal_FINAL+Phase 2.docx
+++ b/Agentic_KM_Pilot_Proposal_FINAL+Phase 2.docx
@@ -79,7 +79,23 @@
           <w:sz w:val="32"/>
           <w:szCs w:val="32"/>
         </w:rPr>
-        <w:t>Pilot Proposal</w:t>
+        <w:t xml:space="preserve">Pilot Proposal </w:t>
+      </w:r>
+      <w:r>
+        <w:rPr>
+          <w:color w:val="2E4A6B"/>
+          <w:sz w:val="32"/>
+          <w:szCs w:val="32"/>
+        </w:rPr>
+        <w:t xml:space="preserve">+ </w:t>
+      </w:r>
+      <w:r>
+        <w:rPr>
+          <w:color w:val="2E4A6B"/>
+          <w:sz w:val="32"/>
+          <w:szCs w:val="32"/>
+        </w:rPr>
+        <w:t>Phase 2</w:t>
       </w:r>
     </w:p>
     <w:p>
@@ -127,18 +143,17 @@
         <w:pStyle w:val="Normal"/>
         <w:spacing w:before="0" w:after="80"/>
         <w:jc w:val="center"/>
-        <w:rPr/>
-      </w:pPr>
-      <w:r>
         <w:rPr>
           <w:b/>
           <w:bCs/>
         </w:rPr>
-        <w:t xml:space="preserve">Scope: </w:t>
-      </w:r>
-      <w:r>
-        <w:rPr/>
-        <w:t>Pilot Engagement · 8 Weeks</w:t>
+      </w:pPr>
+      <w:r>
+        <w:rPr>
+          <w:b/>
+          <w:bCs/>
+        </w:rPr>
+        <w:t>Scope:</w:t>
       </w:r>
     </w:p>
     <w:p>
@@ -149,15 +164,8 @@
         <w:rPr/>
       </w:pPr>
       <w:r>
-        <w:rPr>
-          <w:b/>
-          <w:bCs/>
-        </w:rPr>
-        <w:t xml:space="preserve">Approach: </w:t>
-      </w:r>
-      <w:r>
-        <w:rPr/>
-        <w:t>Agent-First · Modular · Governance-by-Design</w:t>
+        <w:rPr/>
+        <w:t>Pilot Engagement · 8 Weeks</w:t>
       </w:r>
     </w:p>
     <w:p>
@@ -168,14 +176,9 @@
         <w:rPr/>
       </w:pPr>
       <w:r>
-        <w:rPr>
-          <w:b/>
-          <w:bCs/>
-        </w:rPr>
-        <w:t xml:space="preserve">Authored by: Nisarg </w:t>
-      </w:r>
-      <w:bookmarkStart w:id="0" w:name="_GoBack"/>
-      <w:bookmarkEnd w:id="0"/>
+        <w:rPr/>
+        <w:t>Phase 2 · 10 Weeks</w:t>
+      </w:r>
     </w:p>
     <w:p>
       <w:pPr>
@@ -189,6 +192,42 @@
           <w:b/>
           <w:bCs/>
         </w:rPr>
+        <w:t xml:space="preserve">Approach: </w:t>
+      </w:r>
+      <w:r>
+        <w:rPr/>
+        <w:t>Agent-First · Modular · Governance-by-Design</w:t>
+      </w:r>
+    </w:p>
+    <w:p>
+      <w:pPr>
+        <w:pStyle w:val="Normal"/>
+        <w:spacing w:before="0" w:after="80"/>
+        <w:jc w:val="center"/>
+        <w:rPr/>
+      </w:pPr>
+      <w:r>
+        <w:rPr>
+          <w:b/>
+          <w:bCs/>
+        </w:rPr>
+        <w:t xml:space="preserve">Authored by: Nisarg </w:t>
+      </w:r>
+      <w:bookmarkStart w:id="0" w:name="_GoBack"/>
+      <w:bookmarkEnd w:id="0"/>
+    </w:p>
+    <w:p>
+      <w:pPr>
+        <w:pStyle w:val="Normal"/>
+        <w:spacing w:before="0" w:after="80"/>
+        <w:jc w:val="center"/>
+        <w:rPr/>
+      </w:pPr>
+      <w:r>
+        <w:rPr>
+          <w:b/>
+          <w:bCs/>
+        </w:rPr>
         <w:t xml:space="preserve">Prepared for: </w:t>
       </w:r>
       <w:r>
@@ -1179,7 +1218,11 @@
           <w:bCs/>
           <w:color w:val="0F2A44"/>
         </w:rPr>
-        <w:t>15.</w:t>
+        <w:t>15. Phase 2 Scope — 10 Weeks</w:t>
+      </w:r>
+      <w:r>
+        <w:rPr/>
+        <w:tab/>
       </w:r>
       <w:r>
         <w:rPr>
@@ -1187,7 +1230,25 @@
           <w:bCs/>
           <w:color w:val="0F2A44"/>
         </w:rPr>
-        <w:t xml:space="preserve"> Phase 2 Scope — 10 Weeks</w:t>
+        <w:t>15</w:t>
+      </w:r>
+    </w:p>
+    <w:p>
+      <w:pPr>
+        <w:pStyle w:val="Normal"/>
+        <w:tabs>
+          <w:tab w:val="clear" w:pos="720"/>
+          <w:tab w:val="right" w:pos="9026" w:leader="dot"/>
+        </w:tabs>
+        <w:spacing w:before="0" w:after="60"/>
+        <w:ind w:start="360"/>
+        <w:rPr/>
+      </w:pPr>
+      <w:r>
+        <w:rPr>
+          <w:color w:val="2E4A6B"/>
+        </w:rPr>
+        <w:t>8.1 In-scope for phase 2</w:t>
       </w:r>
       <w:r>
         <w:rPr/>
@@ -1199,7 +1260,29 @@
           <w:bCs/>
           <w:color w:val="0F2A44"/>
         </w:rPr>
-        <w:t>1</w:t>
+        <w:t>15</w:t>
+      </w:r>
+    </w:p>
+    <w:p>
+      <w:pPr>
+        <w:pStyle w:val="Normal"/>
+        <w:tabs>
+          <w:tab w:val="clear" w:pos="720"/>
+          <w:tab w:val="right" w:pos="9026" w:leader="dot"/>
+        </w:tabs>
+        <w:spacing w:before="0" w:after="60"/>
+        <w:ind w:start="360"/>
+        <w:rPr/>
+      </w:pPr>
+      <w:r>
+        <w:rPr>
+          <w:color w:val="2E4A6B"/>
+        </w:rPr>
+        <w:t>8.2 Ten-week plan</w:t>
+      </w:r>
+      <w:r>
+        <w:rPr/>
+        <w:tab/>
       </w:r>
       <w:r>
         <w:rPr>
@@ -1207,7 +1290,7 @@
           <w:bCs/>
           <w:color w:val="0F2A44"/>
         </w:rPr>
-        <w:t>5</w:t>
+        <w:t>15</w:t>
       </w:r>
     </w:p>
     <w:p>
@@ -1218,32 +1301,19 @@
           <w:tab w:val="right" w:pos="9026" w:leader="dot"/>
         </w:tabs>
         <w:spacing w:before="0" w:after="60"/>
-        <w:ind w:start="360"/>
-        <w:rPr/>
-      </w:pPr>
-      <w:r>
-        <w:rPr>
-          <w:color w:val="2E4A6B"/>
-        </w:rPr>
-        <w:t xml:space="preserve">8.1 In-scope for </w:t>
-      </w:r>
-      <w:r>
-        <w:rPr>
-          <w:color w:val="2E4A6B"/>
-        </w:rPr>
-        <w:t>phase 2</w:t>
-      </w:r>
-      <w:r>
-        <w:rPr/>
-        <w:tab/>
-      </w:r>
+        <w:rPr/>
+      </w:pPr>
       <w:r>
         <w:rPr>
           <w:b/>
           <w:bCs/>
           <w:color w:val="0F2A44"/>
         </w:rPr>
-        <w:t>1</w:t>
+        <w:t>16. Governance, Monitoring and Audit</w:t>
+      </w:r>
+      <w:r>
+        <w:rPr/>
+        <w:tab/>
       </w:r>
       <w:r>
         <w:rPr>
@@ -1251,7 +1321,7 @@
           <w:bCs/>
           <w:color w:val="0F2A44"/>
         </w:rPr>
-        <w:t>5</w:t>
+        <w:t>16</w:t>
       </w:r>
     </w:p>
     <w:p>
@@ -1262,50 +1332,19 @@
           <w:tab w:val="right" w:pos="9026" w:leader="dot"/>
         </w:tabs>
         <w:spacing w:before="0" w:after="60"/>
-        <w:ind w:start="360"/>
-        <w:rPr/>
-      </w:pPr>
-      <w:r>
-        <w:rPr>
-          <w:color w:val="2E4A6B"/>
-        </w:rPr>
-        <w:t>8.</w:t>
-      </w:r>
-      <w:r>
-        <w:rPr>
-          <w:color w:val="2E4A6B"/>
-        </w:rPr>
-        <w:t>2</w:t>
-      </w:r>
-      <w:r>
-        <w:rPr>
-          <w:color w:val="2E4A6B"/>
-        </w:rPr>
-        <w:t xml:space="preserve"> </w:t>
-      </w:r>
-      <w:r>
-        <w:rPr>
-          <w:color w:val="2E4A6B"/>
-        </w:rPr>
-        <w:t>Ten</w:t>
-      </w:r>
-      <w:r>
-        <w:rPr>
-          <w:color w:val="2E4A6B"/>
-        </w:rPr>
-        <w:t>-week plan</w:t>
-      </w:r>
-      <w:r>
-        <w:rPr/>
-        <w:tab/>
-      </w:r>
+        <w:rPr/>
+      </w:pPr>
       <w:r>
         <w:rPr>
           <w:b/>
           <w:bCs/>
           <w:color w:val="0F2A44"/>
         </w:rPr>
-        <w:t>1</w:t>
+        <w:t>17. Phase 2 Success Metrics</w:t>
+      </w:r>
+      <w:r>
+        <w:rPr/>
+        <w:tab/>
       </w:r>
       <w:r>
         <w:rPr>
@@ -1313,7 +1352,7 @@
           <w:bCs/>
           <w:color w:val="0F2A44"/>
         </w:rPr>
-        <w:t>5</w:t>
+        <w:t>16</w:t>
       </w:r>
     </w:p>
     <w:p>
@@ -1332,7 +1371,11 @@
           <w:bCs/>
           <w:color w:val="0F2A44"/>
         </w:rPr>
-        <w:t>16</w:t>
+        <w:t>18. Team and Commercial Shape</w:t>
+      </w:r>
+      <w:r>
+        <w:rPr/>
+        <w:tab/>
       </w:r>
       <w:r>
         <w:rPr>
@@ -1340,19 +1383,30 @@
           <w:bCs/>
           <w:color w:val="0F2A44"/>
         </w:rPr>
-        <w:t>. Governance, Monitoring and Audit</w:t>
-      </w:r>
-      <w:r>
-        <w:rPr/>
-        <w:tab/>
-      </w:r>
+        <w:t>17</w:t>
+      </w:r>
+    </w:p>
+    <w:p>
+      <w:pPr>
+        <w:pStyle w:val="Normal"/>
+        <w:tabs>
+          <w:tab w:val="clear" w:pos="720"/>
+          <w:tab w:val="right" w:pos="9026" w:leader="dot"/>
+        </w:tabs>
+        <w:spacing w:before="0" w:after="60"/>
+        <w:rPr/>
+      </w:pPr>
       <w:r>
         <w:rPr>
           <w:b/>
           <w:bCs/>
           <w:color w:val="0F2A44"/>
         </w:rPr>
-        <w:t>1</w:t>
+        <w:t>19. Risks and Mitigations</w:t>
+      </w:r>
+      <w:r>
+        <w:rPr/>
+        <w:tab/>
       </w:r>
       <w:r>
         <w:rPr>
@@ -1360,7 +1414,7 @@
           <w:bCs/>
           <w:color w:val="0F2A44"/>
         </w:rPr>
-        <w:t>6</w:t>
+        <w:t>18</w:t>
       </w:r>
     </w:p>
     <w:p>
@@ -1379,7 +1433,11 @@
           <w:bCs/>
           <w:color w:val="0F2A44"/>
         </w:rPr>
-        <w:t>1</w:t>
+        <w:t>20. Next Actions</w:t>
+      </w:r>
+      <w:r>
+        <w:rPr/>
+        <w:tab/>
       </w:r>
       <w:r>
         <w:rPr>
@@ -1387,216 +1445,7 @@
           <w:bCs/>
           <w:color w:val="0F2A44"/>
         </w:rPr>
-        <w:t>7</w:t>
-      </w:r>
-      <w:r>
-        <w:rPr>
-          <w:b/>
-          <w:bCs/>
-          <w:color w:val="0F2A44"/>
-        </w:rPr>
-        <w:t xml:space="preserve">. </w:t>
-      </w:r>
-      <w:r>
-        <w:rPr>
-          <w:b/>
-          <w:bCs/>
-          <w:color w:val="0F2A44"/>
-        </w:rPr>
-        <w:t>Phase 2</w:t>
-      </w:r>
-      <w:r>
-        <w:rPr>
-          <w:b/>
-          <w:bCs/>
-          <w:color w:val="0F2A44"/>
-        </w:rPr>
-        <w:t xml:space="preserve"> Success Metrics</w:t>
-      </w:r>
-      <w:r>
-        <w:rPr/>
-        <w:tab/>
-      </w:r>
-      <w:r>
-        <w:rPr>
-          <w:b/>
-          <w:bCs/>
-          <w:color w:val="0F2A44"/>
-        </w:rPr>
-        <w:t>1</w:t>
-      </w:r>
-      <w:r>
-        <w:rPr>
-          <w:b/>
-          <w:bCs/>
-          <w:color w:val="0F2A44"/>
-        </w:rPr>
-        <w:t>6</w:t>
-      </w:r>
-    </w:p>
-    <w:p>
-      <w:pPr>
-        <w:pStyle w:val="Normal"/>
-        <w:tabs>
-          <w:tab w:val="clear" w:pos="720"/>
-          <w:tab w:val="right" w:pos="9026" w:leader="dot"/>
-        </w:tabs>
-        <w:spacing w:before="0" w:after="60"/>
-        <w:rPr/>
-      </w:pPr>
-      <w:r>
-        <w:rPr>
-          <w:b/>
-          <w:bCs/>
-          <w:color w:val="0F2A44"/>
-        </w:rPr>
-        <w:t>1</w:t>
-      </w:r>
-      <w:r>
-        <w:rPr>
-          <w:b/>
-          <w:bCs/>
-          <w:color w:val="0F2A44"/>
-        </w:rPr>
-        <w:t>8</w:t>
-      </w:r>
-      <w:r>
-        <w:rPr>
-          <w:b/>
-          <w:bCs/>
-          <w:color w:val="0F2A44"/>
-        </w:rPr>
-        <w:t>. Team and Commercial Shape</w:t>
-      </w:r>
-      <w:r>
-        <w:rPr/>
-        <w:tab/>
-      </w:r>
-      <w:r>
-        <w:rPr>
-          <w:b/>
-          <w:bCs/>
-          <w:color w:val="0F2A44"/>
-        </w:rPr>
-        <w:t>1</w:t>
-      </w:r>
-      <w:r>
-        <w:rPr>
-          <w:b/>
-          <w:bCs/>
-          <w:color w:val="0F2A44"/>
-        </w:rPr>
-        <w:t>7</w:t>
-      </w:r>
-    </w:p>
-    <w:p>
-      <w:pPr>
-        <w:pStyle w:val="Normal"/>
-        <w:tabs>
-          <w:tab w:val="clear" w:pos="720"/>
-          <w:tab w:val="right" w:pos="9026" w:leader="dot"/>
-        </w:tabs>
-        <w:spacing w:before="0" w:after="60"/>
-        <w:rPr/>
-      </w:pPr>
-      <w:r>
-        <w:rPr>
-          <w:b/>
-          <w:bCs/>
-          <w:color w:val="0F2A44"/>
-        </w:rPr>
-        <w:t>1</w:t>
-      </w:r>
-      <w:r>
-        <w:rPr>
-          <w:b/>
-          <w:bCs/>
-          <w:color w:val="0F2A44"/>
-        </w:rPr>
-        <w:t>9</w:t>
-      </w:r>
-      <w:r>
-        <w:rPr>
-          <w:b/>
-          <w:bCs/>
-          <w:color w:val="0F2A44"/>
-        </w:rPr>
-        <w:t>. Risks and Mitigations</w:t>
-      </w:r>
-      <w:r>
-        <w:rPr/>
-        <w:tab/>
-      </w:r>
-      <w:r>
-        <w:rPr>
-          <w:b/>
-          <w:bCs/>
-          <w:color w:val="0F2A44"/>
-        </w:rPr>
-        <w:t>1</w:t>
-      </w:r>
-      <w:r>
-        <w:rPr>
-          <w:b/>
-          <w:bCs/>
-          <w:color w:val="0F2A44"/>
-        </w:rPr>
-        <w:t>8</w:t>
-      </w:r>
-    </w:p>
-    <w:p>
-      <w:pPr>
-        <w:pStyle w:val="Normal"/>
-        <w:tabs>
-          <w:tab w:val="clear" w:pos="720"/>
-          <w:tab w:val="right" w:pos="9026" w:leader="dot"/>
-        </w:tabs>
-        <w:spacing w:before="0" w:after="60"/>
-        <w:rPr/>
-      </w:pPr>
-      <w:r>
-        <w:rPr>
-          <w:b/>
-          <w:bCs/>
-          <w:color w:val="0F2A44"/>
-        </w:rPr>
-        <w:t>20</w:t>
-      </w:r>
-      <w:r>
-        <w:rPr>
-          <w:b/>
-          <w:bCs/>
-          <w:color w:val="0F2A44"/>
-        </w:rPr>
-        <w:t xml:space="preserve">. </w:t>
-      </w:r>
-      <w:r>
-        <w:rPr>
-          <w:b/>
-          <w:bCs/>
-          <w:color w:val="0F2A44"/>
-        </w:rPr>
-        <w:t>Next Actions</w:t>
-      </w:r>
-      <w:r>
-        <w:rPr/>
-        <w:tab/>
-      </w:r>
-      <w:r>
-        <w:rPr>
-          <w:b/>
-          <w:bCs/>
-          <w:color w:val="0F2A44"/>
-        </w:rPr>
-        <w:t>1</w:t>
-      </w:r>
-      <w:r>
-        <w:rPr>
-          <w:b/>
-          <w:bCs/>
-          <w:color w:val="0F2A44"/>
-        </w:rPr>
-        <w:t>8</w:t>
+        <w:t>18</w:t>
       </w:r>
     </w:p>
     <w:p>
@@ -1843,9 +1692,9 @@
         <w:tblLook w:noHBand="0" w:lastColumn="0" w:firstColumn="1" w:lastRow="0" w:firstRow="1" w:noVBand="1" w:val="04a0"/>
       </w:tblPr>
       <w:tblGrid>
-        <w:gridCol w:w="2999"/>
+        <w:gridCol w:w="2998"/>
         <w:gridCol w:w="5400"/>
-        <w:gridCol w:w="1681"/>
+        <w:gridCol w:w="1682"/>
       </w:tblGrid>
       <w:tr>
         <w:trPr>
@@ -1854,7 +1703,7 @@
         </w:trPr>
         <w:tc>
           <w:tcPr>
-            <w:tcW w:w="2999" w:type="dxa"/>
+            <w:tcW w:w="2998" w:type="dxa"/>
             <w:tcBorders>
               <w:top w:val="single" w:sz="4" w:space="0" w:color="CCCCCC"/>
               <w:start w:val="single" w:sz="4" w:space="0" w:color="CCCCCC"/>
@@ -1910,7 +1759,7 @@
         </w:tc>
         <w:tc>
           <w:tcPr>
-            <w:tcW w:w="1681" w:type="dxa"/>
+            <w:tcW w:w="1682" w:type="dxa"/>
             <w:tcBorders>
               <w:top w:val="single" w:sz="4" w:space="0" w:color="CCCCCC"/>
               <w:start w:val="single" w:sz="4" w:space="0" w:color="CCCCCC"/>
@@ -1943,7 +1792,7 @@
         </w:trPr>
         <w:tc>
           <w:tcPr>
-            <w:tcW w:w="2999" w:type="dxa"/>
+            <w:tcW w:w="2998" w:type="dxa"/>
             <w:tcBorders>
               <w:top w:val="single" w:sz="4" w:space="0" w:color="CCCCCC"/>
               <w:start w:val="single" w:sz="4" w:space="0" w:color="CCCCCC"/>
@@ -1999,7 +1848,7 @@
         </w:tc>
         <w:tc>
           <w:tcPr>
-            <w:tcW w:w="1681" w:type="dxa"/>
+            <w:tcW w:w="1682" w:type="dxa"/>
             <w:tcBorders>
               <w:top w:val="single" w:sz="4" w:space="0" w:color="CCCCCC"/>
               <w:start w:val="single" w:sz="4" w:space="0" w:color="CCCCCC"/>
@@ -2032,7 +1881,7 @@
         </w:trPr>
         <w:tc>
           <w:tcPr>
-            <w:tcW w:w="2999" w:type="dxa"/>
+            <w:tcW w:w="2998" w:type="dxa"/>
             <w:tcBorders>
               <w:top w:val="single" w:sz="4" w:space="0" w:color="CCCCCC"/>
               <w:start w:val="single" w:sz="4" w:space="0" w:color="CCCCCC"/>
@@ -2090,7 +1939,7 @@
         </w:tc>
         <w:tc>
           <w:tcPr>
-            <w:tcW w:w="1681" w:type="dxa"/>
+            <w:tcW w:w="1682" w:type="dxa"/>
             <w:tcBorders>
               <w:top w:val="single" w:sz="4" w:space="0" w:color="CCCCCC"/>
               <w:start w:val="single" w:sz="4" w:space="0" w:color="CCCCCC"/>
@@ -2124,7 +1973,7 @@
         </w:trPr>
         <w:tc>
           <w:tcPr>
-            <w:tcW w:w="2999" w:type="dxa"/>
+            <w:tcW w:w="2998" w:type="dxa"/>
             <w:tcBorders>
               <w:top w:val="single" w:sz="4" w:space="0" w:color="CCCCCC"/>
               <w:start w:val="single" w:sz="4" w:space="0" w:color="CCCCCC"/>
@@ -2180,7 +2029,7 @@
         </w:tc>
         <w:tc>
           <w:tcPr>
-            <w:tcW w:w="1681" w:type="dxa"/>
+            <w:tcW w:w="1682" w:type="dxa"/>
             <w:tcBorders>
               <w:top w:val="single" w:sz="4" w:space="0" w:color="CCCCCC"/>
               <w:start w:val="single" w:sz="4" w:space="0" w:color="CCCCCC"/>
@@ -2213,7 +2062,7 @@
         </w:trPr>
         <w:tc>
           <w:tcPr>
-            <w:tcW w:w="2999" w:type="dxa"/>
+            <w:tcW w:w="2998" w:type="dxa"/>
             <w:tcBorders>
               <w:top w:val="single" w:sz="4" w:space="0" w:color="CCCCCC"/>
               <w:start w:val="single" w:sz="4" w:space="0" w:color="CCCCCC"/>
@@ -2271,7 +2120,7 @@
         </w:tc>
         <w:tc>
           <w:tcPr>
-            <w:tcW w:w="1681" w:type="dxa"/>
+            <w:tcW w:w="1682" w:type="dxa"/>
             <w:tcBorders>
               <w:top w:val="single" w:sz="4" w:space="0" w:color="CCCCCC"/>
               <w:start w:val="single" w:sz="4" w:space="0" w:color="CCCCCC"/>
@@ -2305,7 +2154,7 @@
         </w:trPr>
         <w:tc>
           <w:tcPr>
-            <w:tcW w:w="2999" w:type="dxa"/>
+            <w:tcW w:w="2998" w:type="dxa"/>
             <w:tcBorders>
               <w:top w:val="single" w:sz="4" w:space="0" w:color="CCCCCC"/>
               <w:start w:val="single" w:sz="4" w:space="0" w:color="CCCCCC"/>
@@ -2361,7 +2210,7 @@
         </w:tc>
         <w:tc>
           <w:tcPr>
-            <w:tcW w:w="1681" w:type="dxa"/>
+            <w:tcW w:w="1682" w:type="dxa"/>
             <w:tcBorders>
               <w:top w:val="single" w:sz="4" w:space="0" w:color="CCCCCC"/>
               <w:start w:val="single" w:sz="4" w:space="0" w:color="CCCCCC"/>
@@ -2394,7 +2243,7 @@
         </w:trPr>
         <w:tc>
           <w:tcPr>
-            <w:tcW w:w="2999" w:type="dxa"/>
+            <w:tcW w:w="2998" w:type="dxa"/>
             <w:tcBorders>
               <w:top w:val="single" w:sz="4" w:space="0" w:color="CCCCCC"/>
               <w:start w:val="single" w:sz="4" w:space="0" w:color="CCCCCC"/>
@@ -2452,7 +2301,7 @@
         </w:tc>
         <w:tc>
           <w:tcPr>
-            <w:tcW w:w="1681" w:type="dxa"/>
+            <w:tcW w:w="1682" w:type="dxa"/>
             <w:tcBorders>
               <w:top w:val="single" w:sz="4" w:space="0" w:color="CCCCCC"/>
               <w:start w:val="single" w:sz="4" w:space="0" w:color="CCCCCC"/>
@@ -2486,7 +2335,7 @@
         </w:trPr>
         <w:tc>
           <w:tcPr>
-            <w:tcW w:w="2999" w:type="dxa"/>
+            <w:tcW w:w="2998" w:type="dxa"/>
             <w:tcBorders>
               <w:top w:val="single" w:sz="4" w:space="0" w:color="CCCCCC"/>
               <w:start w:val="single" w:sz="4" w:space="0" w:color="CCCCCC"/>
@@ -2542,7 +2391,7 @@
         </w:tc>
         <w:tc>
           <w:tcPr>
-            <w:tcW w:w="1681" w:type="dxa"/>
+            <w:tcW w:w="1682" w:type="dxa"/>
             <w:tcBorders>
               <w:top w:val="single" w:sz="4" w:space="0" w:color="CCCCCC"/>
               <w:start w:val="single" w:sz="4" w:space="0" w:color="CCCCCC"/>
@@ -2717,7 +2566,7 @@
         <w:pStyle w:val="ListParagraph"/>
         <w:numPr>
           <w:ilvl w:val="0"/>
-          <w:numId w:val="12"/>
+          <w:numId w:val="14"/>
         </w:numPr>
         <w:spacing w:before="0" w:after="80"/>
         <w:rPr/>
@@ -2739,7 +2588,7 @@
         <w:pStyle w:val="ListParagraph"/>
         <w:numPr>
           <w:ilvl w:val="0"/>
-          <w:numId w:val="1"/>
+          <w:numId w:val="10"/>
         </w:numPr>
         <w:spacing w:before="0" w:after="80"/>
         <w:rPr/>
@@ -2761,7 +2610,7 @@
         <w:pStyle w:val="ListParagraph"/>
         <w:numPr>
           <w:ilvl w:val="0"/>
-          <w:numId w:val="1"/>
+          <w:numId w:val="10"/>
         </w:numPr>
         <w:spacing w:before="0" w:after="80"/>
         <w:rPr/>
@@ -2815,7 +2664,7 @@
         <w:pStyle w:val="ListParagraph"/>
         <w:numPr>
           <w:ilvl w:val="0"/>
-          <w:numId w:val="1"/>
+          <w:numId w:val="10"/>
         </w:numPr>
         <w:spacing w:before="0" w:after="80"/>
         <w:rPr/>
@@ -2837,7 +2686,7 @@
         <w:pStyle w:val="ListParagraph"/>
         <w:numPr>
           <w:ilvl w:val="0"/>
-          <w:numId w:val="1"/>
+          <w:numId w:val="10"/>
         </w:numPr>
         <w:spacing w:before="0" w:after="80"/>
         <w:rPr/>
@@ -2859,7 +2708,7 @@
         <w:pStyle w:val="ListParagraph"/>
         <w:numPr>
           <w:ilvl w:val="0"/>
-          <w:numId w:val="1"/>
+          <w:numId w:val="10"/>
         </w:numPr>
         <w:spacing w:before="0" w:after="80"/>
         <w:rPr/>
@@ -2881,7 +2730,7 @@
         <w:pStyle w:val="ListParagraph"/>
         <w:numPr>
           <w:ilvl w:val="0"/>
-          <w:numId w:val="1"/>
+          <w:numId w:val="10"/>
         </w:numPr>
         <w:spacing w:before="0" w:after="80"/>
         <w:rPr/>
@@ -2925,9 +2774,9 @@
       <w:tblGrid>
         <w:gridCol w:w="1900"/>
         <w:gridCol w:w="1800"/>
-        <w:gridCol w:w="2299"/>
+        <w:gridCol w:w="2298"/>
         <w:gridCol w:w="2400"/>
-        <w:gridCol w:w="1681"/>
+        <w:gridCol w:w="1682"/>
       </w:tblGrid>
       <w:tr>
         <w:trPr>
@@ -2992,7 +2841,7 @@
         </w:tc>
         <w:tc>
           <w:tcPr>
-            <w:tcW w:w="2299" w:type="dxa"/>
+            <w:tcW w:w="2298" w:type="dxa"/>
             <w:tcBorders>
               <w:top w:val="single" w:sz="4" w:space="0" w:color="CCCCCC"/>
               <w:start w:val="single" w:sz="4" w:space="0" w:color="CCCCCC"/>
@@ -3048,7 +2897,7 @@
         </w:tc>
         <w:tc>
           <w:tcPr>
-            <w:tcW w:w="1681" w:type="dxa"/>
+            <w:tcW w:w="1682" w:type="dxa"/>
             <w:tcBorders>
               <w:top w:val="single" w:sz="4" w:space="0" w:color="CCCCCC"/>
               <w:start w:val="single" w:sz="4" w:space="0" w:color="CCCCCC"/>
@@ -3137,7 +2986,7 @@
         </w:tc>
         <w:tc>
           <w:tcPr>
-            <w:tcW w:w="2299" w:type="dxa"/>
+            <w:tcW w:w="2298" w:type="dxa"/>
             <w:tcBorders>
               <w:top w:val="single" w:sz="4" w:space="0" w:color="CCCCCC"/>
               <w:start w:val="single" w:sz="4" w:space="0" w:color="CCCCCC"/>
@@ -3193,7 +3042,7 @@
         </w:tc>
         <w:tc>
           <w:tcPr>
-            <w:tcW w:w="1681" w:type="dxa"/>
+            <w:tcW w:w="1682" w:type="dxa"/>
             <w:tcBorders>
               <w:top w:val="single" w:sz="4" w:space="0" w:color="CCCCCC"/>
               <w:start w:val="single" w:sz="4" w:space="0" w:color="CCCCCC"/>
@@ -3291,7 +3140,7 @@
         </w:tc>
         <w:tc>
           <w:tcPr>
-            <w:tcW w:w="2299" w:type="dxa"/>
+            <w:tcW w:w="2298" w:type="dxa"/>
             <w:tcBorders>
               <w:top w:val="single" w:sz="4" w:space="0" w:color="CCCCCC"/>
               <w:start w:val="single" w:sz="4" w:space="0" w:color="CCCCCC"/>
@@ -3349,7 +3198,7 @@
         </w:tc>
         <w:tc>
           <w:tcPr>
-            <w:tcW w:w="1681" w:type="dxa"/>
+            <w:tcW w:w="1682" w:type="dxa"/>
             <w:tcBorders>
               <w:top w:val="single" w:sz="4" w:space="0" w:color="CCCCCC"/>
               <w:start w:val="single" w:sz="4" w:space="0" w:color="CCCCCC"/>
@@ -3446,7 +3295,7 @@
         </w:tc>
         <w:tc>
           <w:tcPr>
-            <w:tcW w:w="2299" w:type="dxa"/>
+            <w:tcW w:w="2298" w:type="dxa"/>
             <w:tcBorders>
               <w:top w:val="single" w:sz="4" w:space="0" w:color="CCCCCC"/>
               <w:start w:val="single" w:sz="4" w:space="0" w:color="CCCCCC"/>
@@ -3502,7 +3351,7 @@
         </w:tc>
         <w:tc>
           <w:tcPr>
-            <w:tcW w:w="1681" w:type="dxa"/>
+            <w:tcW w:w="1682" w:type="dxa"/>
             <w:tcBorders>
               <w:top w:val="single" w:sz="4" w:space="0" w:color="CCCCCC"/>
               <w:start w:val="single" w:sz="4" w:space="0" w:color="CCCCCC"/>
@@ -3593,7 +3442,7 @@
         </w:tc>
         <w:tc>
           <w:tcPr>
-            <w:tcW w:w="2299" w:type="dxa"/>
+            <w:tcW w:w="2298" w:type="dxa"/>
             <w:tcBorders>
               <w:top w:val="single" w:sz="4" w:space="0" w:color="CCCCCC"/>
               <w:start w:val="single" w:sz="4" w:space="0" w:color="CCCCCC"/>
@@ -3651,7 +3500,7 @@
         </w:tc>
         <w:tc>
           <w:tcPr>
-            <w:tcW w:w="1681" w:type="dxa"/>
+            <w:tcW w:w="1682" w:type="dxa"/>
             <w:tcBorders>
               <w:top w:val="single" w:sz="4" w:space="0" w:color="CCCCCC"/>
               <w:start w:val="single" w:sz="4" w:space="0" w:color="CCCCCC"/>
@@ -3741,7 +3590,7 @@
         </w:tc>
         <w:tc>
           <w:tcPr>
-            <w:tcW w:w="2299" w:type="dxa"/>
+            <w:tcW w:w="2298" w:type="dxa"/>
             <w:tcBorders>
               <w:top w:val="single" w:sz="4" w:space="0" w:color="CCCCCC"/>
               <w:start w:val="single" w:sz="4" w:space="0" w:color="CCCCCC"/>
@@ -3797,7 +3646,7 @@
         </w:tc>
         <w:tc>
           <w:tcPr>
-            <w:tcW w:w="1681" w:type="dxa"/>
+            <w:tcW w:w="1682" w:type="dxa"/>
             <w:tcBorders>
               <w:top w:val="single" w:sz="4" w:space="0" w:color="CCCCCC"/>
               <w:start w:val="single" w:sz="4" w:space="0" w:color="CCCCCC"/>
@@ -3850,7 +3699,7 @@
         <w:pStyle w:val="ListParagraph"/>
         <w:numPr>
           <w:ilvl w:val="0"/>
-          <w:numId w:val="13"/>
+          <w:numId w:val="15"/>
         </w:numPr>
         <w:spacing w:before="0" w:after="80"/>
         <w:rPr/>
@@ -3865,7 +3714,7 @@
         <w:pStyle w:val="ListParagraph"/>
         <w:numPr>
           <w:ilvl w:val="0"/>
-          <w:numId w:val="2"/>
+          <w:numId w:val="11"/>
         </w:numPr>
         <w:spacing w:before="0" w:after="80"/>
         <w:rPr/>
@@ -3880,7 +3729,7 @@
         <w:pStyle w:val="ListParagraph"/>
         <w:numPr>
           <w:ilvl w:val="0"/>
-          <w:numId w:val="2"/>
+          <w:numId w:val="11"/>
         </w:numPr>
         <w:spacing w:before="0" w:after="80"/>
         <w:rPr/>
@@ -3895,7 +3744,7 @@
         <w:pStyle w:val="ListParagraph"/>
         <w:numPr>
           <w:ilvl w:val="0"/>
-          <w:numId w:val="2"/>
+          <w:numId w:val="11"/>
         </w:numPr>
         <w:spacing w:before="0" w:after="80"/>
         <w:rPr/>
@@ -4009,7 +3858,7 @@
         <w:pStyle w:val="ListParagraph"/>
         <w:numPr>
           <w:ilvl w:val="0"/>
-          <w:numId w:val="1"/>
+          <w:numId w:val="10"/>
         </w:numPr>
         <w:spacing w:before="0" w:after="80"/>
         <w:rPr/>
@@ -4031,7 +3880,7 @@
         <w:pStyle w:val="ListParagraph"/>
         <w:numPr>
           <w:ilvl w:val="0"/>
-          <w:numId w:val="1"/>
+          <w:numId w:val="10"/>
         </w:numPr>
         <w:spacing w:before="0" w:after="80"/>
         <w:rPr/>
@@ -4053,7 +3902,7 @@
         <w:pStyle w:val="ListParagraph"/>
         <w:numPr>
           <w:ilvl w:val="0"/>
-          <w:numId w:val="1"/>
+          <w:numId w:val="10"/>
         </w:numPr>
         <w:spacing w:before="0" w:after="80"/>
         <w:rPr/>
@@ -4085,7 +3934,7 @@
         <w:pStyle w:val="ListParagraph"/>
         <w:numPr>
           <w:ilvl w:val="0"/>
-          <w:numId w:val="1"/>
+          <w:numId w:val="10"/>
         </w:numPr>
         <w:spacing w:before="0" w:after="80"/>
         <w:rPr/>
@@ -4100,7 +3949,7 @@
         <w:pStyle w:val="ListParagraph"/>
         <w:numPr>
           <w:ilvl w:val="0"/>
-          <w:numId w:val="1"/>
+          <w:numId w:val="10"/>
         </w:numPr>
         <w:spacing w:before="0" w:after="80"/>
         <w:rPr/>
@@ -4115,7 +3964,7 @@
         <w:pStyle w:val="ListParagraph"/>
         <w:numPr>
           <w:ilvl w:val="0"/>
-          <w:numId w:val="1"/>
+          <w:numId w:val="10"/>
         </w:numPr>
         <w:spacing w:before="0" w:after="80"/>
         <w:rPr/>
@@ -4130,7 +3979,7 @@
         <w:pStyle w:val="ListParagraph"/>
         <w:numPr>
           <w:ilvl w:val="0"/>
-          <w:numId w:val="1"/>
+          <w:numId w:val="10"/>
         </w:numPr>
         <w:spacing w:before="0" w:after="80"/>
         <w:rPr/>
@@ -4145,7 +3994,7 @@
         <w:pStyle w:val="ListParagraph"/>
         <w:numPr>
           <w:ilvl w:val="0"/>
-          <w:numId w:val="1"/>
+          <w:numId w:val="10"/>
         </w:numPr>
         <w:spacing w:before="0" w:after="80"/>
         <w:rPr/>
@@ -4160,7 +4009,7 @@
         <w:pStyle w:val="ListParagraph"/>
         <w:numPr>
           <w:ilvl w:val="0"/>
-          <w:numId w:val="1"/>
+          <w:numId w:val="10"/>
         </w:numPr>
         <w:spacing w:before="0" w:after="80"/>
         <w:rPr/>
@@ -4175,7 +4024,7 @@
         <w:pStyle w:val="ListParagraph"/>
         <w:numPr>
           <w:ilvl w:val="0"/>
-          <w:numId w:val="1"/>
+          <w:numId w:val="10"/>
         </w:numPr>
         <w:spacing w:before="0" w:after="80"/>
         <w:rPr/>
@@ -4374,7 +4223,7 @@
         <w:pStyle w:val="ListParagraph"/>
         <w:numPr>
           <w:ilvl w:val="0"/>
-          <w:numId w:val="1"/>
+          <w:numId w:val="10"/>
         </w:numPr>
         <w:spacing w:before="0" w:after="80"/>
         <w:rPr/>
@@ -4389,7 +4238,7 @@
         <w:pStyle w:val="ListParagraph"/>
         <w:numPr>
           <w:ilvl w:val="0"/>
-          <w:numId w:val="1"/>
+          <w:numId w:val="10"/>
         </w:numPr>
         <w:spacing w:before="0" w:after="80"/>
         <w:rPr/>
@@ -4404,7 +4253,7 @@
         <w:pStyle w:val="ListParagraph"/>
         <w:numPr>
           <w:ilvl w:val="0"/>
-          <w:numId w:val="1"/>
+          <w:numId w:val="10"/>
         </w:numPr>
         <w:spacing w:before="0" w:after="80"/>
         <w:rPr/>
@@ -4419,7 +4268,7 @@
         <w:pStyle w:val="ListParagraph"/>
         <w:numPr>
           <w:ilvl w:val="0"/>
-          <w:numId w:val="1"/>
+          <w:numId w:val="10"/>
         </w:numPr>
         <w:spacing w:before="0" w:after="80"/>
         <w:rPr/>
@@ -4498,7 +4347,7 @@
         <w:pStyle w:val="ListParagraph"/>
         <w:numPr>
           <w:ilvl w:val="0"/>
-          <w:numId w:val="1"/>
+          <w:numId w:val="10"/>
         </w:numPr>
         <w:spacing w:before="0" w:after="80"/>
         <w:rPr/>
@@ -4520,7 +4369,7 @@
         <w:pStyle w:val="ListParagraph"/>
         <w:numPr>
           <w:ilvl w:val="0"/>
-          <w:numId w:val="1"/>
+          <w:numId w:val="10"/>
         </w:numPr>
         <w:spacing w:before="0" w:after="80"/>
         <w:rPr/>
@@ -4552,7 +4401,7 @@
         <w:pStyle w:val="ListParagraph"/>
         <w:numPr>
           <w:ilvl w:val="0"/>
-          <w:numId w:val="1"/>
+          <w:numId w:val="10"/>
         </w:numPr>
         <w:spacing w:before="0" w:after="80"/>
         <w:rPr/>
@@ -4567,7 +4416,7 @@
         <w:pStyle w:val="ListParagraph"/>
         <w:numPr>
           <w:ilvl w:val="0"/>
-          <w:numId w:val="1"/>
+          <w:numId w:val="10"/>
         </w:numPr>
         <w:spacing w:before="0" w:after="80"/>
         <w:rPr/>
@@ -4582,7 +4431,7 @@
         <w:pStyle w:val="ListParagraph"/>
         <w:numPr>
           <w:ilvl w:val="0"/>
-          <w:numId w:val="1"/>
+          <w:numId w:val="10"/>
         </w:numPr>
         <w:spacing w:before="0" w:after="80"/>
         <w:rPr/>
@@ -4597,7 +4446,7 @@
         <w:pStyle w:val="ListParagraph"/>
         <w:numPr>
           <w:ilvl w:val="0"/>
-          <w:numId w:val="1"/>
+          <w:numId w:val="10"/>
         </w:numPr>
         <w:spacing w:before="0" w:after="80"/>
         <w:rPr/>
@@ -4644,7 +4493,7 @@
         <w:pStyle w:val="ListParagraph"/>
         <w:numPr>
           <w:ilvl w:val="0"/>
-          <w:numId w:val="1"/>
+          <w:numId w:val="10"/>
         </w:numPr>
         <w:spacing w:before="0" w:after="80"/>
         <w:rPr/>
@@ -4659,7 +4508,7 @@
         <w:pStyle w:val="ListParagraph"/>
         <w:numPr>
           <w:ilvl w:val="0"/>
-          <w:numId w:val="1"/>
+          <w:numId w:val="10"/>
         </w:numPr>
         <w:spacing w:before="0" w:after="80"/>
         <w:rPr/>
@@ -4674,7 +4523,7 @@
         <w:pStyle w:val="ListParagraph"/>
         <w:numPr>
           <w:ilvl w:val="0"/>
-          <w:numId w:val="1"/>
+          <w:numId w:val="10"/>
         </w:numPr>
         <w:spacing w:before="0" w:after="80"/>
         <w:rPr/>
@@ -4689,7 +4538,7 @@
         <w:pStyle w:val="ListParagraph"/>
         <w:numPr>
           <w:ilvl w:val="0"/>
-          <w:numId w:val="1"/>
+          <w:numId w:val="10"/>
         </w:numPr>
         <w:spacing w:before="0" w:after="80"/>
         <w:rPr/>
@@ -4704,7 +4553,7 @@
         <w:pStyle w:val="ListParagraph"/>
         <w:numPr>
           <w:ilvl w:val="0"/>
-          <w:numId w:val="1"/>
+          <w:numId w:val="10"/>
         </w:numPr>
         <w:spacing w:before="0" w:after="80"/>
         <w:rPr/>
@@ -4719,7 +4568,7 @@
         <w:pStyle w:val="ListParagraph"/>
         <w:numPr>
           <w:ilvl w:val="0"/>
-          <w:numId w:val="1"/>
+          <w:numId w:val="10"/>
         </w:numPr>
         <w:spacing w:before="0" w:after="80"/>
         <w:rPr/>
@@ -4734,7 +4583,7 @@
         <w:pStyle w:val="ListParagraph"/>
         <w:numPr>
           <w:ilvl w:val="0"/>
-          <w:numId w:val="1"/>
+          <w:numId w:val="10"/>
         </w:numPr>
         <w:spacing w:before="0" w:after="80"/>
         <w:rPr/>
@@ -4759,7 +4608,7 @@
         <w:pStyle w:val="ListParagraph"/>
         <w:numPr>
           <w:ilvl w:val="0"/>
-          <w:numId w:val="1"/>
+          <w:numId w:val="10"/>
         </w:numPr>
         <w:spacing w:before="0" w:after="80"/>
         <w:rPr/>
@@ -4774,7 +4623,7 @@
         <w:pStyle w:val="ListParagraph"/>
         <w:numPr>
           <w:ilvl w:val="0"/>
-          <w:numId w:val="1"/>
+          <w:numId w:val="10"/>
         </w:numPr>
         <w:spacing w:before="0" w:after="80"/>
         <w:rPr/>
@@ -4789,7 +4638,7 @@
         <w:pStyle w:val="ListParagraph"/>
         <w:numPr>
           <w:ilvl w:val="0"/>
-          <w:numId w:val="1"/>
+          <w:numId w:val="10"/>
         </w:numPr>
         <w:spacing w:before="0" w:after="80"/>
         <w:rPr/>
@@ -4804,7 +4653,7 @@
         <w:pStyle w:val="ListParagraph"/>
         <w:numPr>
           <w:ilvl w:val="0"/>
-          <w:numId w:val="1"/>
+          <w:numId w:val="10"/>
         </w:numPr>
         <w:spacing w:before="0" w:after="80"/>
         <w:rPr/>
@@ -4840,8 +4689,8 @@
       </w:tblPr>
       <w:tblGrid>
         <w:gridCol w:w="800"/>
-        <w:gridCol w:w="5439"/>
-        <w:gridCol w:w="3841"/>
+        <w:gridCol w:w="5438"/>
+        <w:gridCol w:w="3842"/>
       </w:tblGrid>
       <w:tr>
         <w:trPr>
@@ -4878,7 +4727,7 @@
         </w:tc>
         <w:tc>
           <w:tcPr>
-            <w:tcW w:w="5439" w:type="dxa"/>
+            <w:tcW w:w="5438" w:type="dxa"/>
             <w:tcBorders>
               <w:top w:val="single" w:sz="4" w:space="0" w:color="CCCCCC"/>
               <w:start w:val="single" w:sz="4" w:space="0" w:color="CCCCCC"/>
@@ -4906,7 +4755,7 @@
         </w:tc>
         <w:tc>
           <w:tcPr>
-            <w:tcW w:w="3841" w:type="dxa"/>
+            <w:tcW w:w="3842" w:type="dxa"/>
             <w:tcBorders>
               <w:top w:val="single" w:sz="4" w:space="0" w:color="CCCCCC"/>
               <w:start w:val="single" w:sz="4" w:space="0" w:color="CCCCCC"/>
@@ -4967,7 +4816,7 @@
         </w:tc>
         <w:tc>
           <w:tcPr>
-            <w:tcW w:w="5439" w:type="dxa"/>
+            <w:tcW w:w="5438" w:type="dxa"/>
             <w:tcBorders>
               <w:top w:val="single" w:sz="4" w:space="0" w:color="CCCCCC"/>
               <w:start w:val="single" w:sz="4" w:space="0" w:color="CCCCCC"/>
@@ -4995,7 +4844,7 @@
         </w:tc>
         <w:tc>
           <w:tcPr>
-            <w:tcW w:w="3841" w:type="dxa"/>
+            <w:tcW w:w="3842" w:type="dxa"/>
             <w:tcBorders>
               <w:top w:val="single" w:sz="4" w:space="0" w:color="CCCCCC"/>
               <w:start w:val="single" w:sz="4" w:space="0" w:color="CCCCCC"/>
@@ -5057,7 +4906,7 @@
         </w:tc>
         <w:tc>
           <w:tcPr>
-            <w:tcW w:w="5439" w:type="dxa"/>
+            <w:tcW w:w="5438" w:type="dxa"/>
             <w:tcBorders>
               <w:top w:val="single" w:sz="4" w:space="0" w:color="CCCCCC"/>
               <w:start w:val="single" w:sz="4" w:space="0" w:color="CCCCCC"/>
@@ -5086,7 +4935,7 @@
         </w:tc>
         <w:tc>
           <w:tcPr>
-            <w:tcW w:w="3841" w:type="dxa"/>
+            <w:tcW w:w="3842" w:type="dxa"/>
             <w:tcBorders>
               <w:top w:val="single" w:sz="4" w:space="0" w:color="CCCCCC"/>
               <w:start w:val="single" w:sz="4" w:space="0" w:color="CCCCCC"/>
@@ -5148,7 +4997,7 @@
         </w:tc>
         <w:tc>
           <w:tcPr>
-            <w:tcW w:w="5439" w:type="dxa"/>
+            <w:tcW w:w="5438" w:type="dxa"/>
             <w:tcBorders>
               <w:top w:val="single" w:sz="4" w:space="0" w:color="CCCCCC"/>
               <w:start w:val="single" w:sz="4" w:space="0" w:color="CCCCCC"/>
@@ -5176,7 +5025,7 @@
         </w:tc>
         <w:tc>
           <w:tcPr>
-            <w:tcW w:w="3841" w:type="dxa"/>
+            <w:tcW w:w="3842" w:type="dxa"/>
             <w:tcBorders>
               <w:top w:val="single" w:sz="4" w:space="0" w:color="CCCCCC"/>
               <w:start w:val="single" w:sz="4" w:space="0" w:color="CCCCCC"/>
@@ -5238,7 +5087,7 @@
         </w:tc>
         <w:tc>
           <w:tcPr>
-            <w:tcW w:w="5439" w:type="dxa"/>
+            <w:tcW w:w="5438" w:type="dxa"/>
             <w:tcBorders>
               <w:top w:val="single" w:sz="4" w:space="0" w:color="CCCCCC"/>
               <w:start w:val="single" w:sz="4" w:space="0" w:color="CCCCCC"/>
@@ -5267,7 +5116,7 @@
         </w:tc>
         <w:tc>
           <w:tcPr>
-            <w:tcW w:w="3841" w:type="dxa"/>
+            <w:tcW w:w="3842" w:type="dxa"/>
             <w:tcBorders>
               <w:top w:val="single" w:sz="4" w:space="0" w:color="CCCCCC"/>
               <w:start w:val="single" w:sz="4" w:space="0" w:color="CCCCCC"/>
@@ -5329,7 +5178,7 @@
         </w:tc>
         <w:tc>
           <w:tcPr>
-            <w:tcW w:w="5439" w:type="dxa"/>
+            <w:tcW w:w="5438" w:type="dxa"/>
             <w:tcBorders>
               <w:top w:val="single" w:sz="4" w:space="0" w:color="CCCCCC"/>
               <w:start w:val="single" w:sz="4" w:space="0" w:color="CCCCCC"/>
@@ -5357,7 +5206,7 @@
         </w:tc>
         <w:tc>
           <w:tcPr>
-            <w:tcW w:w="3841" w:type="dxa"/>
+            <w:tcW w:w="3842" w:type="dxa"/>
             <w:tcBorders>
               <w:top w:val="single" w:sz="4" w:space="0" w:color="CCCCCC"/>
               <w:start w:val="single" w:sz="4" w:space="0" w:color="CCCCCC"/>
@@ -5419,7 +5268,7 @@
         </w:tc>
         <w:tc>
           <w:tcPr>
-            <w:tcW w:w="5439" w:type="dxa"/>
+            <w:tcW w:w="5438" w:type="dxa"/>
             <w:tcBorders>
               <w:top w:val="single" w:sz="4" w:space="0" w:color="CCCCCC"/>
               <w:start w:val="single" w:sz="4" w:space="0" w:color="CCCCCC"/>
@@ -5448,7 +5297,7 @@
         </w:tc>
         <w:tc>
           <w:tcPr>
-            <w:tcW w:w="3841" w:type="dxa"/>
+            <w:tcW w:w="3842" w:type="dxa"/>
             <w:tcBorders>
               <w:top w:val="single" w:sz="4" w:space="0" w:color="CCCCCC"/>
               <w:start w:val="single" w:sz="4" w:space="0" w:color="CCCCCC"/>
@@ -5510,7 +5359,7 @@
         </w:tc>
         <w:tc>
           <w:tcPr>
-            <w:tcW w:w="5439" w:type="dxa"/>
+            <w:tcW w:w="5438" w:type="dxa"/>
             <w:tcBorders>
               <w:top w:val="single" w:sz="4" w:space="0" w:color="CCCCCC"/>
               <w:start w:val="single" w:sz="4" w:space="0" w:color="CCCCCC"/>
@@ -5538,7 +5387,7 @@
         </w:tc>
         <w:tc>
           <w:tcPr>
-            <w:tcW w:w="3841" w:type="dxa"/>
+            <w:tcW w:w="3842" w:type="dxa"/>
             <w:tcBorders>
               <w:top w:val="single" w:sz="4" w:space="0" w:color="CCCCCC"/>
               <w:start w:val="single" w:sz="4" w:space="0" w:color="CCCCCC"/>
@@ -5600,7 +5449,7 @@
         </w:tc>
         <w:tc>
           <w:tcPr>
-            <w:tcW w:w="5439" w:type="dxa"/>
+            <w:tcW w:w="5438" w:type="dxa"/>
             <w:tcBorders>
               <w:top w:val="single" w:sz="4" w:space="0" w:color="CCCCCC"/>
               <w:start w:val="single" w:sz="4" w:space="0" w:color="CCCCCC"/>
@@ -5629,7 +5478,7 @@
         </w:tc>
         <w:tc>
           <w:tcPr>
-            <w:tcW w:w="3841" w:type="dxa"/>
+            <w:tcW w:w="3842" w:type="dxa"/>
             <w:tcBorders>
               <w:top w:val="single" w:sz="4" w:space="0" w:color="CCCCCC"/>
               <w:start w:val="single" w:sz="4" w:space="0" w:color="CCCCCC"/>
@@ -5696,8 +5545,8 @@
       </w:tblPr>
       <w:tblGrid>
         <w:gridCol w:w="2800"/>
-        <w:gridCol w:w="4879"/>
-        <w:gridCol w:w="2401"/>
+        <w:gridCol w:w="4878"/>
+        <w:gridCol w:w="2402"/>
       </w:tblGrid>
       <w:tr>
         <w:trPr>
@@ -5734,7 +5583,7 @@
         </w:tc>
         <w:tc>
           <w:tcPr>
-            <w:tcW w:w="4879" w:type="dxa"/>
+            <w:tcW w:w="4878" w:type="dxa"/>
             <w:tcBorders>
               <w:top w:val="single" w:sz="4" w:space="0" w:color="CCCCCC"/>
               <w:start w:val="single" w:sz="4" w:space="0" w:color="CCCCCC"/>
@@ -5762,7 +5611,7 @@
         </w:tc>
         <w:tc>
           <w:tcPr>
-            <w:tcW w:w="2401" w:type="dxa"/>
+            <w:tcW w:w="2402" w:type="dxa"/>
             <w:tcBorders>
               <w:top w:val="single" w:sz="4" w:space="0" w:color="CCCCCC"/>
               <w:start w:val="single" w:sz="4" w:space="0" w:color="CCCCCC"/>
@@ -5823,7 +5672,7 @@
         </w:tc>
         <w:tc>
           <w:tcPr>
-            <w:tcW w:w="4879" w:type="dxa"/>
+            <w:tcW w:w="4878" w:type="dxa"/>
             <w:tcBorders>
               <w:top w:val="single" w:sz="4" w:space="0" w:color="CCCCCC"/>
               <w:start w:val="single" w:sz="4" w:space="0" w:color="CCCCCC"/>
@@ -5851,7 +5700,7 @@
         </w:tc>
         <w:tc>
           <w:tcPr>
-            <w:tcW w:w="2401" w:type="dxa"/>
+            <w:tcW w:w="2402" w:type="dxa"/>
             <w:tcBorders>
               <w:top w:val="single" w:sz="4" w:space="0" w:color="CCCCCC"/>
               <w:start w:val="single" w:sz="4" w:space="0" w:color="CCCCCC"/>
@@ -5913,7 +5762,7 @@
         </w:tc>
         <w:tc>
           <w:tcPr>
-            <w:tcW w:w="4879" w:type="dxa"/>
+            <w:tcW w:w="4878" w:type="dxa"/>
             <w:tcBorders>
               <w:top w:val="single" w:sz="4" w:space="0" w:color="CCCCCC"/>
               <w:start w:val="single" w:sz="4" w:space="0" w:color="CCCCCC"/>
@@ -5942,7 +5791,7 @@
         </w:tc>
         <w:tc>
           <w:tcPr>
-            <w:tcW w:w="2401" w:type="dxa"/>
+            <w:tcW w:w="2402" w:type="dxa"/>
             <w:tcBorders>
               <w:top w:val="single" w:sz="4" w:space="0" w:color="CCCCCC"/>
               <w:start w:val="single" w:sz="4" w:space="0" w:color="CCCCCC"/>
@@ -6004,7 +5853,7 @@
         </w:tc>
         <w:tc>
           <w:tcPr>
-            <w:tcW w:w="4879" w:type="dxa"/>
+            <w:tcW w:w="4878" w:type="dxa"/>
             <w:tcBorders>
               <w:top w:val="single" w:sz="4" w:space="0" w:color="CCCCCC"/>
               <w:start w:val="single" w:sz="4" w:space="0" w:color="CCCCCC"/>
@@ -6032,7 +5881,7 @@
         </w:tc>
         <w:tc>
           <w:tcPr>
-            <w:tcW w:w="2401" w:type="dxa"/>
+            <w:tcW w:w="2402" w:type="dxa"/>
             <w:tcBorders>
               <w:top w:val="single" w:sz="4" w:space="0" w:color="CCCCCC"/>
               <w:start w:val="single" w:sz="4" w:space="0" w:color="CCCCCC"/>
@@ -6094,7 +5943,7 @@
         </w:tc>
         <w:tc>
           <w:tcPr>
-            <w:tcW w:w="4879" w:type="dxa"/>
+            <w:tcW w:w="4878" w:type="dxa"/>
             <w:tcBorders>
               <w:top w:val="single" w:sz="4" w:space="0" w:color="CCCCCC"/>
               <w:start w:val="single" w:sz="4" w:space="0" w:color="CCCCCC"/>
@@ -6123,7 +5972,7 @@
         </w:tc>
         <w:tc>
           <w:tcPr>
-            <w:tcW w:w="2401" w:type="dxa"/>
+            <w:tcW w:w="2402" w:type="dxa"/>
             <w:tcBorders>
               <w:top w:val="single" w:sz="4" w:space="0" w:color="CCCCCC"/>
               <w:start w:val="single" w:sz="4" w:space="0" w:color="CCCCCC"/>
@@ -6198,7 +6047,7 @@
         <w:pStyle w:val="ListParagraph"/>
         <w:numPr>
           <w:ilvl w:val="0"/>
-          <w:numId w:val="1"/>
+          <w:numId w:val="10"/>
         </w:numPr>
         <w:spacing w:before="0" w:after="80"/>
         <w:rPr/>
@@ -6213,7 +6062,7 @@
         <w:pStyle w:val="ListParagraph"/>
         <w:numPr>
           <w:ilvl w:val="0"/>
-          <w:numId w:val="1"/>
+          <w:numId w:val="10"/>
         </w:numPr>
         <w:spacing w:before="0" w:after="80"/>
         <w:rPr/>
@@ -6228,7 +6077,7 @@
         <w:pStyle w:val="ListParagraph"/>
         <w:numPr>
           <w:ilvl w:val="0"/>
-          <w:numId w:val="1"/>
+          <w:numId w:val="10"/>
         </w:numPr>
         <w:spacing w:before="0" w:after="80"/>
         <w:rPr/>
@@ -6275,8 +6124,8 @@
         <w:tblLook w:noHBand="0" w:lastColumn="0" w:firstColumn="1" w:lastRow="0" w:firstRow="1" w:noVBand="1" w:val="04a0"/>
       </w:tblPr>
       <w:tblGrid>
-        <w:gridCol w:w="2599"/>
-        <w:gridCol w:w="5481"/>
+        <w:gridCol w:w="2598"/>
+        <w:gridCol w:w="5482"/>
         <w:gridCol w:w="2000"/>
       </w:tblGrid>
       <w:tr>
@@ -6286,7 +6135,7 @@
         </w:trPr>
         <w:tc>
           <w:tcPr>
-            <w:tcW w:w="2599" w:type="dxa"/>
+            <w:tcW w:w="2598" w:type="dxa"/>
             <w:tcBorders>
               <w:top w:val="single" w:sz="4" w:space="0" w:color="CCCCCC"/>
               <w:start w:val="single" w:sz="4" w:space="0" w:color="CCCCCC"/>
@@ -6314,7 +6163,7 @@
         </w:tc>
         <w:tc>
           <w:tcPr>
-            <w:tcW w:w="5481" w:type="dxa"/>
+            <w:tcW w:w="5482" w:type="dxa"/>
             <w:tcBorders>
               <w:top w:val="single" w:sz="4" w:space="0" w:color="CCCCCC"/>
               <w:start w:val="single" w:sz="4" w:space="0" w:color="CCCCCC"/>
@@ -6375,7 +6224,7 @@
         </w:trPr>
         <w:tc>
           <w:tcPr>
-            <w:tcW w:w="2599" w:type="dxa"/>
+            <w:tcW w:w="2598" w:type="dxa"/>
             <w:tcBorders>
               <w:top w:val="single" w:sz="4" w:space="0" w:color="CCCCCC"/>
               <w:start w:val="single" w:sz="4" w:space="0" w:color="CCCCCC"/>
@@ -6403,7 +6252,7 @@
         </w:tc>
         <w:tc>
           <w:tcPr>
-            <w:tcW w:w="5481" w:type="dxa"/>
+            <w:tcW w:w="5482" w:type="dxa"/>
             <w:tcBorders>
               <w:top w:val="single" w:sz="4" w:space="0" w:color="CCCCCC"/>
               <w:start w:val="single" w:sz="4" w:space="0" w:color="CCCCCC"/>
@@ -6471,7 +6320,7 @@
         </w:trPr>
         <w:tc>
           <w:tcPr>
-            <w:tcW w:w="2599" w:type="dxa"/>
+            <w:tcW w:w="2598" w:type="dxa"/>
             <w:tcBorders>
               <w:top w:val="single" w:sz="4" w:space="0" w:color="CCCCCC"/>
               <w:start w:val="single" w:sz="4" w:space="0" w:color="CCCCCC"/>
@@ -6500,7 +6349,7 @@
         </w:tc>
         <w:tc>
           <w:tcPr>
-            <w:tcW w:w="5481" w:type="dxa"/>
+            <w:tcW w:w="5482" w:type="dxa"/>
             <w:tcBorders>
               <w:top w:val="single" w:sz="4" w:space="0" w:color="CCCCCC"/>
               <w:start w:val="single" w:sz="4" w:space="0" w:color="CCCCCC"/>
@@ -6570,7 +6419,7 @@
         </w:trPr>
         <w:tc>
           <w:tcPr>
-            <w:tcW w:w="2599" w:type="dxa"/>
+            <w:tcW w:w="2598" w:type="dxa"/>
             <w:tcBorders>
               <w:top w:val="single" w:sz="4" w:space="0" w:color="CCCCCC"/>
               <w:start w:val="single" w:sz="4" w:space="0" w:color="CCCCCC"/>
@@ -6598,7 +6447,7 @@
         </w:tc>
         <w:tc>
           <w:tcPr>
-            <w:tcW w:w="5481" w:type="dxa"/>
+            <w:tcW w:w="5482" w:type="dxa"/>
             <w:tcBorders>
               <w:top w:val="single" w:sz="4" w:space="0" w:color="CCCCCC"/>
               <w:start w:val="single" w:sz="4" w:space="0" w:color="CCCCCC"/>
@@ -6659,7 +6508,7 @@
         </w:trPr>
         <w:tc>
           <w:tcPr>
-            <w:tcW w:w="2599" w:type="dxa"/>
+            <w:tcW w:w="2598" w:type="dxa"/>
             <w:tcBorders>
               <w:top w:val="single" w:sz="4" w:space="0" w:color="CCCCCC"/>
               <w:start w:val="single" w:sz="4" w:space="0" w:color="CCCCCC"/>
@@ -6688,7 +6537,7 @@
         </w:tc>
         <w:tc>
           <w:tcPr>
-            <w:tcW w:w="5481" w:type="dxa"/>
+            <w:tcW w:w="5482" w:type="dxa"/>
             <w:tcBorders>
               <w:top w:val="single" w:sz="4" w:space="0" w:color="CCCCCC"/>
               <w:start w:val="single" w:sz="4" w:space="0" w:color="CCCCCC"/>
@@ -6758,7 +6607,7 @@
         </w:trPr>
         <w:tc>
           <w:tcPr>
-            <w:tcW w:w="2599" w:type="dxa"/>
+            <w:tcW w:w="2598" w:type="dxa"/>
             <w:tcBorders>
               <w:top w:val="single" w:sz="4" w:space="0" w:color="CCCCCC"/>
               <w:start w:val="single" w:sz="4" w:space="0" w:color="CCCCCC"/>
@@ -6786,7 +6635,7 @@
         </w:tc>
         <w:tc>
           <w:tcPr>
-            <w:tcW w:w="5481" w:type="dxa"/>
+            <w:tcW w:w="5482" w:type="dxa"/>
             <w:tcBorders>
               <w:top w:val="single" w:sz="4" w:space="0" w:color="CCCCCC"/>
               <w:start w:val="single" w:sz="4" w:space="0" w:color="CCCCCC"/>
@@ -6854,7 +6703,7 @@
         </w:trPr>
         <w:tc>
           <w:tcPr>
-            <w:tcW w:w="2599" w:type="dxa"/>
+            <w:tcW w:w="2598" w:type="dxa"/>
             <w:tcBorders>
               <w:top w:val="single" w:sz="4" w:space="0" w:color="CCCCCC"/>
               <w:start w:val="single" w:sz="4" w:space="0" w:color="CCCCCC"/>
@@ -6883,7 +6732,7 @@
         </w:tc>
         <w:tc>
           <w:tcPr>
-            <w:tcW w:w="5481" w:type="dxa"/>
+            <w:tcW w:w="5482" w:type="dxa"/>
             <w:tcBorders>
               <w:top w:val="single" w:sz="4" w:space="0" w:color="CCCCCC"/>
               <w:start w:val="single" w:sz="4" w:space="0" w:color="CCCCCC"/>
@@ -6953,7 +6802,7 @@
         </w:trPr>
         <w:tc>
           <w:tcPr>
-            <w:tcW w:w="2599" w:type="dxa"/>
+            <w:tcW w:w="2598" w:type="dxa"/>
             <w:tcBorders>
               <w:top w:val="single" w:sz="4" w:space="0" w:color="CCCCCC"/>
               <w:start w:val="single" w:sz="4" w:space="0" w:color="CCCCCC"/>
@@ -6981,7 +6830,7 @@
         </w:tc>
         <w:tc>
           <w:tcPr>
-            <w:tcW w:w="5481" w:type="dxa"/>
+            <w:tcW w:w="5482" w:type="dxa"/>
             <w:tcBorders>
               <w:top w:val="single" w:sz="4" w:space="0" w:color="CCCCCC"/>
               <w:start w:val="single" w:sz="4" w:space="0" w:color="CCCCCC"/>
@@ -7063,6 +6912,654 @@
       <w:r>
         <w:rPr/>
         <w:t>11.1   delivery team</w:t>
+      </w:r>
+    </w:p>
+    <w:tbl>
+      <w:tblPr>
+        <w:tblW w:w="10086" w:type="dxa"/>
+        <w:jc w:val="start"/>
+        <w:tblInd w:w="-6" w:type="dxa"/>
+        <w:tblLayout w:type="fixed"/>
+        <w:tblCellMar>
+          <w:top w:w="120" w:type="dxa"/>
+          <w:start w:w="140" w:type="dxa"/>
+          <w:bottom w:w="120" w:type="dxa"/>
+          <w:end w:w="140" w:type="dxa"/>
+        </w:tblCellMar>
+        <w:tblLook w:noHBand="0" w:lastColumn="0" w:firstColumn="1" w:lastRow="0" w:firstRow="1" w:noVBand="1" w:val="04a0"/>
+      </w:tblPr>
+      <w:tblGrid>
+        <w:gridCol w:w="3004"/>
+        <w:gridCol w:w="2400"/>
+        <w:gridCol w:w="4682"/>
+      </w:tblGrid>
+      <w:tr>
+        <w:trPr>
+          <w:tblHeader w:val="true"/>
+          <w:cantSplit/>
+        </w:trPr>
+        <w:tc>
+          <w:tcPr>
+            <w:tcW w:w="3004" w:type="dxa"/>
+            <w:tcBorders>
+              <w:top w:val="single" w:sz="4" w:space="0" w:color="CCCCCC"/>
+              <w:start w:val="single" w:sz="4" w:space="0" w:color="CCCCCC"/>
+              <w:bottom w:val="single" w:sz="4" w:space="0" w:color="CCCCCC"/>
+              <w:end w:val="single" w:sz="4" w:space="0" w:color="CCCCCC"/>
+            </w:tcBorders>
+            <w:shd w:color="auto" w:fill="0F2A44" w:val="clear"/>
+          </w:tcPr>
+          <w:p>
+            <w:pPr>
+              <w:pStyle w:val="Normal"/>
+              <w:rPr/>
+            </w:pPr>
+            <w:r>
+              <w:rPr>
+                <w:b/>
+                <w:bCs/>
+                <w:color w:val="FFFFFF"/>
+                <w:sz w:val="20"/>
+                <w:szCs w:val="20"/>
+              </w:rPr>
+              <w:t>Role</w:t>
+            </w:r>
+          </w:p>
+        </w:tc>
+        <w:tc>
+          <w:tcPr>
+            <w:tcW w:w="2400" w:type="dxa"/>
+            <w:tcBorders>
+              <w:top w:val="single" w:sz="4" w:space="0" w:color="CCCCCC"/>
+              <w:start w:val="single" w:sz="4" w:space="0" w:color="CCCCCC"/>
+              <w:bottom w:val="single" w:sz="4" w:space="0" w:color="CCCCCC"/>
+              <w:end w:val="single" w:sz="4" w:space="0" w:color="CCCCCC"/>
+            </w:tcBorders>
+            <w:shd w:color="auto" w:fill="0F2A44" w:val="clear"/>
+          </w:tcPr>
+          <w:p>
+            <w:pPr>
+              <w:pStyle w:val="Normal"/>
+              <w:rPr/>
+            </w:pPr>
+            <w:r>
+              <w:rPr>
+                <w:b/>
+                <w:bCs/>
+                <w:color w:val="FFFFFF"/>
+                <w:sz w:val="20"/>
+                <w:szCs w:val="20"/>
+              </w:rPr>
+              <w:t>Allocation</w:t>
+            </w:r>
+          </w:p>
+        </w:tc>
+        <w:tc>
+          <w:tcPr>
+            <w:tcW w:w="4682" w:type="dxa"/>
+            <w:tcBorders>
+              <w:top w:val="single" w:sz="4" w:space="0" w:color="CCCCCC"/>
+              <w:start w:val="single" w:sz="4" w:space="0" w:color="CCCCCC"/>
+              <w:bottom w:val="single" w:sz="4" w:space="0" w:color="CCCCCC"/>
+              <w:end w:val="single" w:sz="4" w:space="0" w:color="CCCCCC"/>
+            </w:tcBorders>
+            <w:shd w:color="auto" w:fill="0F2A44" w:val="clear"/>
+          </w:tcPr>
+          <w:p>
+            <w:pPr>
+              <w:pStyle w:val="Normal"/>
+              <w:rPr/>
+            </w:pPr>
+            <w:r>
+              <w:rPr>
+                <w:b/>
+                <w:bCs/>
+                <w:color w:val="FFFFFF"/>
+                <w:sz w:val="20"/>
+                <w:szCs w:val="20"/>
+              </w:rPr>
+              <w:t>Responsibility</w:t>
+            </w:r>
+          </w:p>
+        </w:tc>
+      </w:tr>
+      <w:tr>
+        <w:trPr>
+          <w:cantSplit/>
+        </w:trPr>
+        <w:tc>
+          <w:tcPr>
+            <w:tcW w:w="3004" w:type="dxa"/>
+            <w:tcBorders>
+              <w:top w:val="single" w:sz="4" w:space="0" w:color="CCCCCC"/>
+              <w:start w:val="single" w:sz="4" w:space="0" w:color="CCCCCC"/>
+              <w:bottom w:val="single" w:sz="4" w:space="0" w:color="CCCCCC"/>
+              <w:end w:val="single" w:sz="4" w:space="0" w:color="CCCCCC"/>
+            </w:tcBorders>
+            <w:tcMar>
+              <w:top w:w="100" w:type="dxa"/>
+              <w:bottom w:w="100" w:type="dxa"/>
+            </w:tcMar>
+          </w:tcPr>
+          <w:p>
+            <w:pPr>
+              <w:pStyle w:val="Normal"/>
+              <w:rPr/>
+            </w:pPr>
+            <w:r>
+              <w:rPr>
+                <w:sz w:val="20"/>
+                <w:szCs w:val="20"/>
+              </w:rPr>
+              <w:t>Engagement Lead / Architect (Nisarg)</w:t>
+            </w:r>
+          </w:p>
+        </w:tc>
+        <w:tc>
+          <w:tcPr>
+            <w:tcW w:w="2400" w:type="dxa"/>
+            <w:tcBorders>
+              <w:top w:val="single" w:sz="4" w:space="0" w:color="CCCCCC"/>
+              <w:start w:val="single" w:sz="4" w:space="0" w:color="CCCCCC"/>
+              <w:bottom w:val="single" w:sz="4" w:space="0" w:color="CCCCCC"/>
+              <w:end w:val="single" w:sz="4" w:space="0" w:color="CCCCCC"/>
+            </w:tcBorders>
+            <w:tcMar>
+              <w:top w:w="100" w:type="dxa"/>
+              <w:bottom w:w="100" w:type="dxa"/>
+            </w:tcMar>
+          </w:tcPr>
+          <w:p>
+            <w:pPr>
+              <w:pStyle w:val="Normal"/>
+              <w:rPr/>
+            </w:pPr>
+            <w:r>
+              <w:rPr>
+                <w:sz w:val="20"/>
+                <w:szCs w:val="20"/>
+              </w:rPr>
+              <w:t>1.0 FTE across 8 weeks</w:t>
+            </w:r>
+          </w:p>
+        </w:tc>
+        <w:tc>
+          <w:tcPr>
+            <w:tcW w:w="4682" w:type="dxa"/>
+            <w:tcBorders>
+              <w:top w:val="single" w:sz="4" w:space="0" w:color="CCCCCC"/>
+              <w:start w:val="single" w:sz="4" w:space="0" w:color="CCCCCC"/>
+              <w:bottom w:val="single" w:sz="4" w:space="0" w:color="CCCCCC"/>
+              <w:end w:val="single" w:sz="4" w:space="0" w:color="CCCCCC"/>
+            </w:tcBorders>
+            <w:tcMar>
+              <w:top w:w="100" w:type="dxa"/>
+              <w:bottom w:w="100" w:type="dxa"/>
+            </w:tcMar>
+          </w:tcPr>
+          <w:p>
+            <w:pPr>
+              <w:pStyle w:val="Normal"/>
+              <w:rPr/>
+            </w:pPr>
+            <w:r>
+              <w:rPr>
+                <w:sz w:val="20"/>
+                <w:szCs w:val="20"/>
+              </w:rPr>
+              <w:t>End-to-end technical ownership · agent design · client-facing delivery · Phase 2 roadmap</w:t>
+            </w:r>
+          </w:p>
+        </w:tc>
+      </w:tr>
+      <w:tr>
+        <w:trPr>
+          <w:cantSplit/>
+        </w:trPr>
+        <w:tc>
+          <w:tcPr>
+            <w:tcW w:w="3004" w:type="dxa"/>
+            <w:tcBorders>
+              <w:top w:val="single" w:sz="4" w:space="0" w:color="CCCCCC"/>
+              <w:start w:val="single" w:sz="4" w:space="0" w:color="CCCCCC"/>
+              <w:bottom w:val="single" w:sz="4" w:space="0" w:color="CCCCCC"/>
+              <w:end w:val="single" w:sz="4" w:space="0" w:color="CCCCCC"/>
+            </w:tcBorders>
+            <w:shd w:color="auto" w:fill="F5F8FB" w:val="clear"/>
+            <w:tcMar>
+              <w:top w:w="100" w:type="dxa"/>
+              <w:bottom w:w="100" w:type="dxa"/>
+            </w:tcMar>
+          </w:tcPr>
+          <w:p>
+            <w:pPr>
+              <w:pStyle w:val="Normal"/>
+              <w:rPr/>
+            </w:pPr>
+            <w:r>
+              <w:rPr>
+                <w:sz w:val="20"/>
+                <w:szCs w:val="20"/>
+              </w:rPr>
+              <w:t>Senior Platform Engineer</w:t>
+            </w:r>
+          </w:p>
+        </w:tc>
+        <w:tc>
+          <w:tcPr>
+            <w:tcW w:w="2400" w:type="dxa"/>
+            <w:tcBorders>
+              <w:top w:val="single" w:sz="4" w:space="0" w:color="CCCCCC"/>
+              <w:start w:val="single" w:sz="4" w:space="0" w:color="CCCCCC"/>
+              <w:bottom w:val="single" w:sz="4" w:space="0" w:color="CCCCCC"/>
+              <w:end w:val="single" w:sz="4" w:space="0" w:color="CCCCCC"/>
+            </w:tcBorders>
+            <w:shd w:color="auto" w:fill="F5F8FB" w:val="clear"/>
+            <w:tcMar>
+              <w:top w:w="100" w:type="dxa"/>
+              <w:bottom w:w="100" w:type="dxa"/>
+            </w:tcMar>
+          </w:tcPr>
+          <w:p>
+            <w:pPr>
+              <w:pStyle w:val="Normal"/>
+              <w:rPr/>
+            </w:pPr>
+            <w:r>
+              <w:rPr>
+                <w:sz w:val="20"/>
+                <w:szCs w:val="20"/>
+              </w:rPr>
+              <w:t>1.0 FTE across 8 weeks</w:t>
+            </w:r>
+          </w:p>
+        </w:tc>
+        <w:tc>
+          <w:tcPr>
+            <w:tcW w:w="4682" w:type="dxa"/>
+            <w:tcBorders>
+              <w:top w:val="single" w:sz="4" w:space="0" w:color="CCCCCC"/>
+              <w:start w:val="single" w:sz="4" w:space="0" w:color="CCCCCC"/>
+              <w:bottom w:val="single" w:sz="4" w:space="0" w:color="CCCCCC"/>
+              <w:end w:val="single" w:sz="4" w:space="0" w:color="CCCCCC"/>
+            </w:tcBorders>
+            <w:shd w:color="auto" w:fill="F5F8FB" w:val="clear"/>
+            <w:tcMar>
+              <w:top w:w="100" w:type="dxa"/>
+              <w:bottom w:w="100" w:type="dxa"/>
+            </w:tcMar>
+          </w:tcPr>
+          <w:p>
+            <w:pPr>
+              <w:pStyle w:val="Normal"/>
+              <w:rPr/>
+            </w:pPr>
+            <w:r>
+              <w:rPr>
+                <w:sz w:val="20"/>
+                <w:szCs w:val="20"/>
+              </w:rPr>
+              <w:t>MCP servers · Azure Container Apps · Azure AI Search · CI/CD</w:t>
+            </w:r>
+          </w:p>
+        </w:tc>
+      </w:tr>
+      <w:tr>
+        <w:trPr>
+          <w:cantSplit/>
+        </w:trPr>
+        <w:tc>
+          <w:tcPr>
+            <w:tcW w:w="3004" w:type="dxa"/>
+            <w:tcBorders>
+              <w:top w:val="single" w:sz="4" w:space="0" w:color="CCCCCC"/>
+              <w:start w:val="single" w:sz="4" w:space="0" w:color="CCCCCC"/>
+              <w:bottom w:val="single" w:sz="4" w:space="0" w:color="CCCCCC"/>
+              <w:end w:val="single" w:sz="4" w:space="0" w:color="CCCCCC"/>
+            </w:tcBorders>
+            <w:tcMar>
+              <w:top w:w="100" w:type="dxa"/>
+              <w:bottom w:w="100" w:type="dxa"/>
+            </w:tcMar>
+          </w:tcPr>
+          <w:p>
+            <w:pPr>
+              <w:pStyle w:val="Normal"/>
+              <w:rPr/>
+            </w:pPr>
+            <w:r>
+              <w:rPr>
+                <w:sz w:val="20"/>
+                <w:szCs w:val="20"/>
+              </w:rPr>
+              <w:t>Senior AI Engineer</w:t>
+            </w:r>
+          </w:p>
+        </w:tc>
+        <w:tc>
+          <w:tcPr>
+            <w:tcW w:w="2400" w:type="dxa"/>
+            <w:tcBorders>
+              <w:top w:val="single" w:sz="4" w:space="0" w:color="CCCCCC"/>
+              <w:start w:val="single" w:sz="4" w:space="0" w:color="CCCCCC"/>
+              <w:bottom w:val="single" w:sz="4" w:space="0" w:color="CCCCCC"/>
+              <w:end w:val="single" w:sz="4" w:space="0" w:color="CCCCCC"/>
+            </w:tcBorders>
+            <w:tcMar>
+              <w:top w:w="100" w:type="dxa"/>
+              <w:bottom w:w="100" w:type="dxa"/>
+            </w:tcMar>
+          </w:tcPr>
+          <w:p>
+            <w:pPr>
+              <w:pStyle w:val="Normal"/>
+              <w:rPr/>
+            </w:pPr>
+            <w:r>
+              <w:rPr>
+                <w:sz w:val="20"/>
+                <w:szCs w:val="20"/>
+              </w:rPr>
+              <w:t>1.0 FTE Weeks 2–8</w:t>
+            </w:r>
+          </w:p>
+        </w:tc>
+        <w:tc>
+          <w:tcPr>
+            <w:tcW w:w="4682" w:type="dxa"/>
+            <w:tcBorders>
+              <w:top w:val="single" w:sz="4" w:space="0" w:color="CCCCCC"/>
+              <w:start w:val="single" w:sz="4" w:space="0" w:color="CCCCCC"/>
+              <w:bottom w:val="single" w:sz="4" w:space="0" w:color="CCCCCC"/>
+              <w:end w:val="single" w:sz="4" w:space="0" w:color="CCCCCC"/>
+            </w:tcBorders>
+            <w:tcMar>
+              <w:top w:w="100" w:type="dxa"/>
+              <w:bottom w:w="100" w:type="dxa"/>
+            </w:tcMar>
+          </w:tcPr>
+          <w:p>
+            <w:pPr>
+              <w:pStyle w:val="Normal"/>
+              <w:rPr/>
+            </w:pPr>
+            <w:r>
+              <w:rPr>
+                <w:sz w:val="20"/>
+                <w:szCs w:val="20"/>
+              </w:rPr>
+              <w:t>Copilot Studio agent authoring · prompt design · evaluation harness · RAGAS integration</w:t>
+            </w:r>
+          </w:p>
+        </w:tc>
+      </w:tr>
+      <w:tr>
+        <w:trPr>
+          <w:cantSplit/>
+        </w:trPr>
+        <w:tc>
+          <w:tcPr>
+            <w:tcW w:w="3004" w:type="dxa"/>
+            <w:tcBorders>
+              <w:top w:val="single" w:sz="4" w:space="0" w:color="CCCCCC"/>
+              <w:start w:val="single" w:sz="4" w:space="0" w:color="CCCCCC"/>
+              <w:bottom w:val="single" w:sz="4" w:space="0" w:color="CCCCCC"/>
+              <w:end w:val="single" w:sz="4" w:space="0" w:color="CCCCCC"/>
+            </w:tcBorders>
+            <w:shd w:color="auto" w:fill="F5F8FB" w:val="clear"/>
+            <w:tcMar>
+              <w:top w:w="100" w:type="dxa"/>
+              <w:bottom w:w="100" w:type="dxa"/>
+            </w:tcMar>
+          </w:tcPr>
+          <w:p>
+            <w:pPr>
+              <w:pStyle w:val="Normal"/>
+              <w:rPr/>
+            </w:pPr>
+            <w:r>
+              <w:rPr>
+                <w:sz w:val="20"/>
+                <w:szCs w:val="20"/>
+              </w:rPr>
+              <w:t>Security Engineer</w:t>
+            </w:r>
+          </w:p>
+        </w:tc>
+        <w:tc>
+          <w:tcPr>
+            <w:tcW w:w="2400" w:type="dxa"/>
+            <w:tcBorders>
+              <w:top w:val="single" w:sz="4" w:space="0" w:color="CCCCCC"/>
+              <w:start w:val="single" w:sz="4" w:space="0" w:color="CCCCCC"/>
+              <w:bottom w:val="single" w:sz="4" w:space="0" w:color="CCCCCC"/>
+              <w:end w:val="single" w:sz="4" w:space="0" w:color="CCCCCC"/>
+            </w:tcBorders>
+            <w:shd w:color="auto" w:fill="F5F8FB" w:val="clear"/>
+            <w:tcMar>
+              <w:top w:w="100" w:type="dxa"/>
+              <w:bottom w:w="100" w:type="dxa"/>
+            </w:tcMar>
+          </w:tcPr>
+          <w:p>
+            <w:pPr>
+              <w:pStyle w:val="Normal"/>
+              <w:rPr/>
+            </w:pPr>
+            <w:r>
+              <w:rPr>
+                <w:sz w:val="20"/>
+                <w:szCs w:val="20"/>
+              </w:rPr>
+              <w:t>0.5 FTE across 8 weeks</w:t>
+            </w:r>
+          </w:p>
+        </w:tc>
+        <w:tc>
+          <w:tcPr>
+            <w:tcW w:w="4682" w:type="dxa"/>
+            <w:tcBorders>
+              <w:top w:val="single" w:sz="4" w:space="0" w:color="CCCCCC"/>
+              <w:start w:val="single" w:sz="4" w:space="0" w:color="CCCCCC"/>
+              <w:bottom w:val="single" w:sz="4" w:space="0" w:color="CCCCCC"/>
+              <w:end w:val="single" w:sz="4" w:space="0" w:color="CCCCCC"/>
+            </w:tcBorders>
+            <w:shd w:color="auto" w:fill="F5F8FB" w:val="clear"/>
+            <w:tcMar>
+              <w:top w:w="100" w:type="dxa"/>
+              <w:bottom w:w="100" w:type="dxa"/>
+            </w:tcMar>
+          </w:tcPr>
+          <w:p>
+            <w:pPr>
+              <w:pStyle w:val="Normal"/>
+              <w:rPr/>
+            </w:pPr>
+            <w:r>
+              <w:rPr>
+                <w:sz w:val="20"/>
+                <w:szCs w:val="20"/>
+              </w:rPr>
+              <w:t>Entra ID · Graph permissions · Security Trimming · audit design · access-control test suite</w:t>
+            </w:r>
+          </w:p>
+        </w:tc>
+      </w:tr>
+      <w:tr>
+        <w:trPr>
+          <w:cantSplit/>
+        </w:trPr>
+        <w:tc>
+          <w:tcPr>
+            <w:tcW w:w="3004" w:type="dxa"/>
+            <w:tcBorders>
+              <w:top w:val="single" w:sz="4" w:space="0" w:color="CCCCCC"/>
+              <w:start w:val="single" w:sz="4" w:space="0" w:color="CCCCCC"/>
+              <w:bottom w:val="single" w:sz="4" w:space="0" w:color="CCCCCC"/>
+              <w:end w:val="single" w:sz="4" w:space="0" w:color="CCCCCC"/>
+            </w:tcBorders>
+            <w:tcMar>
+              <w:top w:w="100" w:type="dxa"/>
+              <w:bottom w:w="100" w:type="dxa"/>
+            </w:tcMar>
+          </w:tcPr>
+          <w:p>
+            <w:pPr>
+              <w:pStyle w:val="Normal"/>
+              <w:rPr/>
+            </w:pPr>
+            <w:r>
+              <w:rPr>
+                <w:sz w:val="20"/>
+                <w:szCs w:val="20"/>
+              </w:rPr>
+              <w:t>Change Manager</w:t>
+            </w:r>
+          </w:p>
+        </w:tc>
+        <w:tc>
+          <w:tcPr>
+            <w:tcW w:w="2400" w:type="dxa"/>
+            <w:tcBorders>
+              <w:top w:val="single" w:sz="4" w:space="0" w:color="CCCCCC"/>
+              <w:start w:val="single" w:sz="4" w:space="0" w:color="CCCCCC"/>
+              <w:bottom w:val="single" w:sz="4" w:space="0" w:color="CCCCCC"/>
+              <w:end w:val="single" w:sz="4" w:space="0" w:color="CCCCCC"/>
+            </w:tcBorders>
+            <w:tcMar>
+              <w:top w:w="100" w:type="dxa"/>
+              <w:bottom w:w="100" w:type="dxa"/>
+            </w:tcMar>
+          </w:tcPr>
+          <w:p>
+            <w:pPr>
+              <w:pStyle w:val="Normal"/>
+              <w:rPr/>
+            </w:pPr>
+            <w:r>
+              <w:rPr>
+                <w:sz w:val="20"/>
+                <w:szCs w:val="20"/>
+              </w:rPr>
+              <w:t>0.3 FTE Weeks 5–8</w:t>
+            </w:r>
+          </w:p>
+        </w:tc>
+        <w:tc>
+          <w:tcPr>
+            <w:tcW w:w="4682" w:type="dxa"/>
+            <w:tcBorders>
+              <w:top w:val="single" w:sz="4" w:space="0" w:color="CCCCCC"/>
+              <w:start w:val="single" w:sz="4" w:space="0" w:color="CCCCCC"/>
+              <w:bottom w:val="single" w:sz="4" w:space="0" w:color="CCCCCC"/>
+              <w:end w:val="single" w:sz="4" w:space="0" w:color="CCCCCC"/>
+            </w:tcBorders>
+            <w:tcMar>
+              <w:top w:w="100" w:type="dxa"/>
+              <w:bottom w:w="100" w:type="dxa"/>
+            </w:tcMar>
+          </w:tcPr>
+          <w:p>
+            <w:pPr>
+              <w:pStyle w:val="Normal"/>
+              <w:rPr/>
+            </w:pPr>
+            <w:r>
+              <w:rPr>
+                <w:sz w:val="20"/>
+                <w:szCs w:val="20"/>
+              </w:rPr>
+              <w:t>Pilot user onboarding · adoption · feedback capture · handover</w:t>
+            </w:r>
+          </w:p>
+        </w:tc>
+      </w:tr>
+    </w:tbl>
+    <w:p>
+      <w:pPr>
+        <w:pStyle w:val="Normal"/>
+        <w:spacing w:before="0" w:after="120"/>
+        <w:rPr/>
+      </w:pPr>
+      <w:r>
+        <w:rPr/>
+      </w:r>
+    </w:p>
+    <w:p>
+      <w:pPr>
+        <w:pStyle w:val="Normal"/>
+        <w:spacing w:before="0" w:after="120"/>
+        <w:rPr/>
+      </w:pPr>
+      <w:r>
+        <w:rPr/>
+        <w:t>Total effort: approximately 3.4 FTE-equivalent over eight weeks (roughly 27 person-weeks).</w:t>
+      </w:r>
+    </w:p>
+    <w:p>
+      <w:pPr>
+        <w:pStyle w:val="Heading2"/>
+        <w:rPr/>
+      </w:pPr>
+      <w:r>
+        <w:rPr/>
+        <w:t>11.2 Commercial structure</w:t>
+      </w:r>
+    </w:p>
+    <w:p>
+      <w:pPr>
+        <w:pStyle w:val="ListParagraph"/>
+        <w:numPr>
+          <w:ilvl w:val="0"/>
+          <w:numId w:val="10"/>
+        </w:numPr>
+        <w:spacing w:before="0" w:after="80"/>
+        <w:rPr/>
+      </w:pPr>
+      <w:r>
+        <w:rPr/>
+        <w:t>Fixed-fee, milestone-billed: 25% at kickoff · 25% at Week 4 (agents operational) · 25% at Week 6 (pilot live) · 25% at Week 8 (handover signed).</w:t>
+      </w:r>
+    </w:p>
+    <w:p>
+      <w:pPr>
+        <w:pStyle w:val="ListParagraph"/>
+        <w:numPr>
+          <w:ilvl w:val="0"/>
+          <w:numId w:val="10"/>
+        </w:numPr>
+        <w:spacing w:before="0" w:after="80"/>
+        <w:rPr/>
+      </w:pPr>
+      <w:r>
+        <w:rPr/>
+        <w:t>Detailed fee confirmed in a separate commercial document.</w:t>
+      </w:r>
+    </w:p>
+    <w:p>
+      <w:pPr>
+        <w:pStyle w:val="ListParagraph"/>
+        <w:numPr>
+          <w:ilvl w:val="0"/>
+          <w:numId w:val="10"/>
+        </w:numPr>
+        <w:spacing w:before="0" w:after="80"/>
+        <w:rPr/>
+      </w:pPr>
+      <w:r>
+        <w:rPr/>
+        <w:t>Phase 2 expansion scoped and priced separately on pilot success.</w:t>
+      </w:r>
+    </w:p>
+    <w:p>
+      <w:pPr>
+        <w:pStyle w:val="Heading1"/>
+        <w:spacing w:before="400" w:after="200"/>
+        <w:rPr/>
+      </w:pPr>
+      <w:r>
+        <w:rPr/>
+        <w:t>12. Risks and Mitigations</w:t>
       </w:r>
     </w:p>
     <w:tbl>
@@ -7080,9 +7577,8 @@
         <w:tblLook w:noHBand="0" w:lastColumn="0" w:firstColumn="1" w:lastRow="0" w:firstRow="1" w:noVBand="1" w:val="04a0"/>
       </w:tblPr>
       <w:tblGrid>
-        <w:gridCol w:w="2999"/>
-        <w:gridCol w:w="2400"/>
-        <w:gridCol w:w="4681"/>
+        <w:gridCol w:w="3398"/>
+        <w:gridCol w:w="6682"/>
       </w:tblGrid>
       <w:tr>
         <w:trPr>
@@ -7091,7 +7587,7 @@
         </w:trPr>
         <w:tc>
           <w:tcPr>
-            <w:tcW w:w="2999" w:type="dxa"/>
+            <w:tcW w:w="3398" w:type="dxa"/>
             <w:tcBorders>
               <w:top w:val="single" w:sz="4" w:space="0" w:color="CCCCCC"/>
               <w:start w:val="single" w:sz="4" w:space="0" w:color="CCCCCC"/>
@@ -7113,13 +7609,13 @@
                 <w:sz w:val="20"/>
                 <w:szCs w:val="20"/>
               </w:rPr>
-              <w:t>Role</w:t>
-            </w:r>
-          </w:p>
-        </w:tc>
-        <w:tc>
-          <w:tcPr>
-            <w:tcW w:w="2400" w:type="dxa"/>
+              <w:t>Risk</w:t>
+            </w:r>
+          </w:p>
+        </w:tc>
+        <w:tc>
+          <w:tcPr>
+            <w:tcW w:w="6682" w:type="dxa"/>
             <w:tcBorders>
               <w:top w:val="single" w:sz="4" w:space="0" w:color="CCCCCC"/>
               <w:start w:val="single" w:sz="4" w:space="0" w:color="CCCCCC"/>
@@ -7141,35 +7637,7 @@
                 <w:sz w:val="20"/>
                 <w:szCs w:val="20"/>
               </w:rPr>
-              <w:t>Allocation</w:t>
-            </w:r>
-          </w:p>
-        </w:tc>
-        <w:tc>
-          <w:tcPr>
-            <w:tcW w:w="4681" w:type="dxa"/>
-            <w:tcBorders>
-              <w:top w:val="single" w:sz="4" w:space="0" w:color="CCCCCC"/>
-              <w:start w:val="single" w:sz="4" w:space="0" w:color="CCCCCC"/>
-              <w:bottom w:val="single" w:sz="4" w:space="0" w:color="CCCCCC"/>
-              <w:end w:val="single" w:sz="4" w:space="0" w:color="CCCCCC"/>
-            </w:tcBorders>
-            <w:shd w:color="auto" w:fill="0F2A44" w:val="clear"/>
-          </w:tcPr>
-          <w:p>
-            <w:pPr>
-              <w:pStyle w:val="Normal"/>
-              <w:rPr/>
-            </w:pPr>
-            <w:r>
-              <w:rPr>
-                <w:b/>
-                <w:bCs/>
-                <w:color w:val="FFFFFF"/>
-                <w:sz w:val="20"/>
-                <w:szCs w:val="20"/>
-              </w:rPr>
-              <w:t>Responsibility</w:t>
+              <w:t>Mitigation</w:t>
             </w:r>
           </w:p>
         </w:tc>
@@ -7180,85 +7648,57 @@
         </w:trPr>
         <w:tc>
           <w:tcPr>
-            <w:tcW w:w="2999" w:type="dxa"/>
-            <w:tcBorders>
-              <w:top w:val="single" w:sz="4" w:space="0" w:color="CCCCCC"/>
-              <w:start w:val="single" w:sz="4" w:space="0" w:color="CCCCCC"/>
-              <w:bottom w:val="single" w:sz="4" w:space="0" w:color="CCCCCC"/>
-              <w:end w:val="single" w:sz="4" w:space="0" w:color="CCCCCC"/>
-            </w:tcBorders>
-            <w:tcMar>
-              <w:top w:w="100" w:type="dxa"/>
-              <w:bottom w:w="100" w:type="dxa"/>
-            </w:tcMar>
-          </w:tcPr>
-          <w:p>
-            <w:pPr>
-              <w:pStyle w:val="Normal"/>
-              <w:rPr/>
-            </w:pPr>
-            <w:r>
-              <w:rPr>
-                <w:sz w:val="20"/>
-                <w:szCs w:val="20"/>
-              </w:rPr>
-              <w:t>Engagement Lead / Architect (Nisarg)</w:t>
-            </w:r>
-          </w:p>
-        </w:tc>
-        <w:tc>
-          <w:tcPr>
-            <w:tcW w:w="2400" w:type="dxa"/>
-            <w:tcBorders>
-              <w:top w:val="single" w:sz="4" w:space="0" w:color="CCCCCC"/>
-              <w:start w:val="single" w:sz="4" w:space="0" w:color="CCCCCC"/>
-              <w:bottom w:val="single" w:sz="4" w:space="0" w:color="CCCCCC"/>
-              <w:end w:val="single" w:sz="4" w:space="0" w:color="CCCCCC"/>
-            </w:tcBorders>
-            <w:tcMar>
-              <w:top w:w="100" w:type="dxa"/>
-              <w:bottom w:w="100" w:type="dxa"/>
-            </w:tcMar>
-          </w:tcPr>
-          <w:p>
-            <w:pPr>
-              <w:pStyle w:val="Normal"/>
-              <w:rPr/>
-            </w:pPr>
-            <w:r>
-              <w:rPr>
-                <w:sz w:val="20"/>
-                <w:szCs w:val="20"/>
-              </w:rPr>
-              <w:t>1.0 FTE across 8 weeks</w:t>
-            </w:r>
-          </w:p>
-        </w:tc>
-        <w:tc>
-          <w:tcPr>
-            <w:tcW w:w="4681" w:type="dxa"/>
-            <w:tcBorders>
-              <w:top w:val="single" w:sz="4" w:space="0" w:color="CCCCCC"/>
-              <w:start w:val="single" w:sz="4" w:space="0" w:color="CCCCCC"/>
-              <w:bottom w:val="single" w:sz="4" w:space="0" w:color="CCCCCC"/>
-              <w:end w:val="single" w:sz="4" w:space="0" w:color="CCCCCC"/>
-            </w:tcBorders>
-            <w:tcMar>
-              <w:top w:w="100" w:type="dxa"/>
-              <w:bottom w:w="100" w:type="dxa"/>
-            </w:tcMar>
-          </w:tcPr>
-          <w:p>
-            <w:pPr>
-              <w:pStyle w:val="Normal"/>
-              <w:rPr/>
-            </w:pPr>
-            <w:r>
-              <w:rPr>
-                <w:sz w:val="20"/>
-                <w:szCs w:val="20"/>
-              </w:rPr>
-              <w:t>End-to-end technical ownership · agent design · client-facing delivery · Phase 2 roadmap</w:t>
+            <w:tcW w:w="3398" w:type="dxa"/>
+            <w:tcBorders>
+              <w:top w:val="single" w:sz="4" w:space="0" w:color="CCCCCC"/>
+              <w:start w:val="single" w:sz="4" w:space="0" w:color="CCCCCC"/>
+              <w:bottom w:val="single" w:sz="4" w:space="0" w:color="CCCCCC"/>
+              <w:end w:val="single" w:sz="4" w:space="0" w:color="CCCCCC"/>
+            </w:tcBorders>
+            <w:tcMar>
+              <w:top w:w="100" w:type="dxa"/>
+              <w:bottom w:w="100" w:type="dxa"/>
+            </w:tcMar>
+          </w:tcPr>
+          <w:p>
+            <w:pPr>
+              <w:pStyle w:val="Normal"/>
+              <w:rPr/>
+            </w:pPr>
+            <w:r>
+              <w:rPr>
+                <w:sz w:val="20"/>
+                <w:szCs w:val="20"/>
+              </w:rPr>
+              <w:t>SharePoint permissions are inconsistent across legacy sites</w:t>
+            </w:r>
+          </w:p>
+        </w:tc>
+        <w:tc>
+          <w:tcPr>
+            <w:tcW w:w="6682" w:type="dxa"/>
+            <w:tcBorders>
+              <w:top w:val="single" w:sz="4" w:space="0" w:color="CCCCCC"/>
+              <w:start w:val="single" w:sz="4" w:space="0" w:color="CCCCCC"/>
+              <w:bottom w:val="single" w:sz="4" w:space="0" w:color="CCCCCC"/>
+              <w:end w:val="single" w:sz="4" w:space="0" w:color="CCCCCC"/>
+            </w:tcBorders>
+            <w:tcMar>
+              <w:top w:w="100" w:type="dxa"/>
+              <w:bottom w:w="100" w:type="dxa"/>
+            </w:tcMar>
+          </w:tcPr>
+          <w:p>
+            <w:pPr>
+              <w:pStyle w:val="Normal"/>
+              <w:rPr/>
+            </w:pPr>
+            <w:r>
+              <w:rPr>
+                <w:sz w:val="20"/>
+                <w:szCs w:val="20"/>
+              </w:rPr>
+              <w:t>Week 1 permissions audit identifies outliers; pilot scope excludes sites with broken permission inheritance until remediated by Client site owners</w:t>
             </w:r>
           </w:p>
         </w:tc>
@@ -7269,7 +7709,7 @@
         </w:trPr>
         <w:tc>
           <w:tcPr>
-            <w:tcW w:w="2999" w:type="dxa"/>
+            <w:tcW w:w="3398" w:type="dxa"/>
             <w:tcBorders>
               <w:top w:val="single" w:sz="4" w:space="0" w:color="CCCCCC"/>
               <w:start w:val="single" w:sz="4" w:space="0" w:color="CCCCCC"/>
@@ -7292,13 +7732,13 @@
                 <w:sz w:val="20"/>
                 <w:szCs w:val="20"/>
               </w:rPr>
-              <w:t>Senior Platform Engineer</w:t>
-            </w:r>
-          </w:p>
-        </w:tc>
-        <w:tc>
-          <w:tcPr>
-            <w:tcW w:w="2400" w:type="dxa"/>
+              <w:t>MCP server for Confluence hits Atlassian rate limits under load</w:t>
+            </w:r>
+          </w:p>
+        </w:tc>
+        <w:tc>
+          <w:tcPr>
+            <w:tcW w:w="6682" w:type="dxa"/>
             <w:tcBorders>
               <w:top w:val="single" w:sz="4" w:space="0" w:color="CCCCCC"/>
               <w:start w:val="single" w:sz="4" w:space="0" w:color="CCCCCC"/>
@@ -7321,36 +7761,7 @@
                 <w:sz w:val="20"/>
                 <w:szCs w:val="20"/>
               </w:rPr>
-              <w:t>1.0 FTE across 8 weeks</w:t>
-            </w:r>
-          </w:p>
-        </w:tc>
-        <w:tc>
-          <w:tcPr>
-            <w:tcW w:w="4681" w:type="dxa"/>
-            <w:tcBorders>
-              <w:top w:val="single" w:sz="4" w:space="0" w:color="CCCCCC"/>
-              <w:start w:val="single" w:sz="4" w:space="0" w:color="CCCCCC"/>
-              <w:bottom w:val="single" w:sz="4" w:space="0" w:color="CCCCCC"/>
-              <w:end w:val="single" w:sz="4" w:space="0" w:color="CCCCCC"/>
-            </w:tcBorders>
-            <w:shd w:color="auto" w:fill="F5F8FB" w:val="clear"/>
-            <w:tcMar>
-              <w:top w:w="100" w:type="dxa"/>
-              <w:bottom w:w="100" w:type="dxa"/>
-            </w:tcMar>
-          </w:tcPr>
-          <w:p>
-            <w:pPr>
-              <w:pStyle w:val="Normal"/>
-              <w:rPr/>
-            </w:pPr>
-            <w:r>
-              <w:rPr>
-                <w:sz w:val="20"/>
-                <w:szCs w:val="20"/>
-              </w:rPr>
-              <w:t>MCP servers · Azure Container Apps · Azure AI Search · CI/CD</w:t>
+              <w:t>Per-source token-bucket rate limiting · exponential backoff · circuit breaker at 10% error rate over 5 min · response caching for repeat queries</w:t>
             </w:r>
           </w:p>
         </w:tc>
@@ -7361,85 +7772,57 @@
         </w:trPr>
         <w:tc>
           <w:tcPr>
-            <w:tcW w:w="2999" w:type="dxa"/>
-            <w:tcBorders>
-              <w:top w:val="single" w:sz="4" w:space="0" w:color="CCCCCC"/>
-              <w:start w:val="single" w:sz="4" w:space="0" w:color="CCCCCC"/>
-              <w:bottom w:val="single" w:sz="4" w:space="0" w:color="CCCCCC"/>
-              <w:end w:val="single" w:sz="4" w:space="0" w:color="CCCCCC"/>
-            </w:tcBorders>
-            <w:tcMar>
-              <w:top w:w="100" w:type="dxa"/>
-              <w:bottom w:w="100" w:type="dxa"/>
-            </w:tcMar>
-          </w:tcPr>
-          <w:p>
-            <w:pPr>
-              <w:pStyle w:val="Normal"/>
-              <w:rPr/>
-            </w:pPr>
-            <w:r>
-              <w:rPr>
-                <w:sz w:val="20"/>
-                <w:szCs w:val="20"/>
-              </w:rPr>
-              <w:t>Senior AI Engineer</w:t>
-            </w:r>
-          </w:p>
-        </w:tc>
-        <w:tc>
-          <w:tcPr>
-            <w:tcW w:w="2400" w:type="dxa"/>
-            <w:tcBorders>
-              <w:top w:val="single" w:sz="4" w:space="0" w:color="CCCCCC"/>
-              <w:start w:val="single" w:sz="4" w:space="0" w:color="CCCCCC"/>
-              <w:bottom w:val="single" w:sz="4" w:space="0" w:color="CCCCCC"/>
-              <w:end w:val="single" w:sz="4" w:space="0" w:color="CCCCCC"/>
-            </w:tcBorders>
-            <w:tcMar>
-              <w:top w:w="100" w:type="dxa"/>
-              <w:bottom w:w="100" w:type="dxa"/>
-            </w:tcMar>
-          </w:tcPr>
-          <w:p>
-            <w:pPr>
-              <w:pStyle w:val="Normal"/>
-              <w:rPr/>
-            </w:pPr>
-            <w:r>
-              <w:rPr>
-                <w:sz w:val="20"/>
-                <w:szCs w:val="20"/>
-              </w:rPr>
-              <w:t>1.0 FTE Weeks 2–8</w:t>
-            </w:r>
-          </w:p>
-        </w:tc>
-        <w:tc>
-          <w:tcPr>
-            <w:tcW w:w="4681" w:type="dxa"/>
-            <w:tcBorders>
-              <w:top w:val="single" w:sz="4" w:space="0" w:color="CCCCCC"/>
-              <w:start w:val="single" w:sz="4" w:space="0" w:color="CCCCCC"/>
-              <w:bottom w:val="single" w:sz="4" w:space="0" w:color="CCCCCC"/>
-              <w:end w:val="single" w:sz="4" w:space="0" w:color="CCCCCC"/>
-            </w:tcBorders>
-            <w:tcMar>
-              <w:top w:w="100" w:type="dxa"/>
-              <w:bottom w:w="100" w:type="dxa"/>
-            </w:tcMar>
-          </w:tcPr>
-          <w:p>
-            <w:pPr>
-              <w:pStyle w:val="Normal"/>
-              <w:rPr/>
-            </w:pPr>
-            <w:r>
-              <w:rPr>
-                <w:sz w:val="20"/>
-                <w:szCs w:val="20"/>
-              </w:rPr>
-              <w:t>Copilot Studio agent authoring · prompt design · evaluation harness · RAGAS integration</w:t>
+            <w:tcW w:w="3398" w:type="dxa"/>
+            <w:tcBorders>
+              <w:top w:val="single" w:sz="4" w:space="0" w:color="CCCCCC"/>
+              <w:start w:val="single" w:sz="4" w:space="0" w:color="CCCCCC"/>
+              <w:bottom w:val="single" w:sz="4" w:space="0" w:color="CCCCCC"/>
+              <w:end w:val="single" w:sz="4" w:space="0" w:color="CCCCCC"/>
+            </w:tcBorders>
+            <w:tcMar>
+              <w:top w:w="100" w:type="dxa"/>
+              <w:bottom w:w="100" w:type="dxa"/>
+            </w:tcMar>
+          </w:tcPr>
+          <w:p>
+            <w:pPr>
+              <w:pStyle w:val="Normal"/>
+              <w:rPr/>
+            </w:pPr>
+            <w:r>
+              <w:rPr>
+                <w:sz w:val="20"/>
+                <w:szCs w:val="20"/>
+              </w:rPr>
+              <w:t>Pilot users experience slow responses (cold agent start)</w:t>
+            </w:r>
+          </w:p>
+        </w:tc>
+        <w:tc>
+          <w:tcPr>
+            <w:tcW w:w="6682" w:type="dxa"/>
+            <w:tcBorders>
+              <w:top w:val="single" w:sz="4" w:space="0" w:color="CCCCCC"/>
+              <w:start w:val="single" w:sz="4" w:space="0" w:color="CCCCCC"/>
+              <w:bottom w:val="single" w:sz="4" w:space="0" w:color="CCCCCC"/>
+              <w:end w:val="single" w:sz="4" w:space="0" w:color="CCCCCC"/>
+            </w:tcBorders>
+            <w:tcMar>
+              <w:top w:w="100" w:type="dxa"/>
+              <w:bottom w:w="100" w:type="dxa"/>
+            </w:tcMar>
+          </w:tcPr>
+          <w:p>
+            <w:pPr>
+              <w:pStyle w:val="Normal"/>
+              <w:rPr/>
+            </w:pPr>
+            <w:r>
+              <w:rPr>
+                <w:sz w:val="20"/>
+                <w:szCs w:val="20"/>
+              </w:rPr>
+              <w:t>Pre-warmed Copilot Studio agents · Azure Container Apps min-replicas set for MCP servers during pilot hours · streaming responses in Teams</w:t>
             </w:r>
           </w:p>
         </w:tc>
@@ -7450,7 +7833,7 @@
         </w:trPr>
         <w:tc>
           <w:tcPr>
-            <w:tcW w:w="2999" w:type="dxa"/>
+            <w:tcW w:w="3398" w:type="dxa"/>
             <w:tcBorders>
               <w:top w:val="single" w:sz="4" w:space="0" w:color="CCCCCC"/>
               <w:start w:val="single" w:sz="4" w:space="0" w:color="CCCCCC"/>
@@ -7473,13 +7856,13 @@
                 <w:sz w:val="20"/>
                 <w:szCs w:val="20"/>
               </w:rPr>
-              <w:t>Security Engineer</w:t>
-            </w:r>
-          </w:p>
-        </w:tc>
-        <w:tc>
-          <w:tcPr>
-            <w:tcW w:w="2400" w:type="dxa"/>
+              <w:t>Prompt injection via malicious Confluence content</w:t>
+            </w:r>
+          </w:p>
+        </w:tc>
+        <w:tc>
+          <w:tcPr>
+            <w:tcW w:w="6682" w:type="dxa"/>
             <w:tcBorders>
               <w:top w:val="single" w:sz="4" w:space="0" w:color="CCCCCC"/>
               <w:start w:val="single" w:sz="4" w:space="0" w:color="CCCCCC"/>
@@ -7502,36 +7885,7 @@
                 <w:sz w:val="20"/>
                 <w:szCs w:val="20"/>
               </w:rPr>
-              <w:t>0.5 FTE across 8 weeks</w:t>
-            </w:r>
-          </w:p>
-        </w:tc>
-        <w:tc>
-          <w:tcPr>
-            <w:tcW w:w="4681" w:type="dxa"/>
-            <w:tcBorders>
-              <w:top w:val="single" w:sz="4" w:space="0" w:color="CCCCCC"/>
-              <w:start w:val="single" w:sz="4" w:space="0" w:color="CCCCCC"/>
-              <w:bottom w:val="single" w:sz="4" w:space="0" w:color="CCCCCC"/>
-              <w:end w:val="single" w:sz="4" w:space="0" w:color="CCCCCC"/>
-            </w:tcBorders>
-            <w:shd w:color="auto" w:fill="F5F8FB" w:val="clear"/>
-            <w:tcMar>
-              <w:top w:w="100" w:type="dxa"/>
-              <w:bottom w:w="100" w:type="dxa"/>
-            </w:tcMar>
-          </w:tcPr>
-          <w:p>
-            <w:pPr>
-              <w:pStyle w:val="Normal"/>
-              <w:rPr/>
-            </w:pPr>
-            <w:r>
-              <w:rPr>
-                <w:sz w:val="20"/>
-                <w:szCs w:val="20"/>
-              </w:rPr>
-              <w:t>Entra ID · Graph permissions · Security Trimming · audit design · access-control test suite</w:t>
+              <w:t>Azure AI Content Safety pre- and post-generation · retrieval-time suspicious-pattern filter · strict citation prompt that strips uncited claims</w:t>
             </w:r>
           </w:p>
         </w:tc>
@@ -7542,253 +7896,57 @@
         </w:trPr>
         <w:tc>
           <w:tcPr>
-            <w:tcW w:w="2999" w:type="dxa"/>
-            <w:tcBorders>
-              <w:top w:val="single" w:sz="4" w:space="0" w:color="CCCCCC"/>
-              <w:start w:val="single" w:sz="4" w:space="0" w:color="CCCCCC"/>
-              <w:bottom w:val="single" w:sz="4" w:space="0" w:color="CCCCCC"/>
-              <w:end w:val="single" w:sz="4" w:space="0" w:color="CCCCCC"/>
-            </w:tcBorders>
-            <w:tcMar>
-              <w:top w:w="100" w:type="dxa"/>
-              <w:bottom w:w="100" w:type="dxa"/>
-            </w:tcMar>
-          </w:tcPr>
-          <w:p>
-            <w:pPr>
-              <w:pStyle w:val="Normal"/>
-              <w:rPr/>
-            </w:pPr>
-            <w:r>
-              <w:rPr>
-                <w:sz w:val="20"/>
-                <w:szCs w:val="20"/>
-              </w:rPr>
-              <w:t>Change Manager</w:t>
-            </w:r>
-          </w:p>
-        </w:tc>
-        <w:tc>
-          <w:tcPr>
-            <w:tcW w:w="2400" w:type="dxa"/>
-            <w:tcBorders>
-              <w:top w:val="single" w:sz="4" w:space="0" w:color="CCCCCC"/>
-              <w:start w:val="single" w:sz="4" w:space="0" w:color="CCCCCC"/>
-              <w:bottom w:val="single" w:sz="4" w:space="0" w:color="CCCCCC"/>
-              <w:end w:val="single" w:sz="4" w:space="0" w:color="CCCCCC"/>
-            </w:tcBorders>
-            <w:tcMar>
-              <w:top w:w="100" w:type="dxa"/>
-              <w:bottom w:w="100" w:type="dxa"/>
-            </w:tcMar>
-          </w:tcPr>
-          <w:p>
-            <w:pPr>
-              <w:pStyle w:val="Normal"/>
-              <w:rPr/>
-            </w:pPr>
-            <w:r>
-              <w:rPr>
-                <w:sz w:val="20"/>
-                <w:szCs w:val="20"/>
-              </w:rPr>
-              <w:t>0.3 FTE Weeks 5–8</w:t>
-            </w:r>
-          </w:p>
-        </w:tc>
-        <w:tc>
-          <w:tcPr>
-            <w:tcW w:w="4681" w:type="dxa"/>
-            <w:tcBorders>
-              <w:top w:val="single" w:sz="4" w:space="0" w:color="CCCCCC"/>
-              <w:start w:val="single" w:sz="4" w:space="0" w:color="CCCCCC"/>
-              <w:bottom w:val="single" w:sz="4" w:space="0" w:color="CCCCCC"/>
-              <w:end w:val="single" w:sz="4" w:space="0" w:color="CCCCCC"/>
-            </w:tcBorders>
-            <w:tcMar>
-              <w:top w:w="100" w:type="dxa"/>
-              <w:bottom w:w="100" w:type="dxa"/>
-            </w:tcMar>
-          </w:tcPr>
-          <w:p>
-            <w:pPr>
-              <w:pStyle w:val="Normal"/>
-              <w:rPr/>
-            </w:pPr>
-            <w:r>
-              <w:rPr>
-                <w:sz w:val="20"/>
-                <w:szCs w:val="20"/>
-              </w:rPr>
-              <w:t>Pilot user onboarding · adoption · feedback capture · handover</w:t>
-            </w:r>
-          </w:p>
-        </w:tc>
-      </w:tr>
-    </w:tbl>
-    <w:p>
-      <w:pPr>
-        <w:pStyle w:val="Normal"/>
-        <w:spacing w:before="0" w:after="120"/>
-        <w:rPr/>
-      </w:pPr>
-      <w:r>
-        <w:rPr/>
-      </w:r>
-    </w:p>
-    <w:p>
-      <w:pPr>
-        <w:pStyle w:val="Normal"/>
-        <w:spacing w:before="0" w:after="120"/>
-        <w:rPr/>
-      </w:pPr>
-      <w:r>
-        <w:rPr/>
-        <w:t>Total effort: approximately 3.4 FTE-equivalent over eight weeks (roughly 27 person-weeks).</w:t>
-      </w:r>
-    </w:p>
-    <w:p>
-      <w:pPr>
-        <w:pStyle w:val="Heading2"/>
-        <w:rPr/>
-      </w:pPr>
-      <w:r>
-        <w:rPr/>
-        <w:t>11.2 Commercial structure</w:t>
-      </w:r>
-    </w:p>
-    <w:p>
-      <w:pPr>
-        <w:pStyle w:val="ListParagraph"/>
-        <w:numPr>
-          <w:ilvl w:val="0"/>
-          <w:numId w:val="1"/>
-        </w:numPr>
-        <w:spacing w:before="0" w:after="80"/>
-        <w:rPr/>
-      </w:pPr>
-      <w:r>
-        <w:rPr/>
-        <w:t>Fixed-fee, milestone-billed: 25% at kickoff · 25% at Week 4 (agents operational) · 25% at Week 6 (pilot live) · 25% at Week 8 (handover signed).</w:t>
-      </w:r>
-    </w:p>
-    <w:p>
-      <w:pPr>
-        <w:pStyle w:val="ListParagraph"/>
-        <w:numPr>
-          <w:ilvl w:val="0"/>
-          <w:numId w:val="1"/>
-        </w:numPr>
-        <w:spacing w:before="0" w:after="80"/>
-        <w:rPr/>
-      </w:pPr>
-      <w:r>
-        <w:rPr/>
-        <w:t>Detailed fee confirmed in a separate commercial document.</w:t>
-      </w:r>
-    </w:p>
-    <w:p>
-      <w:pPr>
-        <w:pStyle w:val="ListParagraph"/>
-        <w:numPr>
-          <w:ilvl w:val="0"/>
-          <w:numId w:val="1"/>
-        </w:numPr>
-        <w:spacing w:before="0" w:after="80"/>
-        <w:rPr/>
-      </w:pPr>
-      <w:r>
-        <w:rPr/>
-        <w:t>Phase 2 expansion scoped and priced separately on pilot success.</w:t>
-      </w:r>
-    </w:p>
-    <w:p>
-      <w:pPr>
-        <w:pStyle w:val="Heading1"/>
-        <w:spacing w:before="400" w:after="200"/>
-        <w:rPr/>
-      </w:pPr>
-      <w:r>
-        <w:rPr/>
-        <w:t>12. Risks and Mitigations</w:t>
-      </w:r>
-    </w:p>
-    <w:tbl>
-      <w:tblPr>
-        <w:tblW w:w="10080" w:type="dxa"/>
-        <w:jc w:val="start"/>
-        <w:tblInd w:w="0" w:type="dxa"/>
-        <w:tblLayout w:type="fixed"/>
-        <w:tblCellMar>
-          <w:top w:w="120" w:type="dxa"/>
-          <w:start w:w="140" w:type="dxa"/>
-          <w:bottom w:w="120" w:type="dxa"/>
-          <w:end w:w="140" w:type="dxa"/>
-        </w:tblCellMar>
-        <w:tblLook w:noHBand="0" w:lastColumn="0" w:firstColumn="1" w:lastRow="0" w:firstRow="1" w:noVBand="1" w:val="04a0"/>
-      </w:tblPr>
-      <w:tblGrid>
-        <w:gridCol w:w="3399"/>
-        <w:gridCol w:w="6681"/>
-      </w:tblGrid>
-      <w:tr>
-        <w:trPr>
-          <w:tblHeader w:val="true"/>
-          <w:cantSplit/>
-        </w:trPr>
-        <w:tc>
-          <w:tcPr>
-            <w:tcW w:w="3399" w:type="dxa"/>
-            <w:tcBorders>
-              <w:top w:val="single" w:sz="4" w:space="0" w:color="CCCCCC"/>
-              <w:start w:val="single" w:sz="4" w:space="0" w:color="CCCCCC"/>
-              <w:bottom w:val="single" w:sz="4" w:space="0" w:color="CCCCCC"/>
-              <w:end w:val="single" w:sz="4" w:space="0" w:color="CCCCCC"/>
-            </w:tcBorders>
-            <w:shd w:color="auto" w:fill="0F2A44" w:val="clear"/>
-          </w:tcPr>
-          <w:p>
-            <w:pPr>
-              <w:pStyle w:val="Normal"/>
-              <w:rPr/>
-            </w:pPr>
-            <w:r>
-              <w:rPr>
-                <w:b/>
-                <w:bCs/>
-                <w:color w:val="FFFFFF"/>
-                <w:sz w:val="20"/>
-                <w:szCs w:val="20"/>
-              </w:rPr>
-              <w:t>Risk</w:t>
-            </w:r>
-          </w:p>
-        </w:tc>
-        <w:tc>
-          <w:tcPr>
-            <w:tcW w:w="6681" w:type="dxa"/>
-            <w:tcBorders>
-              <w:top w:val="single" w:sz="4" w:space="0" w:color="CCCCCC"/>
-              <w:start w:val="single" w:sz="4" w:space="0" w:color="CCCCCC"/>
-              <w:bottom w:val="single" w:sz="4" w:space="0" w:color="CCCCCC"/>
-              <w:end w:val="single" w:sz="4" w:space="0" w:color="CCCCCC"/>
-            </w:tcBorders>
-            <w:shd w:color="auto" w:fill="0F2A44" w:val="clear"/>
-          </w:tcPr>
-          <w:p>
-            <w:pPr>
-              <w:pStyle w:val="Normal"/>
-              <w:rPr/>
-            </w:pPr>
-            <w:r>
-              <w:rPr>
-                <w:b/>
-                <w:bCs/>
-                <w:color w:val="FFFFFF"/>
-                <w:sz w:val="20"/>
-                <w:szCs w:val="20"/>
-              </w:rPr>
-              <w:t>Mitigation</w:t>
+            <w:tcW w:w="3398" w:type="dxa"/>
+            <w:tcBorders>
+              <w:top w:val="single" w:sz="4" w:space="0" w:color="CCCCCC"/>
+              <w:start w:val="single" w:sz="4" w:space="0" w:color="CCCCCC"/>
+              <w:bottom w:val="single" w:sz="4" w:space="0" w:color="CCCCCC"/>
+              <w:end w:val="single" w:sz="4" w:space="0" w:color="CCCCCC"/>
+            </w:tcBorders>
+            <w:tcMar>
+              <w:top w:w="100" w:type="dxa"/>
+              <w:bottom w:w="100" w:type="dxa"/>
+            </w:tcMar>
+          </w:tcPr>
+          <w:p>
+            <w:pPr>
+              <w:pStyle w:val="Normal"/>
+              <w:rPr/>
+            </w:pPr>
+            <w:r>
+              <w:rPr>
+                <w:sz w:val="20"/>
+                <w:szCs w:val="20"/>
+              </w:rPr>
+              <w:t>Feedback loop data poisoning</w:t>
+            </w:r>
+          </w:p>
+        </w:tc>
+        <w:tc>
+          <w:tcPr>
+            <w:tcW w:w="6682" w:type="dxa"/>
+            <w:tcBorders>
+              <w:top w:val="single" w:sz="4" w:space="0" w:color="CCCCCC"/>
+              <w:start w:val="single" w:sz="4" w:space="0" w:color="CCCCCC"/>
+              <w:bottom w:val="single" w:sz="4" w:space="0" w:color="CCCCCC"/>
+              <w:end w:val="single" w:sz="4" w:space="0" w:color="CCCCCC"/>
+            </w:tcBorders>
+            <w:tcMar>
+              <w:top w:w="100" w:type="dxa"/>
+              <w:bottom w:w="100" w:type="dxa"/>
+            </w:tcMar>
+          </w:tcPr>
+          <w:p>
+            <w:pPr>
+              <w:pStyle w:val="Normal"/>
+              <w:rPr/>
+            </w:pPr>
+            <w:r>
+              <w:rPr>
+                <w:sz w:val="20"/>
+                <w:szCs w:val="20"/>
+              </w:rPr>
+              <w:t>SME triage before eval-set admission · anomaly detection on correction patterns · human-in-the-loop mandatory before regression dataset changes</w:t>
             </w:r>
           </w:p>
         </w:tc>
@@ -7799,57 +7957,59 @@
         </w:trPr>
         <w:tc>
           <w:tcPr>
-            <w:tcW w:w="3399" w:type="dxa"/>
-            <w:tcBorders>
-              <w:top w:val="single" w:sz="4" w:space="0" w:color="CCCCCC"/>
-              <w:start w:val="single" w:sz="4" w:space="0" w:color="CCCCCC"/>
-              <w:bottom w:val="single" w:sz="4" w:space="0" w:color="CCCCCC"/>
-              <w:end w:val="single" w:sz="4" w:space="0" w:color="CCCCCC"/>
-            </w:tcBorders>
-            <w:tcMar>
-              <w:top w:w="100" w:type="dxa"/>
-              <w:bottom w:w="100" w:type="dxa"/>
-            </w:tcMar>
-          </w:tcPr>
-          <w:p>
-            <w:pPr>
-              <w:pStyle w:val="Normal"/>
-              <w:rPr/>
-            </w:pPr>
-            <w:r>
-              <w:rPr>
-                <w:sz w:val="20"/>
-                <w:szCs w:val="20"/>
-              </w:rPr>
-              <w:t>SharePoint permissions are inconsistent across legacy sites</w:t>
-            </w:r>
-          </w:p>
-        </w:tc>
-        <w:tc>
-          <w:tcPr>
-            <w:tcW w:w="6681" w:type="dxa"/>
-            <w:tcBorders>
-              <w:top w:val="single" w:sz="4" w:space="0" w:color="CCCCCC"/>
-              <w:start w:val="single" w:sz="4" w:space="0" w:color="CCCCCC"/>
-              <w:bottom w:val="single" w:sz="4" w:space="0" w:color="CCCCCC"/>
-              <w:end w:val="single" w:sz="4" w:space="0" w:color="CCCCCC"/>
-            </w:tcBorders>
-            <w:tcMar>
-              <w:top w:w="100" w:type="dxa"/>
-              <w:bottom w:w="100" w:type="dxa"/>
-            </w:tcMar>
-          </w:tcPr>
-          <w:p>
-            <w:pPr>
-              <w:pStyle w:val="Normal"/>
-              <w:rPr/>
-            </w:pPr>
-            <w:r>
-              <w:rPr>
-                <w:sz w:val="20"/>
-                <w:szCs w:val="20"/>
-              </w:rPr>
-              <w:t>Week 1 permissions audit identifies outliers; pilot scope excludes sites with broken permission inheritance until remediated by Client site owners</w:t>
+            <w:tcW w:w="3398" w:type="dxa"/>
+            <w:tcBorders>
+              <w:top w:val="single" w:sz="4" w:space="0" w:color="CCCCCC"/>
+              <w:start w:val="single" w:sz="4" w:space="0" w:color="CCCCCC"/>
+              <w:bottom w:val="single" w:sz="4" w:space="0" w:color="CCCCCC"/>
+              <w:end w:val="single" w:sz="4" w:space="0" w:color="CCCCCC"/>
+            </w:tcBorders>
+            <w:shd w:color="auto" w:fill="F5F8FB" w:val="clear"/>
+            <w:tcMar>
+              <w:top w:w="100" w:type="dxa"/>
+              <w:bottom w:w="100" w:type="dxa"/>
+            </w:tcMar>
+          </w:tcPr>
+          <w:p>
+            <w:pPr>
+              <w:pStyle w:val="Normal"/>
+              <w:rPr/>
+            </w:pPr>
+            <w:r>
+              <w:rPr>
+                <w:sz w:val="20"/>
+                <w:szCs w:val="20"/>
+              </w:rPr>
+              <w:t>Azure OpenAI capacity throttling</w:t>
+            </w:r>
+          </w:p>
+        </w:tc>
+        <w:tc>
+          <w:tcPr>
+            <w:tcW w:w="6682" w:type="dxa"/>
+            <w:tcBorders>
+              <w:top w:val="single" w:sz="4" w:space="0" w:color="CCCCCC"/>
+              <w:start w:val="single" w:sz="4" w:space="0" w:color="CCCCCC"/>
+              <w:bottom w:val="single" w:sz="4" w:space="0" w:color="CCCCCC"/>
+              <w:end w:val="single" w:sz="4" w:space="0" w:color="CCCCCC"/>
+            </w:tcBorders>
+            <w:shd w:color="auto" w:fill="F5F8FB" w:val="clear"/>
+            <w:tcMar>
+              <w:top w:w="100" w:type="dxa"/>
+              <w:bottom w:w="100" w:type="dxa"/>
+            </w:tcMar>
+          </w:tcPr>
+          <w:p>
+            <w:pPr>
+              <w:pStyle w:val="Normal"/>
+              <w:rPr/>
+            </w:pPr>
+            <w:r>
+              <w:rPr>
+                <w:sz w:val="20"/>
+                <w:szCs w:val="20"/>
+              </w:rPr>
+              <w:t>Request capacity pre-allocated before Week 6 pilot launch · fallback routing to secondary Azure OpenAI regional deployment · model routing (GPT-4o-mini for classification, GPT-4o for synthesis)</w:t>
             </w:r>
           </w:p>
         </w:tc>
@@ -7860,59 +8020,57 @@
         </w:trPr>
         <w:tc>
           <w:tcPr>
-            <w:tcW w:w="3399" w:type="dxa"/>
-            <w:tcBorders>
-              <w:top w:val="single" w:sz="4" w:space="0" w:color="CCCCCC"/>
-              <w:start w:val="single" w:sz="4" w:space="0" w:color="CCCCCC"/>
-              <w:bottom w:val="single" w:sz="4" w:space="0" w:color="CCCCCC"/>
-              <w:end w:val="single" w:sz="4" w:space="0" w:color="CCCCCC"/>
-            </w:tcBorders>
-            <w:shd w:color="auto" w:fill="F5F8FB" w:val="clear"/>
-            <w:tcMar>
-              <w:top w:w="100" w:type="dxa"/>
-              <w:bottom w:w="100" w:type="dxa"/>
-            </w:tcMar>
-          </w:tcPr>
-          <w:p>
-            <w:pPr>
-              <w:pStyle w:val="Normal"/>
-              <w:rPr/>
-            </w:pPr>
-            <w:r>
-              <w:rPr>
-                <w:sz w:val="20"/>
-                <w:szCs w:val="20"/>
-              </w:rPr>
-              <w:t>MCP server for Confluence hits Atlassian rate limits under load</w:t>
-            </w:r>
-          </w:p>
-        </w:tc>
-        <w:tc>
-          <w:tcPr>
-            <w:tcW w:w="6681" w:type="dxa"/>
-            <w:tcBorders>
-              <w:top w:val="single" w:sz="4" w:space="0" w:color="CCCCCC"/>
-              <w:start w:val="single" w:sz="4" w:space="0" w:color="CCCCCC"/>
-              <w:bottom w:val="single" w:sz="4" w:space="0" w:color="CCCCCC"/>
-              <w:end w:val="single" w:sz="4" w:space="0" w:color="CCCCCC"/>
-            </w:tcBorders>
-            <w:shd w:color="auto" w:fill="F5F8FB" w:val="clear"/>
-            <w:tcMar>
-              <w:top w:w="100" w:type="dxa"/>
-              <w:bottom w:w="100" w:type="dxa"/>
-            </w:tcMar>
-          </w:tcPr>
-          <w:p>
-            <w:pPr>
-              <w:pStyle w:val="Normal"/>
-              <w:rPr/>
-            </w:pPr>
-            <w:r>
-              <w:rPr>
-                <w:sz w:val="20"/>
-                <w:szCs w:val="20"/>
-              </w:rPr>
-              <w:t>Per-source token-bucket rate limiting · exponential backoff · circuit breaker at 10% error rate over 5 min · response caching for repeat queries</w:t>
+            <w:tcW w:w="3398" w:type="dxa"/>
+            <w:tcBorders>
+              <w:top w:val="single" w:sz="4" w:space="0" w:color="CCCCCC"/>
+              <w:start w:val="single" w:sz="4" w:space="0" w:color="CCCCCC"/>
+              <w:bottom w:val="single" w:sz="4" w:space="0" w:color="CCCCCC"/>
+              <w:end w:val="single" w:sz="4" w:space="0" w:color="CCCCCC"/>
+            </w:tcBorders>
+            <w:tcMar>
+              <w:top w:w="100" w:type="dxa"/>
+              <w:bottom w:w="100" w:type="dxa"/>
+            </w:tcMar>
+          </w:tcPr>
+          <w:p>
+            <w:pPr>
+              <w:pStyle w:val="Normal"/>
+              <w:rPr/>
+            </w:pPr>
+            <w:r>
+              <w:rPr>
+                <w:sz w:val="20"/>
+                <w:szCs w:val="20"/>
+              </w:rPr>
+              <w:t>MCP protocol still evolving</w:t>
+            </w:r>
+          </w:p>
+        </w:tc>
+        <w:tc>
+          <w:tcPr>
+            <w:tcW w:w="6682" w:type="dxa"/>
+            <w:tcBorders>
+              <w:top w:val="single" w:sz="4" w:space="0" w:color="CCCCCC"/>
+              <w:start w:val="single" w:sz="4" w:space="0" w:color="CCCCCC"/>
+              <w:bottom w:val="single" w:sz="4" w:space="0" w:color="CCCCCC"/>
+              <w:end w:val="single" w:sz="4" w:space="0" w:color="CCCCCC"/>
+            </w:tcBorders>
+            <w:tcMar>
+              <w:top w:w="100" w:type="dxa"/>
+              <w:bottom w:w="100" w:type="dxa"/>
+            </w:tcMar>
+          </w:tcPr>
+          <w:p>
+            <w:pPr>
+              <w:pStyle w:val="Normal"/>
+              <w:rPr/>
+            </w:pPr>
+            <w:r>
+              <w:rPr>
+                <w:sz w:val="20"/>
+                <w:szCs w:val="20"/>
+              </w:rPr>
+              <w:t>Implementations pinned to stable protocol version · connector interfaces abstracted so protocol revision is isolated to the connector layer</w:t>
             </w:r>
           </w:p>
         </w:tc>
@@ -7923,68 +8081,7 @@
         </w:trPr>
         <w:tc>
           <w:tcPr>
-            <w:tcW w:w="3399" w:type="dxa"/>
-            <w:tcBorders>
-              <w:top w:val="single" w:sz="4" w:space="0" w:color="CCCCCC"/>
-              <w:start w:val="single" w:sz="4" w:space="0" w:color="CCCCCC"/>
-              <w:bottom w:val="single" w:sz="4" w:space="0" w:color="CCCCCC"/>
-              <w:end w:val="single" w:sz="4" w:space="0" w:color="CCCCCC"/>
-            </w:tcBorders>
-            <w:tcMar>
-              <w:top w:w="100" w:type="dxa"/>
-              <w:bottom w:w="100" w:type="dxa"/>
-            </w:tcMar>
-          </w:tcPr>
-          <w:p>
-            <w:pPr>
-              <w:pStyle w:val="Normal"/>
-              <w:rPr/>
-            </w:pPr>
-            <w:r>
-              <w:rPr>
-                <w:sz w:val="20"/>
-                <w:szCs w:val="20"/>
-              </w:rPr>
-              <w:t>Pilot users experience slow responses (cold agent start)</w:t>
-            </w:r>
-          </w:p>
-        </w:tc>
-        <w:tc>
-          <w:tcPr>
-            <w:tcW w:w="6681" w:type="dxa"/>
-            <w:tcBorders>
-              <w:top w:val="single" w:sz="4" w:space="0" w:color="CCCCCC"/>
-              <w:start w:val="single" w:sz="4" w:space="0" w:color="CCCCCC"/>
-              <w:bottom w:val="single" w:sz="4" w:space="0" w:color="CCCCCC"/>
-              <w:end w:val="single" w:sz="4" w:space="0" w:color="CCCCCC"/>
-            </w:tcBorders>
-            <w:tcMar>
-              <w:top w:w="100" w:type="dxa"/>
-              <w:bottom w:w="100" w:type="dxa"/>
-            </w:tcMar>
-          </w:tcPr>
-          <w:p>
-            <w:pPr>
-              <w:pStyle w:val="Normal"/>
-              <w:rPr/>
-            </w:pPr>
-            <w:r>
-              <w:rPr>
-                <w:sz w:val="20"/>
-                <w:szCs w:val="20"/>
-              </w:rPr>
-              <w:t>Pre-warmed Copilot Studio agents · Azure Container Apps min-replicas set for MCP servers during pilot hours · streaming responses in Teams</w:t>
-            </w:r>
-          </w:p>
-        </w:tc>
-      </w:tr>
-      <w:tr>
-        <w:trPr>
-          <w:cantSplit/>
-        </w:trPr>
-        <w:tc>
-          <w:tcPr>
-            <w:tcW w:w="3399" w:type="dxa"/>
+            <w:tcW w:w="3398" w:type="dxa"/>
             <w:tcBorders>
               <w:top w:val="single" w:sz="4" w:space="0" w:color="CCCCCC"/>
               <w:start w:val="single" w:sz="4" w:space="0" w:color="CCCCCC"/>
@@ -8007,261 +8104,13 @@
                 <w:sz w:val="20"/>
                 <w:szCs w:val="20"/>
               </w:rPr>
-              <w:t>Prompt injection via malicious Confluence content</w:t>
-            </w:r>
-          </w:p>
-        </w:tc>
-        <w:tc>
-          <w:tcPr>
-            <w:tcW w:w="6681" w:type="dxa"/>
-            <w:tcBorders>
-              <w:top w:val="single" w:sz="4" w:space="0" w:color="CCCCCC"/>
-              <w:start w:val="single" w:sz="4" w:space="0" w:color="CCCCCC"/>
-              <w:bottom w:val="single" w:sz="4" w:space="0" w:color="CCCCCC"/>
-              <w:end w:val="single" w:sz="4" w:space="0" w:color="CCCCCC"/>
-            </w:tcBorders>
-            <w:shd w:color="auto" w:fill="F5F8FB" w:val="clear"/>
-            <w:tcMar>
-              <w:top w:w="100" w:type="dxa"/>
-              <w:bottom w:w="100" w:type="dxa"/>
-            </w:tcMar>
-          </w:tcPr>
-          <w:p>
-            <w:pPr>
-              <w:pStyle w:val="Normal"/>
-              <w:rPr/>
-            </w:pPr>
-            <w:r>
-              <w:rPr>
-                <w:sz w:val="20"/>
-                <w:szCs w:val="20"/>
-              </w:rPr>
-              <w:t>Azure AI Content Safety pre- and post-generation · retrieval-time suspicious-pattern filter · strict citation prompt that strips uncited claims</w:t>
-            </w:r>
-          </w:p>
-        </w:tc>
-      </w:tr>
-      <w:tr>
-        <w:trPr>
-          <w:cantSplit/>
-        </w:trPr>
-        <w:tc>
-          <w:tcPr>
-            <w:tcW w:w="3399" w:type="dxa"/>
-            <w:tcBorders>
-              <w:top w:val="single" w:sz="4" w:space="0" w:color="CCCCCC"/>
-              <w:start w:val="single" w:sz="4" w:space="0" w:color="CCCCCC"/>
-              <w:bottom w:val="single" w:sz="4" w:space="0" w:color="CCCCCC"/>
-              <w:end w:val="single" w:sz="4" w:space="0" w:color="CCCCCC"/>
-            </w:tcBorders>
-            <w:tcMar>
-              <w:top w:w="100" w:type="dxa"/>
-              <w:bottom w:w="100" w:type="dxa"/>
-            </w:tcMar>
-          </w:tcPr>
-          <w:p>
-            <w:pPr>
-              <w:pStyle w:val="Normal"/>
-              <w:rPr/>
-            </w:pPr>
-            <w:r>
-              <w:rPr>
-                <w:sz w:val="20"/>
-                <w:szCs w:val="20"/>
-              </w:rPr>
-              <w:t>Feedback loop data poisoning</w:t>
-            </w:r>
-          </w:p>
-        </w:tc>
-        <w:tc>
-          <w:tcPr>
-            <w:tcW w:w="6681" w:type="dxa"/>
-            <w:tcBorders>
-              <w:top w:val="single" w:sz="4" w:space="0" w:color="CCCCCC"/>
-              <w:start w:val="single" w:sz="4" w:space="0" w:color="CCCCCC"/>
-              <w:bottom w:val="single" w:sz="4" w:space="0" w:color="CCCCCC"/>
-              <w:end w:val="single" w:sz="4" w:space="0" w:color="CCCCCC"/>
-            </w:tcBorders>
-            <w:tcMar>
-              <w:top w:w="100" w:type="dxa"/>
-              <w:bottom w:w="100" w:type="dxa"/>
-            </w:tcMar>
-          </w:tcPr>
-          <w:p>
-            <w:pPr>
-              <w:pStyle w:val="Normal"/>
-              <w:rPr/>
-            </w:pPr>
-            <w:r>
-              <w:rPr>
-                <w:sz w:val="20"/>
-                <w:szCs w:val="20"/>
-              </w:rPr>
-              <w:t>SME triage before eval-set admission · anomaly detection on correction patterns · human-in-the-loop mandatory before regression dataset changes</w:t>
-            </w:r>
-          </w:p>
-        </w:tc>
-      </w:tr>
-      <w:tr>
-        <w:trPr>
-          <w:cantSplit/>
-        </w:trPr>
-        <w:tc>
-          <w:tcPr>
-            <w:tcW w:w="3399" w:type="dxa"/>
-            <w:tcBorders>
-              <w:top w:val="single" w:sz="4" w:space="0" w:color="CCCCCC"/>
-              <w:start w:val="single" w:sz="4" w:space="0" w:color="CCCCCC"/>
-              <w:bottom w:val="single" w:sz="4" w:space="0" w:color="CCCCCC"/>
-              <w:end w:val="single" w:sz="4" w:space="0" w:color="CCCCCC"/>
-            </w:tcBorders>
-            <w:shd w:color="auto" w:fill="F5F8FB" w:val="clear"/>
-            <w:tcMar>
-              <w:top w:w="100" w:type="dxa"/>
-              <w:bottom w:w="100" w:type="dxa"/>
-            </w:tcMar>
-          </w:tcPr>
-          <w:p>
-            <w:pPr>
-              <w:pStyle w:val="Normal"/>
-              <w:rPr/>
-            </w:pPr>
-            <w:r>
-              <w:rPr>
-                <w:sz w:val="20"/>
-                <w:szCs w:val="20"/>
-              </w:rPr>
-              <w:t>Azure OpenAI capacity throttling</w:t>
-            </w:r>
-          </w:p>
-        </w:tc>
-        <w:tc>
-          <w:tcPr>
-            <w:tcW w:w="6681" w:type="dxa"/>
-            <w:tcBorders>
-              <w:top w:val="single" w:sz="4" w:space="0" w:color="CCCCCC"/>
-              <w:start w:val="single" w:sz="4" w:space="0" w:color="CCCCCC"/>
-              <w:bottom w:val="single" w:sz="4" w:space="0" w:color="CCCCCC"/>
-              <w:end w:val="single" w:sz="4" w:space="0" w:color="CCCCCC"/>
-            </w:tcBorders>
-            <w:shd w:color="auto" w:fill="F5F8FB" w:val="clear"/>
-            <w:tcMar>
-              <w:top w:w="100" w:type="dxa"/>
-              <w:bottom w:w="100" w:type="dxa"/>
-            </w:tcMar>
-          </w:tcPr>
-          <w:p>
-            <w:pPr>
-              <w:pStyle w:val="Normal"/>
-              <w:rPr/>
-            </w:pPr>
-            <w:r>
-              <w:rPr>
-                <w:sz w:val="20"/>
-                <w:szCs w:val="20"/>
-              </w:rPr>
-              <w:t>Request capacity pre-allocated before Week 6 pilot launch · fallback routing to secondary Azure OpenAI regional deployment · model routing (GPT-4o-mini for classification, GPT-4o for synthesis)</w:t>
-            </w:r>
-          </w:p>
-        </w:tc>
-      </w:tr>
-      <w:tr>
-        <w:trPr>
-          <w:cantSplit/>
-        </w:trPr>
-        <w:tc>
-          <w:tcPr>
-            <w:tcW w:w="3399" w:type="dxa"/>
-            <w:tcBorders>
-              <w:top w:val="single" w:sz="4" w:space="0" w:color="CCCCCC"/>
-              <w:start w:val="single" w:sz="4" w:space="0" w:color="CCCCCC"/>
-              <w:bottom w:val="single" w:sz="4" w:space="0" w:color="CCCCCC"/>
-              <w:end w:val="single" w:sz="4" w:space="0" w:color="CCCCCC"/>
-            </w:tcBorders>
-            <w:tcMar>
-              <w:top w:w="100" w:type="dxa"/>
-              <w:bottom w:w="100" w:type="dxa"/>
-            </w:tcMar>
-          </w:tcPr>
-          <w:p>
-            <w:pPr>
-              <w:pStyle w:val="Normal"/>
-              <w:rPr/>
-            </w:pPr>
-            <w:r>
-              <w:rPr>
-                <w:sz w:val="20"/>
-                <w:szCs w:val="20"/>
-              </w:rPr>
-              <w:t>MCP protocol still evolving</w:t>
-            </w:r>
-          </w:p>
-        </w:tc>
-        <w:tc>
-          <w:tcPr>
-            <w:tcW w:w="6681" w:type="dxa"/>
-            <w:tcBorders>
-              <w:top w:val="single" w:sz="4" w:space="0" w:color="CCCCCC"/>
-              <w:start w:val="single" w:sz="4" w:space="0" w:color="CCCCCC"/>
-              <w:bottom w:val="single" w:sz="4" w:space="0" w:color="CCCCCC"/>
-              <w:end w:val="single" w:sz="4" w:space="0" w:color="CCCCCC"/>
-            </w:tcBorders>
-            <w:tcMar>
-              <w:top w:w="100" w:type="dxa"/>
-              <w:bottom w:w="100" w:type="dxa"/>
-            </w:tcMar>
-          </w:tcPr>
-          <w:p>
-            <w:pPr>
-              <w:pStyle w:val="Normal"/>
-              <w:rPr/>
-            </w:pPr>
-            <w:r>
-              <w:rPr>
-                <w:sz w:val="20"/>
-                <w:szCs w:val="20"/>
-              </w:rPr>
-              <w:t>Implementations pinned to stable protocol version · connector interfaces abstracted so protocol revision is isolated to the connector layer</w:t>
-            </w:r>
-          </w:p>
-        </w:tc>
-      </w:tr>
-      <w:tr>
-        <w:trPr>
-          <w:cantSplit/>
-        </w:trPr>
-        <w:tc>
-          <w:tcPr>
-            <w:tcW w:w="3399" w:type="dxa"/>
-            <w:tcBorders>
-              <w:top w:val="single" w:sz="4" w:space="0" w:color="CCCCCC"/>
-              <w:start w:val="single" w:sz="4" w:space="0" w:color="CCCCCC"/>
-              <w:bottom w:val="single" w:sz="4" w:space="0" w:color="CCCCCC"/>
-              <w:end w:val="single" w:sz="4" w:space="0" w:color="CCCCCC"/>
-            </w:tcBorders>
-            <w:shd w:color="auto" w:fill="F5F8FB" w:val="clear"/>
-            <w:tcMar>
-              <w:top w:w="100" w:type="dxa"/>
-              <w:bottom w:w="100" w:type="dxa"/>
-            </w:tcMar>
-          </w:tcPr>
-          <w:p>
-            <w:pPr>
-              <w:pStyle w:val="Normal"/>
-              <w:rPr/>
-            </w:pPr>
-            <w:r>
-              <w:rPr>
-                <w:sz w:val="20"/>
-                <w:szCs w:val="20"/>
-              </w:rPr>
               <w:t>Scope creep mid-pilot</w:t>
             </w:r>
           </w:p>
         </w:tc>
         <w:tc>
           <w:tcPr>
-            <w:tcW w:w="6681" w:type="dxa"/>
+            <w:tcW w:w="6682" w:type="dxa"/>
             <w:tcBorders>
               <w:top w:val="single" w:sz="4" w:space="0" w:color="CCCCCC"/>
               <w:start w:val="single" w:sz="4" w:space="0" w:color="CCCCCC"/>
@@ -8338,8 +8187,8 @@
       </w:tblPr>
       <w:tblGrid>
         <w:gridCol w:w="2200"/>
-        <w:gridCol w:w="1799"/>
-        <w:gridCol w:w="6081"/>
+        <w:gridCol w:w="1798"/>
+        <w:gridCol w:w="6082"/>
       </w:tblGrid>
       <w:tr>
         <w:trPr>
@@ -8376,7 +8225,7 @@
         </w:tc>
         <w:tc>
           <w:tcPr>
-            <w:tcW w:w="1799" w:type="dxa"/>
+            <w:tcW w:w="1798" w:type="dxa"/>
             <w:tcBorders>
               <w:top w:val="single" w:sz="4" w:space="0" w:color="CCCCCC"/>
               <w:start w:val="single" w:sz="4" w:space="0" w:color="CCCCCC"/>
@@ -8404,7 +8253,7 @@
         </w:tc>
         <w:tc>
           <w:tcPr>
-            <w:tcW w:w="6081" w:type="dxa"/>
+            <w:tcW w:w="6082" w:type="dxa"/>
             <w:tcBorders>
               <w:top w:val="single" w:sz="4" w:space="0" w:color="CCCCCC"/>
               <w:start w:val="single" w:sz="4" w:space="0" w:color="CCCCCC"/>
@@ -8465,7 +8314,7 @@
         </w:tc>
         <w:tc>
           <w:tcPr>
-            <w:tcW w:w="1799" w:type="dxa"/>
+            <w:tcW w:w="1798" w:type="dxa"/>
             <w:tcBorders>
               <w:top w:val="single" w:sz="4" w:space="0" w:color="CCCCCC"/>
               <w:start w:val="single" w:sz="4" w:space="0" w:color="CCCCCC"/>
@@ -8493,7 +8342,7 @@
         </w:tc>
         <w:tc>
           <w:tcPr>
-            <w:tcW w:w="6081" w:type="dxa"/>
+            <w:tcW w:w="6082" w:type="dxa"/>
             <w:tcBorders>
               <w:top w:val="single" w:sz="4" w:space="0" w:color="CCCCCC"/>
               <w:start w:val="single" w:sz="4" w:space="0" w:color="CCCCCC"/>
@@ -8555,7 +8404,7 @@
         </w:tc>
         <w:tc>
           <w:tcPr>
-            <w:tcW w:w="1799" w:type="dxa"/>
+            <w:tcW w:w="1798" w:type="dxa"/>
             <w:tcBorders>
               <w:top w:val="single" w:sz="4" w:space="0" w:color="CCCCCC"/>
               <w:start w:val="single" w:sz="4" w:space="0" w:color="CCCCCC"/>
@@ -8584,7 +8433,7 @@
         </w:tc>
         <w:tc>
           <w:tcPr>
-            <w:tcW w:w="6081" w:type="dxa"/>
+            <w:tcW w:w="6082" w:type="dxa"/>
             <w:tcBorders>
               <w:top w:val="single" w:sz="4" w:space="0" w:color="CCCCCC"/>
               <w:start w:val="single" w:sz="4" w:space="0" w:color="CCCCCC"/>
@@ -8646,7 +8495,7 @@
         </w:tc>
         <w:tc>
           <w:tcPr>
-            <w:tcW w:w="1799" w:type="dxa"/>
+            <w:tcW w:w="1798" w:type="dxa"/>
             <w:tcBorders>
               <w:top w:val="single" w:sz="4" w:space="0" w:color="CCCCCC"/>
               <w:start w:val="single" w:sz="4" w:space="0" w:color="CCCCCC"/>
@@ -8674,7 +8523,7 @@
         </w:tc>
         <w:tc>
           <w:tcPr>
-            <w:tcW w:w="6081" w:type="dxa"/>
+            <w:tcW w:w="6082" w:type="dxa"/>
             <w:tcBorders>
               <w:top w:val="single" w:sz="4" w:space="0" w:color="CCCCCC"/>
               <w:start w:val="single" w:sz="4" w:space="0" w:color="CCCCCC"/>
@@ -8736,7 +8585,7 @@
         </w:tc>
         <w:tc>
           <w:tcPr>
-            <w:tcW w:w="1799" w:type="dxa"/>
+            <w:tcW w:w="1798" w:type="dxa"/>
             <w:tcBorders>
               <w:top w:val="single" w:sz="4" w:space="0" w:color="CCCCCC"/>
               <w:start w:val="single" w:sz="4" w:space="0" w:color="CCCCCC"/>
@@ -8765,7 +8614,7 @@
         </w:tc>
         <w:tc>
           <w:tcPr>
-            <w:tcW w:w="6081" w:type="dxa"/>
+            <w:tcW w:w="6082" w:type="dxa"/>
             <w:tcBorders>
               <w:top w:val="single" w:sz="4" w:space="0" w:color="CCCCCC"/>
               <w:start w:val="single" w:sz="4" w:space="0" w:color="CCCCCC"/>
@@ -8842,7 +8691,7 @@
         <w:pStyle w:val="ListParagraph"/>
         <w:numPr>
           <w:ilvl w:val="0"/>
-          <w:numId w:val="14"/>
+          <w:numId w:val="16"/>
         </w:numPr>
         <w:spacing w:before="0" w:after="80"/>
         <w:rPr/>
@@ -8857,7 +8706,7 @@
         <w:pStyle w:val="ListParagraph"/>
         <w:numPr>
           <w:ilvl w:val="0"/>
-          <w:numId w:val="3"/>
+          <w:numId w:val="12"/>
         </w:numPr>
         <w:spacing w:before="0" w:after="80"/>
         <w:rPr/>
@@ -8872,7 +8721,7 @@
         <w:pStyle w:val="ListParagraph"/>
         <w:numPr>
           <w:ilvl w:val="0"/>
-          <w:numId w:val="3"/>
+          <w:numId w:val="12"/>
         </w:numPr>
         <w:spacing w:before="0" w:after="80"/>
         <w:rPr/>
@@ -8887,7 +8736,7 @@
         <w:pStyle w:val="ListParagraph"/>
         <w:numPr>
           <w:ilvl w:val="0"/>
-          <w:numId w:val="3"/>
+          <w:numId w:val="12"/>
         </w:numPr>
         <w:spacing w:before="0" w:after="80"/>
         <w:rPr/>
@@ -8902,7 +8751,7 @@
         <w:pStyle w:val="ListParagraph"/>
         <w:numPr>
           <w:ilvl w:val="0"/>
-          <w:numId w:val="3"/>
+          <w:numId w:val="12"/>
         </w:numPr>
         <w:spacing w:before="0" w:after="80"/>
         <w:rPr/>
@@ -8917,7 +8766,7 @@
         <w:pStyle w:val="ListParagraph"/>
         <w:numPr>
           <w:ilvl w:val="0"/>
-          <w:numId w:val="3"/>
+          <w:numId w:val="12"/>
         </w:numPr>
         <w:spacing w:before="0" w:after="80"/>
         <w:rPr/>
@@ -8944,15 +8793,7 @@
       </w:pPr>
       <w:r>
         <w:rPr/>
-        <w:t>1</w:t>
-      </w:r>
-      <w:r>
-        <w:rPr/>
-        <w:t>5</w:t>
-      </w:r>
-      <w:r>
-        <w:rPr/>
-        <w:t xml:space="preserve">. </w:t>
+        <w:t xml:space="preserve">15. </w:t>
       </w:r>
       <w:r>
         <w:rPr>
@@ -8993,19 +8834,7 @@
           <w:color w:val="000000"/>
           <w:spacing w:val="0"/>
         </w:rPr>
-        <w:t>15</w:t>
-      </w:r>
-      <w:r>
-        <w:rPr>
-          <w:rFonts w:ascii="Google Sans;sans-serif" w:hAnsi="Google Sans;sans-serif"/>
-          <w:b w:val="false"/>
-          <w:i w:val="false"/>
-          <w:caps w:val="false"/>
-          <w:smallCaps w:val="false"/>
-          <w:color w:val="000000"/>
-          <w:spacing w:val="0"/>
-        </w:rPr>
-        <w:t>.1 In-scope for Phase 2</w:t>
+        <w:t>15.1 In-scope for Phase 2</w:t>
       </w:r>
     </w:p>
     <w:p>
@@ -9016,7 +8845,6 @@
           <w:ilvl w:val="0"/>
           <w:numId w:val="4"/>
         </w:numPr>
-        <w:pBdr/>
         <w:tabs>
           <w:tab w:val="clear" w:pos="720"/>
           <w:tab w:val="left" w:pos="0" w:leader="none"/>
@@ -9066,7 +8894,6 @@
           <w:ilvl w:val="0"/>
           <w:numId w:val="4"/>
         </w:numPr>
-        <w:pBdr/>
         <w:tabs>
           <w:tab w:val="clear" w:pos="720"/>
           <w:tab w:val="left" w:pos="0" w:leader="none"/>
@@ -9116,7 +8943,6 @@
           <w:ilvl w:val="0"/>
           <w:numId w:val="4"/>
         </w:numPr>
-        <w:pBdr/>
         <w:tabs>
           <w:tab w:val="clear" w:pos="720"/>
           <w:tab w:val="left" w:pos="0" w:leader="none"/>
@@ -9166,7 +8992,6 @@
           <w:ilvl w:val="0"/>
           <w:numId w:val="4"/>
         </w:numPr>
-        <w:pBdr/>
         <w:tabs>
           <w:tab w:val="clear" w:pos="720"/>
           <w:tab w:val="left" w:pos="0" w:leader="none"/>
@@ -9216,7 +9041,6 @@
           <w:ilvl w:val="0"/>
           <w:numId w:val="4"/>
         </w:numPr>
-        <w:pBdr/>
         <w:tabs>
           <w:tab w:val="clear" w:pos="720"/>
           <w:tab w:val="left" w:pos="0" w:leader="none"/>
@@ -9266,7 +9090,6 @@
           <w:ilvl w:val="0"/>
           <w:numId w:val="4"/>
         </w:numPr>
-        <w:pBdr/>
         <w:tabs>
           <w:tab w:val="clear" w:pos="720"/>
           <w:tab w:val="left" w:pos="0" w:leader="none"/>
@@ -9316,7 +9139,6 @@
           <w:ilvl w:val="0"/>
           <w:numId w:val="4"/>
         </w:numPr>
-        <w:pBdr/>
         <w:tabs>
           <w:tab w:val="clear" w:pos="720"/>
           <w:tab w:val="left" w:pos="0" w:leader="none"/>
@@ -9391,8 +9213,8 @@
         </w:tblCellMar>
       </w:tblPr>
       <w:tblGrid>
-        <w:gridCol w:w="695"/>
-        <w:gridCol w:w="6255"/>
+        <w:gridCol w:w="694"/>
+        <w:gridCol w:w="6256"/>
         <w:gridCol w:w="3130"/>
       </w:tblGrid>
       <w:tr>
@@ -9401,7 +9223,7 @@
         </w:trPr>
         <w:tc>
           <w:tcPr>
-            <w:tcW w:w="695" w:type="dxa"/>
+            <w:tcW w:w="694" w:type="dxa"/>
             <w:tcBorders>
               <w:top w:val="single" w:sz="2" w:space="0" w:color="000000"/>
               <w:start w:val="single" w:sz="2" w:space="0" w:color="000000"/>
@@ -9428,7 +9250,7 @@
         </w:tc>
         <w:tc>
           <w:tcPr>
-            <w:tcW w:w="6255" w:type="dxa"/>
+            <w:tcW w:w="6256" w:type="dxa"/>
             <w:tcBorders>
               <w:top w:val="single" w:sz="2" w:space="0" w:color="000000"/>
               <w:start w:val="single" w:sz="2" w:space="0" w:color="000000"/>
@@ -9485,7 +9307,7 @@
         <w:trPr/>
         <w:tc>
           <w:tcPr>
-            <w:tcW w:w="695" w:type="dxa"/>
+            <w:tcW w:w="694" w:type="dxa"/>
             <w:tcBorders>
               <w:top w:val="single" w:sz="2" w:space="0" w:color="000000"/>
               <w:start w:val="single" w:sz="2" w:space="0" w:color="000000"/>
@@ -9515,7 +9337,7 @@
         </w:tc>
         <w:tc>
           <w:tcPr>
-            <w:tcW w:w="6255" w:type="dxa"/>
+            <w:tcW w:w="6256" w:type="dxa"/>
             <w:tcBorders>
               <w:top w:val="single" w:sz="2" w:space="0" w:color="000000"/>
               <w:start w:val="single" w:sz="2" w:space="0" w:color="000000"/>
@@ -9574,7 +9396,7 @@
         <w:trPr/>
         <w:tc>
           <w:tcPr>
-            <w:tcW w:w="695" w:type="dxa"/>
+            <w:tcW w:w="694" w:type="dxa"/>
             <w:tcBorders>
               <w:top w:val="single" w:sz="2" w:space="0" w:color="000000"/>
               <w:start w:val="single" w:sz="2" w:space="0" w:color="000000"/>
@@ -9604,7 +9426,7 @@
         </w:tc>
         <w:tc>
           <w:tcPr>
-            <w:tcW w:w="6255" w:type="dxa"/>
+            <w:tcW w:w="6256" w:type="dxa"/>
             <w:tcBorders>
               <w:top w:val="single" w:sz="2" w:space="0" w:color="000000"/>
               <w:start w:val="single" w:sz="2" w:space="0" w:color="000000"/>
@@ -9663,7 +9485,7 @@
         <w:trPr/>
         <w:tc>
           <w:tcPr>
-            <w:tcW w:w="695" w:type="dxa"/>
+            <w:tcW w:w="694" w:type="dxa"/>
             <w:tcBorders>
               <w:top w:val="single" w:sz="2" w:space="0" w:color="000000"/>
               <w:start w:val="single" w:sz="2" w:space="0" w:color="000000"/>
@@ -9693,7 +9515,7 @@
         </w:tc>
         <w:tc>
           <w:tcPr>
-            <w:tcW w:w="6255" w:type="dxa"/>
+            <w:tcW w:w="6256" w:type="dxa"/>
             <w:tcBorders>
               <w:top w:val="single" w:sz="2" w:space="0" w:color="000000"/>
               <w:start w:val="single" w:sz="2" w:space="0" w:color="000000"/>
@@ -9752,7 +9574,7 @@
         <w:trPr/>
         <w:tc>
           <w:tcPr>
-            <w:tcW w:w="695" w:type="dxa"/>
+            <w:tcW w:w="694" w:type="dxa"/>
             <w:tcBorders>
               <w:top w:val="single" w:sz="2" w:space="0" w:color="000000"/>
               <w:start w:val="single" w:sz="2" w:space="0" w:color="000000"/>
@@ -9782,7 +9604,7 @@
         </w:tc>
         <w:tc>
           <w:tcPr>
-            <w:tcW w:w="6255" w:type="dxa"/>
+            <w:tcW w:w="6256" w:type="dxa"/>
             <w:tcBorders>
               <w:top w:val="single" w:sz="2" w:space="0" w:color="000000"/>
               <w:start w:val="single" w:sz="2" w:space="0" w:color="000000"/>
@@ -9841,7 +9663,7 @@
         <w:trPr/>
         <w:tc>
           <w:tcPr>
-            <w:tcW w:w="695" w:type="dxa"/>
+            <w:tcW w:w="694" w:type="dxa"/>
             <w:tcBorders>
               <w:top w:val="single" w:sz="2" w:space="0" w:color="000000"/>
               <w:start w:val="single" w:sz="2" w:space="0" w:color="000000"/>
@@ -9871,7 +9693,7 @@
         </w:tc>
         <w:tc>
           <w:tcPr>
-            <w:tcW w:w="6255" w:type="dxa"/>
+            <w:tcW w:w="6256" w:type="dxa"/>
             <w:tcBorders>
               <w:top w:val="single" w:sz="2" w:space="0" w:color="000000"/>
               <w:start w:val="single" w:sz="2" w:space="0" w:color="000000"/>
@@ -9953,15 +9775,7 @@
       </w:pPr>
       <w:r>
         <w:rPr/>
-        <w:t>1</w:t>
-      </w:r>
-      <w:r>
-        <w:rPr/>
-        <w:t>6</w:t>
-      </w:r>
-      <w:r>
-        <w:rPr/>
-        <w:t xml:space="preserve">. </w:t>
+        <w:t xml:space="preserve">16. </w:t>
       </w:r>
       <w:r>
         <w:rPr>
@@ -9984,7 +9798,6 @@
           <w:ilvl w:val="0"/>
           <w:numId w:val="5"/>
         </w:numPr>
-        <w:pBdr/>
         <w:tabs>
           <w:tab w:val="clear" w:pos="720"/>
           <w:tab w:val="left" w:pos="0" w:leader="none"/>
@@ -10034,7 +9847,6 @@
           <w:ilvl w:val="0"/>
           <w:numId w:val="5"/>
         </w:numPr>
-        <w:pBdr/>
         <w:tabs>
           <w:tab w:val="clear" w:pos="720"/>
           <w:tab w:val="left" w:pos="0" w:leader="none"/>
@@ -10102,9 +9914,64 @@
           <w:color w:val="000000"/>
           <w:spacing w:val="0"/>
         </w:rPr>
-        <w:t>16</w:t>
-      </w:r>
-      <w:r>
+        <w:t>16.1 The unified audit query</w:t>
+      </w:r>
+    </w:p>
+    <w:p>
+      <w:pPr>
+        <w:pStyle w:val="BodyText"/>
+        <w:widowControl/>
+        <w:numPr>
+          <w:ilvl w:val="0"/>
+          <w:numId w:val="6"/>
+        </w:numPr>
+        <w:tabs>
+          <w:tab w:val="clear" w:pos="720"/>
+          <w:tab w:val="left" w:pos="0" w:leader="none"/>
+        </w:tabs>
+        <w:spacing w:lineRule="auto" w:line="274" w:before="0" w:after="140"/>
+        <w:ind w:hanging="283" w:start="709" w:end="0"/>
+        <w:rPr>
+          <w:rFonts w:ascii="Google Sans Text;sans-serif" w:hAnsi="Google Sans Text;sans-serif"/>
+          <w:b w:val="false"/>
+          <w:i w:val="false"/>
+          <w:caps w:val="false"/>
+          <w:smallCaps w:val="false"/>
+          <w:color w:val="000000"/>
+          <w:spacing w:val="0"/>
+        </w:rPr>
+      </w:pPr>
+      <w:r>
+        <w:rPr>
+          <w:rFonts w:ascii="Google Sans Text;sans-serif" w:hAnsi="Google Sans Text;sans-serif"/>
+          <w:b w:val="false"/>
+          <w:i/>
+          <w:caps w:val="false"/>
+          <w:smallCaps w:val="false"/>
+          <w:color w:val="000000"/>
+          <w:spacing w:val="0"/>
+        </w:rPr>
+        <w:t>Unchanged from Pilot:</w:t>
+      </w:r>
+      <w:r>
+        <w:rPr>
+          <w:rFonts w:ascii="Google Sans Text;sans-serif" w:hAnsi="Google Sans Text;sans-serif"/>
+          <w:b w:val="false"/>
+          <w:i w:val="false"/>
+          <w:caps w:val="false"/>
+          <w:smallCaps w:val="false"/>
+          <w:color w:val="000000"/>
+          <w:spacing w:val="0"/>
+        </w:rPr>
+        <w:t> Retains the single-query audit model across the consolidated WORM store, now natively extending queries to cover Jira project permissions and ServiceNow incident security logs.</w:t>
+      </w:r>
+    </w:p>
+    <w:p>
+      <w:pPr>
+        <w:pStyle w:val="Heading3"/>
+        <w:widowControl/>
+        <w:spacing w:lineRule="auto" w:line="274" w:before="0" w:after="140"/>
+        <w:ind w:hanging="0" w:start="0" w:end="0"/>
         <w:rPr>
           <w:rFonts w:ascii="Google Sans;sans-serif" w:hAnsi="Google Sans;sans-serif"/>
           <w:b w:val="false"/>
@@ -10114,7 +9981,18 @@
           <w:color w:val="000000"/>
           <w:spacing w:val="0"/>
         </w:rPr>
-        <w:t>.1 The unified audit query</w:t>
+      </w:pPr>
+      <w:r>
+        <w:rPr>
+          <w:rFonts w:ascii="Google Sans;sans-serif" w:hAnsi="Google Sans;sans-serif"/>
+          <w:b w:val="false"/>
+          <w:i w:val="false"/>
+          <w:caps w:val="false"/>
+          <w:smallCaps w:val="false"/>
+          <w:color w:val="000000"/>
+          <w:spacing w:val="0"/>
+        </w:rPr>
+        <w:t>16.2 Continuous improvement loop</w:t>
       </w:r>
     </w:p>
     <w:p>
@@ -10123,9 +10001,8 @@
         <w:widowControl/>
         <w:numPr>
           <w:ilvl w:val="0"/>
-          <w:numId w:val="6"/>
+          <w:numId w:val="7"/>
         </w:numPr>
-        <w:pBdr/>
         <w:tabs>
           <w:tab w:val="clear" w:pos="720"/>
           <w:tab w:val="left" w:pos="0" w:leader="none"/>
@@ -10146,15 +10023,29 @@
         <w:rPr>
           <w:rFonts w:ascii="Google Sans Text;sans-serif" w:hAnsi="Google Sans Text;sans-serif"/>
           <w:b w:val="false"/>
-          <w:i/>
+          <w:i w:val="false"/>
           <w:caps w:val="false"/>
           <w:smallCaps w:val="false"/>
           <w:color w:val="000000"/>
           <w:spacing w:val="0"/>
         </w:rPr>
-        <w:t>Unchanged from Pilot:</w:t>
-      </w:r>
-      <w:r>
+        <w:t>Weekly automated regression runs scale from the 50-question pilot set to the expanded 300+ question enterprise golden dataset.</w:t>
+      </w:r>
+    </w:p>
+    <w:p>
+      <w:pPr>
+        <w:pStyle w:val="BodyText"/>
+        <w:widowControl/>
+        <w:numPr>
+          <w:ilvl w:val="0"/>
+          <w:numId w:val="7"/>
+        </w:numPr>
+        <w:tabs>
+          <w:tab w:val="clear" w:pos="720"/>
+          <w:tab w:val="left" w:pos="0" w:leader="none"/>
+        </w:tabs>
+        <w:spacing w:lineRule="auto" w:line="274" w:before="0" w:after="140"/>
+        <w:ind w:hanging="283" w:start="709" w:end="0"/>
         <w:rPr>
           <w:rFonts w:ascii="Google Sans Text;sans-serif" w:hAnsi="Google Sans Text;sans-serif"/>
           <w:b w:val="false"/>
@@ -10164,12 +10055,23 @@
           <w:color w:val="000000"/>
           <w:spacing w:val="0"/>
         </w:rPr>
-        <w:t> Retains the single-query audit model across the consolidated WORM store, now natively extending queries to cover Jira project permissions and ServiceNow incident security logs.</w:t>
-      </w:r>
-    </w:p>
-    <w:p>
-      <w:pPr>
-        <w:pStyle w:val="Heading3"/>
+      </w:pPr>
+      <w:r>
+        <w:rPr>
+          <w:rFonts w:ascii="Google Sans Text;sans-serif" w:hAnsi="Google Sans Text;sans-serif"/>
+          <w:b w:val="false"/>
+          <w:i w:val="false"/>
+          <w:caps w:val="false"/>
+          <w:smallCaps w:val="false"/>
+          <w:color w:val="000000"/>
+          <w:spacing w:val="0"/>
+        </w:rPr>
+        <w:t>Negative user feedback (thumbs-down/text corrections) automatically populates an SME triage queue before entering the evaluation set.</w:t>
+      </w:r>
+    </w:p>
+    <w:p>
+      <w:pPr>
+        <w:pStyle w:val="Heading2"/>
         <w:widowControl/>
         <w:spacing w:lineRule="auto" w:line="274" w:before="0" w:after="140"/>
         <w:ind w:hanging="0" w:start="0" w:end="0"/>
@@ -10193,123 +10095,6 @@
           <w:color w:val="000000"/>
           <w:spacing w:val="0"/>
         </w:rPr>
-        <w:t>16</w:t>
-      </w:r>
-      <w:r>
-        <w:rPr>
-          <w:rFonts w:ascii="Google Sans;sans-serif" w:hAnsi="Google Sans;sans-serif"/>
-          <w:b w:val="false"/>
-          <w:i w:val="false"/>
-          <w:caps w:val="false"/>
-          <w:smallCaps w:val="false"/>
-          <w:color w:val="000000"/>
-          <w:spacing w:val="0"/>
-        </w:rPr>
-        <w:t>.2 Continuous improvement loop</w:t>
-      </w:r>
-    </w:p>
-    <w:p>
-      <w:pPr>
-        <w:pStyle w:val="BodyText"/>
-        <w:widowControl/>
-        <w:numPr>
-          <w:ilvl w:val="0"/>
-          <w:numId w:val="7"/>
-        </w:numPr>
-        <w:pBdr/>
-        <w:tabs>
-          <w:tab w:val="clear" w:pos="720"/>
-          <w:tab w:val="left" w:pos="0" w:leader="none"/>
-        </w:tabs>
-        <w:spacing w:lineRule="auto" w:line="274" w:before="0" w:after="140"/>
-        <w:ind w:hanging="283" w:start="709" w:end="0"/>
-        <w:rPr>
-          <w:rFonts w:ascii="Google Sans Text;sans-serif" w:hAnsi="Google Sans Text;sans-serif"/>
-          <w:b w:val="false"/>
-          <w:i w:val="false"/>
-          <w:caps w:val="false"/>
-          <w:smallCaps w:val="false"/>
-          <w:color w:val="000000"/>
-          <w:spacing w:val="0"/>
-        </w:rPr>
-      </w:pPr>
-      <w:r>
-        <w:rPr>
-          <w:rFonts w:ascii="Google Sans Text;sans-serif" w:hAnsi="Google Sans Text;sans-serif"/>
-          <w:b w:val="false"/>
-          <w:i w:val="false"/>
-          <w:caps w:val="false"/>
-          <w:smallCaps w:val="false"/>
-          <w:color w:val="000000"/>
-          <w:spacing w:val="0"/>
-        </w:rPr>
-        <w:t>Weekly automated regression runs scale from the 50-question pilot set to the expanded 300+ question enterprise golden dataset.</w:t>
-      </w:r>
-    </w:p>
-    <w:p>
-      <w:pPr>
-        <w:pStyle w:val="BodyText"/>
-        <w:widowControl/>
-        <w:numPr>
-          <w:ilvl w:val="0"/>
-          <w:numId w:val="7"/>
-        </w:numPr>
-        <w:pBdr/>
-        <w:tabs>
-          <w:tab w:val="clear" w:pos="720"/>
-          <w:tab w:val="left" w:pos="0" w:leader="none"/>
-        </w:tabs>
-        <w:spacing w:lineRule="auto" w:line="274" w:before="0" w:after="140"/>
-        <w:ind w:hanging="283" w:start="709" w:end="0"/>
-        <w:rPr>
-          <w:rFonts w:ascii="Google Sans Text;sans-serif" w:hAnsi="Google Sans Text;sans-serif"/>
-          <w:b w:val="false"/>
-          <w:i w:val="false"/>
-          <w:caps w:val="false"/>
-          <w:smallCaps w:val="false"/>
-          <w:color w:val="000000"/>
-          <w:spacing w:val="0"/>
-        </w:rPr>
-      </w:pPr>
-      <w:r>
-        <w:rPr>
-          <w:rFonts w:ascii="Google Sans Text;sans-serif" w:hAnsi="Google Sans Text;sans-serif"/>
-          <w:b w:val="false"/>
-          <w:i w:val="false"/>
-          <w:caps w:val="false"/>
-          <w:smallCaps w:val="false"/>
-          <w:color w:val="000000"/>
-          <w:spacing w:val="0"/>
-        </w:rPr>
-        <w:t>Negative user feedback (thumbs-down/text corrections) automatically populates an SME triage queue before entering the evaluation set.</w:t>
-      </w:r>
-    </w:p>
-    <w:p>
-      <w:pPr>
-        <w:pStyle w:val="Heading2"/>
-        <w:widowControl/>
-        <w:spacing w:lineRule="auto" w:line="274" w:before="0" w:after="140"/>
-        <w:ind w:hanging="0" w:start="0" w:end="0"/>
-        <w:rPr>
-          <w:rFonts w:ascii="Google Sans;sans-serif" w:hAnsi="Google Sans;sans-serif"/>
-          <w:b w:val="false"/>
-          <w:i w:val="false"/>
-          <w:caps w:val="false"/>
-          <w:smallCaps w:val="false"/>
-          <w:color w:val="000000"/>
-          <w:spacing w:val="0"/>
-        </w:rPr>
-      </w:pPr>
-      <w:r>
-        <w:rPr>
-          <w:rFonts w:ascii="Google Sans;sans-serif" w:hAnsi="Google Sans;sans-serif"/>
-          <w:b w:val="false"/>
-          <w:i w:val="false"/>
-          <w:caps w:val="false"/>
-          <w:smallCaps w:val="false"/>
-          <w:color w:val="000000"/>
-          <w:spacing w:val="0"/>
-        </w:rPr>
       </w:r>
     </w:p>
     <w:p>
@@ -10320,15 +10105,7 @@
       </w:pPr>
       <w:r>
         <w:rPr/>
-        <w:t>1</w:t>
-      </w:r>
-      <w:r>
-        <w:rPr/>
-        <w:t>7</w:t>
-      </w:r>
-      <w:r>
-        <w:rPr/>
-        <w:t xml:space="preserve">. </w:t>
+        <w:t xml:space="preserve">17. </w:t>
       </w:r>
       <w:r>
         <w:rPr>
@@ -10387,8 +10164,8 @@
       </w:tblPr>
       <w:tblGrid>
         <w:gridCol w:w="2704"/>
-        <w:gridCol w:w="5308"/>
-        <w:gridCol w:w="2068"/>
+        <w:gridCol w:w="5307"/>
+        <w:gridCol w:w="2069"/>
       </w:tblGrid>
       <w:tr>
         <w:trPr>
@@ -10423,7 +10200,7 @@
         </w:tc>
         <w:tc>
           <w:tcPr>
-            <w:tcW w:w="5308" w:type="dxa"/>
+            <w:tcW w:w="5307" w:type="dxa"/>
             <w:tcBorders>
               <w:top w:val="single" w:sz="2" w:space="0" w:color="000000"/>
               <w:start w:val="single" w:sz="2" w:space="0" w:color="000000"/>
@@ -10450,7 +10227,7 @@
         </w:tc>
         <w:tc>
           <w:tcPr>
-            <w:tcW w:w="2068" w:type="dxa"/>
+            <w:tcW w:w="2069" w:type="dxa"/>
             <w:tcBorders>
               <w:top w:val="single" w:sz="2" w:space="0" w:color="000000"/>
               <w:start w:val="single" w:sz="2" w:space="0" w:color="000000"/>
@@ -10510,7 +10287,7 @@
         </w:tc>
         <w:tc>
           <w:tcPr>
-            <w:tcW w:w="5308" w:type="dxa"/>
+            <w:tcW w:w="5307" w:type="dxa"/>
             <w:tcBorders>
               <w:top w:val="single" w:sz="2" w:space="0" w:color="000000"/>
               <w:start w:val="single" w:sz="2" w:space="0" w:color="000000"/>
@@ -10538,7 +10315,7 @@
         </w:tc>
         <w:tc>
           <w:tcPr>
-            <w:tcW w:w="2068" w:type="dxa"/>
+            <w:tcW w:w="2069" w:type="dxa"/>
             <w:tcBorders>
               <w:top w:val="single" w:sz="2" w:space="0" w:color="000000"/>
               <w:start w:val="single" w:sz="2" w:space="0" w:color="000000"/>
@@ -10619,7 +10396,7 @@
         </w:tc>
         <w:tc>
           <w:tcPr>
-            <w:tcW w:w="5308" w:type="dxa"/>
+            <w:tcW w:w="5307" w:type="dxa"/>
             <w:tcBorders>
               <w:top w:val="single" w:sz="2" w:space="0" w:color="000000"/>
               <w:start w:val="single" w:sz="2" w:space="0" w:color="000000"/>
@@ -10647,7 +10424,7 @@
         </w:tc>
         <w:tc>
           <w:tcPr>
-            <w:tcW w:w="2068" w:type="dxa"/>
+            <w:tcW w:w="2069" w:type="dxa"/>
             <w:tcBorders>
               <w:top w:val="single" w:sz="2" w:space="0" w:color="000000"/>
               <w:start w:val="single" w:sz="2" w:space="0" w:color="000000"/>
@@ -10708,7 +10485,7 @@
         </w:tc>
         <w:tc>
           <w:tcPr>
-            <w:tcW w:w="5308" w:type="dxa"/>
+            <w:tcW w:w="5307" w:type="dxa"/>
             <w:tcBorders>
               <w:top w:val="single" w:sz="2" w:space="0" w:color="000000"/>
               <w:start w:val="single" w:sz="2" w:space="0" w:color="000000"/>
@@ -10736,7 +10513,7 @@
         </w:tc>
         <w:tc>
           <w:tcPr>
-            <w:tcW w:w="2068" w:type="dxa"/>
+            <w:tcW w:w="2069" w:type="dxa"/>
             <w:tcBorders>
               <w:top w:val="single" w:sz="2" w:space="0" w:color="000000"/>
               <w:start w:val="single" w:sz="2" w:space="0" w:color="000000"/>
@@ -10817,7 +10594,7 @@
         </w:tc>
         <w:tc>
           <w:tcPr>
-            <w:tcW w:w="5308" w:type="dxa"/>
+            <w:tcW w:w="5307" w:type="dxa"/>
             <w:tcBorders>
               <w:top w:val="single" w:sz="2" w:space="0" w:color="000000"/>
               <w:start w:val="single" w:sz="2" w:space="0" w:color="000000"/>
@@ -10845,7 +10622,7 @@
         </w:tc>
         <w:tc>
           <w:tcPr>
-            <w:tcW w:w="2068" w:type="dxa"/>
+            <w:tcW w:w="2069" w:type="dxa"/>
             <w:tcBorders>
               <w:top w:val="single" w:sz="2" w:space="0" w:color="000000"/>
               <w:start w:val="single" w:sz="2" w:space="0" w:color="000000"/>
@@ -10926,7 +10703,7 @@
         </w:tc>
         <w:tc>
           <w:tcPr>
-            <w:tcW w:w="5308" w:type="dxa"/>
+            <w:tcW w:w="5307" w:type="dxa"/>
             <w:tcBorders>
               <w:top w:val="single" w:sz="2" w:space="0" w:color="000000"/>
               <w:start w:val="single" w:sz="2" w:space="0" w:color="000000"/>
@@ -10954,7 +10731,7 @@
         </w:tc>
         <w:tc>
           <w:tcPr>
-            <w:tcW w:w="2068" w:type="dxa"/>
+            <w:tcW w:w="2069" w:type="dxa"/>
             <w:tcBorders>
               <w:top w:val="single" w:sz="2" w:space="0" w:color="000000"/>
               <w:start w:val="single" w:sz="2" w:space="0" w:color="000000"/>
@@ -11035,7 +10812,7 @@
         </w:tc>
         <w:tc>
           <w:tcPr>
-            <w:tcW w:w="5308" w:type="dxa"/>
+            <w:tcW w:w="5307" w:type="dxa"/>
             <w:tcBorders>
               <w:top w:val="single" w:sz="2" w:space="0" w:color="000000"/>
               <w:start w:val="single" w:sz="2" w:space="0" w:color="000000"/>
@@ -11063,7 +10840,7 @@
         </w:tc>
         <w:tc>
           <w:tcPr>
-            <w:tcW w:w="2068" w:type="dxa"/>
+            <w:tcW w:w="2069" w:type="dxa"/>
             <w:tcBorders>
               <w:top w:val="single" w:sz="2" w:space="0" w:color="000000"/>
               <w:start w:val="single" w:sz="2" w:space="0" w:color="000000"/>
@@ -11171,15 +10948,7 @@
       </w:pPr>
       <w:r>
         <w:rPr/>
-        <w:t>1</w:t>
-      </w:r>
-      <w:r>
-        <w:rPr/>
-        <w:t>8</w:t>
-      </w:r>
-      <w:r>
-        <w:rPr/>
-        <w:t xml:space="preserve">. </w:t>
+        <w:t xml:space="preserve">18. </w:t>
       </w:r>
       <w:r>
         <w:rPr>
@@ -11191,15 +10960,9 @@
           <w:color w:val="000000"/>
           <w:spacing w:val="0"/>
         </w:rPr>
-        <w:t>Team and Commercial Shape</w:t>
-      </w:r>
-    </w:p>
-    <w:p>
-      <w:pPr>
-        <w:pStyle w:val="Heading3"/>
-        <w:widowControl/>
-        <w:spacing w:lineRule="auto" w:line="274" w:before="0" w:after="140"/>
-        <w:ind w:hanging="0" w:start="0" w:end="0"/>
+        <w:t xml:space="preserve">Team and Commercial Shape </w:t>
+      </w:r>
+      <w:r>
         <w:rPr>
           <w:rFonts w:ascii="Google Sans;sans-serif" w:hAnsi="Google Sans;sans-serif"/>
           <w:b w:val="false"/>
@@ -11209,8 +10972,15 @@
           <w:color w:val="000000"/>
           <w:spacing w:val="0"/>
         </w:rPr>
-      </w:pPr>
-      <w:r>
+        <w:t>(Phase 2)</w:t>
+      </w:r>
+    </w:p>
+    <w:p>
+      <w:pPr>
+        <w:pStyle w:val="Heading3"/>
+        <w:widowControl/>
+        <w:spacing w:lineRule="auto" w:line="274" w:before="0" w:after="140"/>
+        <w:ind w:hanging="0" w:start="0" w:end="0"/>
         <w:rPr>
           <w:rFonts w:ascii="Google Sans;sans-serif" w:hAnsi="Google Sans;sans-serif"/>
           <w:b w:val="false"/>
@@ -11220,8 +10990,7 @@
           <w:color w:val="000000"/>
           <w:spacing w:val="0"/>
         </w:rPr>
-        <w:t>1</w:t>
-      </w:r>
+      </w:pPr>
       <w:r>
         <w:rPr>
           <w:rFonts w:ascii="Google Sans;sans-serif" w:hAnsi="Google Sans;sans-serif"/>
@@ -11232,9 +11001,726 @@
           <w:color w:val="000000"/>
           <w:spacing w:val="0"/>
         </w:rPr>
-        <w:t>8</w:t>
-      </w:r>
-      <w:r>
+        <w:t>18.1 Delivery team</w:t>
+      </w:r>
+    </w:p>
+    <w:p>
+      <w:pPr>
+        <w:pStyle w:val="BodyText"/>
+        <w:widowControl/>
+        <w:spacing w:lineRule="auto" w:line="274" w:before="0" w:after="140"/>
+        <w:ind w:hanging="0" w:start="0" w:end="0"/>
+        <w:rPr>
+          <w:rFonts w:ascii="Google Sans Text;sans-serif" w:hAnsi="Google Sans Text;sans-serif"/>
+          <w:b w:val="false"/>
+          <w:i w:val="false"/>
+          <w:caps w:val="false"/>
+          <w:smallCaps w:val="false"/>
+          <w:color w:val="000000"/>
+          <w:spacing w:val="0"/>
+        </w:rPr>
+      </w:pPr>
+      <w:r>
+        <w:rPr>
+          <w:rFonts w:ascii="Google Sans Text;sans-serif" w:hAnsi="Google Sans Text;sans-serif"/>
+          <w:b w:val="false"/>
+          <w:i w:val="false"/>
+          <w:caps w:val="false"/>
+          <w:smallCaps w:val="false"/>
+          <w:color w:val="000000"/>
+          <w:spacing w:val="0"/>
+        </w:rPr>
+        <w:t xml:space="preserve">The core pod scales from </w:t>
+      </w:r>
+      <w:r>
+        <w:rPr>
+          <w:rFonts w:ascii="Google Sans Text;sans-serif" w:hAnsi="Google Sans Text;sans-serif"/>
+          <w:b w:val="false"/>
+          <w:i w:val="false"/>
+          <w:caps w:val="false"/>
+          <w:smallCaps w:val="false"/>
+          <w:color w:val="000000"/>
+          <w:spacing w:val="0"/>
+        </w:rPr>
+        <w:t>4.5</w:t>
+      </w:r>
+      <w:r>
+        <w:rPr>
+          <w:rFonts w:ascii="Google Sans Text;sans-serif" w:hAnsi="Google Sans Text;sans-serif"/>
+          <w:b w:val="false"/>
+          <w:i w:val="false"/>
+          <w:caps w:val="false"/>
+          <w:smallCaps w:val="false"/>
+          <w:color w:val="000000"/>
+          <w:spacing w:val="0"/>
+        </w:rPr>
+        <w:t xml:space="preserve"> FTE to 5.5 FTE to support parallel source ingestion streams:</w:t>
+      </w:r>
+    </w:p>
+    <w:tbl>
+      <w:tblPr>
+        <w:tblW w:w="10086" w:type="dxa"/>
+        <w:jc w:val="start"/>
+        <w:tblInd w:w="-6" w:type="dxa"/>
+        <w:tblLayout w:type="fixed"/>
+        <w:tblCellMar>
+          <w:top w:w="120" w:type="dxa"/>
+          <w:start w:w="140" w:type="dxa"/>
+          <w:bottom w:w="120" w:type="dxa"/>
+          <w:end w:w="140" w:type="dxa"/>
+        </w:tblCellMar>
+        <w:tblLook w:noHBand="0" w:lastColumn="0" w:firstColumn="1" w:lastRow="0" w:firstRow="1" w:noVBand="1" w:val="04a0"/>
+      </w:tblPr>
+      <w:tblGrid>
+        <w:gridCol w:w="3004"/>
+        <w:gridCol w:w="2400"/>
+        <w:gridCol w:w="4682"/>
+      </w:tblGrid>
+      <w:tr>
+        <w:trPr>
+          <w:tblHeader w:val="true"/>
+          <w:cantSplit/>
+        </w:trPr>
+        <w:tc>
+          <w:tcPr>
+            <w:tcW w:w="3004" w:type="dxa"/>
+            <w:tcBorders>
+              <w:top w:val="single" w:sz="4" w:space="0" w:color="CCCCCC"/>
+              <w:start w:val="single" w:sz="4" w:space="0" w:color="CCCCCC"/>
+              <w:bottom w:val="single" w:sz="4" w:space="0" w:color="CCCCCC"/>
+              <w:end w:val="single" w:sz="4" w:space="0" w:color="CCCCCC"/>
+            </w:tcBorders>
+            <w:shd w:color="auto" w:fill="0F2A44" w:val="clear"/>
+          </w:tcPr>
+          <w:p>
+            <w:pPr>
+              <w:pStyle w:val="Normal"/>
+              <w:rPr/>
+            </w:pPr>
+            <w:r>
+              <w:rPr>
+                <w:b/>
+                <w:bCs/>
+                <w:color w:val="FFFFFF"/>
+                <w:sz w:val="20"/>
+                <w:szCs w:val="20"/>
+              </w:rPr>
+              <w:t>Role</w:t>
+            </w:r>
+          </w:p>
+        </w:tc>
+        <w:tc>
+          <w:tcPr>
+            <w:tcW w:w="2400" w:type="dxa"/>
+            <w:tcBorders>
+              <w:top w:val="single" w:sz="4" w:space="0" w:color="CCCCCC"/>
+              <w:start w:val="single" w:sz="4" w:space="0" w:color="CCCCCC"/>
+              <w:bottom w:val="single" w:sz="4" w:space="0" w:color="CCCCCC"/>
+              <w:end w:val="single" w:sz="4" w:space="0" w:color="CCCCCC"/>
+            </w:tcBorders>
+            <w:shd w:color="auto" w:fill="0F2A44" w:val="clear"/>
+          </w:tcPr>
+          <w:p>
+            <w:pPr>
+              <w:pStyle w:val="Normal"/>
+              <w:rPr/>
+            </w:pPr>
+            <w:r>
+              <w:rPr>
+                <w:b/>
+                <w:bCs/>
+                <w:color w:val="FFFFFF"/>
+                <w:sz w:val="20"/>
+                <w:szCs w:val="20"/>
+              </w:rPr>
+              <w:t>Allocation</w:t>
+            </w:r>
+          </w:p>
+        </w:tc>
+        <w:tc>
+          <w:tcPr>
+            <w:tcW w:w="4682" w:type="dxa"/>
+            <w:tcBorders>
+              <w:top w:val="single" w:sz="4" w:space="0" w:color="CCCCCC"/>
+              <w:start w:val="single" w:sz="4" w:space="0" w:color="CCCCCC"/>
+              <w:bottom w:val="single" w:sz="4" w:space="0" w:color="CCCCCC"/>
+              <w:end w:val="single" w:sz="4" w:space="0" w:color="CCCCCC"/>
+            </w:tcBorders>
+            <w:shd w:color="auto" w:fill="0F2A44" w:val="clear"/>
+          </w:tcPr>
+          <w:p>
+            <w:pPr>
+              <w:pStyle w:val="Normal"/>
+              <w:rPr/>
+            </w:pPr>
+            <w:r>
+              <w:rPr>
+                <w:b/>
+                <w:bCs/>
+                <w:color w:val="FFFFFF"/>
+                <w:sz w:val="20"/>
+                <w:szCs w:val="20"/>
+              </w:rPr>
+              <w:t>Responsibility</w:t>
+            </w:r>
+          </w:p>
+        </w:tc>
+      </w:tr>
+      <w:tr>
+        <w:trPr>
+          <w:cantSplit/>
+        </w:trPr>
+        <w:tc>
+          <w:tcPr>
+            <w:tcW w:w="3004" w:type="dxa"/>
+            <w:tcBorders>
+              <w:top w:val="single" w:sz="4" w:space="0" w:color="CCCCCC"/>
+              <w:start w:val="single" w:sz="4" w:space="0" w:color="CCCCCC"/>
+              <w:bottom w:val="single" w:sz="4" w:space="0" w:color="CCCCCC"/>
+              <w:end w:val="single" w:sz="4" w:space="0" w:color="CCCCCC"/>
+            </w:tcBorders>
+            <w:tcMar>
+              <w:top w:w="100" w:type="dxa"/>
+              <w:bottom w:w="100" w:type="dxa"/>
+            </w:tcMar>
+          </w:tcPr>
+          <w:p>
+            <w:pPr>
+              <w:pStyle w:val="Normal"/>
+              <w:rPr/>
+            </w:pPr>
+            <w:r>
+              <w:rPr>
+                <w:sz w:val="20"/>
+                <w:szCs w:val="20"/>
+              </w:rPr>
+              <w:t xml:space="preserve">Engagement Lead / Architect </w:t>
+            </w:r>
+          </w:p>
+        </w:tc>
+        <w:tc>
+          <w:tcPr>
+            <w:tcW w:w="2400" w:type="dxa"/>
+            <w:tcBorders>
+              <w:top w:val="single" w:sz="4" w:space="0" w:color="CCCCCC"/>
+              <w:start w:val="single" w:sz="4" w:space="0" w:color="CCCCCC"/>
+              <w:bottom w:val="single" w:sz="4" w:space="0" w:color="CCCCCC"/>
+              <w:end w:val="single" w:sz="4" w:space="0" w:color="CCCCCC"/>
+            </w:tcBorders>
+            <w:tcMar>
+              <w:top w:w="100" w:type="dxa"/>
+              <w:bottom w:w="100" w:type="dxa"/>
+            </w:tcMar>
+          </w:tcPr>
+          <w:p>
+            <w:pPr>
+              <w:pStyle w:val="Normal"/>
+              <w:rPr/>
+            </w:pPr>
+            <w:r>
+              <w:rPr>
+                <w:sz w:val="20"/>
+                <w:szCs w:val="20"/>
+              </w:rPr>
+              <w:t xml:space="preserve">1.0 FTE across </w:t>
+            </w:r>
+            <w:r>
+              <w:rPr>
+                <w:sz w:val="20"/>
+                <w:szCs w:val="20"/>
+              </w:rPr>
+              <w:t>8-10</w:t>
+            </w:r>
+            <w:r>
+              <w:rPr>
+                <w:sz w:val="20"/>
+                <w:szCs w:val="20"/>
+              </w:rPr>
+              <w:t xml:space="preserve"> weeks</w:t>
+            </w:r>
+          </w:p>
+        </w:tc>
+        <w:tc>
+          <w:tcPr>
+            <w:tcW w:w="4682" w:type="dxa"/>
+            <w:tcBorders>
+              <w:top w:val="single" w:sz="4" w:space="0" w:color="CCCCCC"/>
+              <w:start w:val="single" w:sz="4" w:space="0" w:color="CCCCCC"/>
+              <w:bottom w:val="single" w:sz="4" w:space="0" w:color="CCCCCC"/>
+              <w:end w:val="single" w:sz="4" w:space="0" w:color="CCCCCC"/>
+            </w:tcBorders>
+            <w:tcMar>
+              <w:top w:w="100" w:type="dxa"/>
+              <w:bottom w:w="100" w:type="dxa"/>
+            </w:tcMar>
+          </w:tcPr>
+          <w:p>
+            <w:pPr>
+              <w:pStyle w:val="Normal"/>
+              <w:rPr/>
+            </w:pPr>
+            <w:r>
+              <w:rPr>
+                <w:sz w:val="20"/>
+                <w:szCs w:val="20"/>
+              </w:rPr>
+              <w:t>End-to-end technical ownership · agent design · client-facing delivery · Phase 2 roadmap</w:t>
+            </w:r>
+          </w:p>
+        </w:tc>
+      </w:tr>
+      <w:tr>
+        <w:trPr>
+          <w:cantSplit/>
+        </w:trPr>
+        <w:tc>
+          <w:tcPr>
+            <w:tcW w:w="3004" w:type="dxa"/>
+            <w:tcBorders>
+              <w:top w:val="single" w:sz="4" w:space="0" w:color="CCCCCC"/>
+              <w:start w:val="single" w:sz="4" w:space="0" w:color="CCCCCC"/>
+              <w:bottom w:val="single" w:sz="4" w:space="0" w:color="CCCCCC"/>
+              <w:end w:val="single" w:sz="4" w:space="0" w:color="CCCCCC"/>
+            </w:tcBorders>
+            <w:shd w:color="auto" w:fill="F5F8FB" w:val="clear"/>
+            <w:tcMar>
+              <w:top w:w="100" w:type="dxa"/>
+              <w:bottom w:w="100" w:type="dxa"/>
+            </w:tcMar>
+          </w:tcPr>
+          <w:p>
+            <w:pPr>
+              <w:pStyle w:val="Normal"/>
+              <w:rPr/>
+            </w:pPr>
+            <w:r>
+              <w:rPr>
+                <w:sz w:val="20"/>
+                <w:szCs w:val="20"/>
+              </w:rPr>
+              <w:t>Senior Platform Engineer</w:t>
+            </w:r>
+          </w:p>
+        </w:tc>
+        <w:tc>
+          <w:tcPr>
+            <w:tcW w:w="2400" w:type="dxa"/>
+            <w:tcBorders>
+              <w:top w:val="single" w:sz="4" w:space="0" w:color="CCCCCC"/>
+              <w:start w:val="single" w:sz="4" w:space="0" w:color="CCCCCC"/>
+              <w:bottom w:val="single" w:sz="4" w:space="0" w:color="CCCCCC"/>
+              <w:end w:val="single" w:sz="4" w:space="0" w:color="CCCCCC"/>
+            </w:tcBorders>
+            <w:shd w:color="auto" w:fill="F5F8FB" w:val="clear"/>
+            <w:tcMar>
+              <w:top w:w="100" w:type="dxa"/>
+              <w:bottom w:w="100" w:type="dxa"/>
+            </w:tcMar>
+          </w:tcPr>
+          <w:p>
+            <w:pPr>
+              <w:pStyle w:val="Normal"/>
+              <w:rPr/>
+            </w:pPr>
+            <w:r>
+              <w:rPr>
+                <w:sz w:val="20"/>
+                <w:szCs w:val="20"/>
+              </w:rPr>
+              <w:t xml:space="preserve">1.0 FTE across </w:t>
+            </w:r>
+            <w:r>
+              <w:rPr>
+                <w:sz w:val="20"/>
+                <w:szCs w:val="20"/>
+              </w:rPr>
+              <w:t>8-10</w:t>
+            </w:r>
+            <w:r>
+              <w:rPr>
+                <w:sz w:val="20"/>
+                <w:szCs w:val="20"/>
+              </w:rPr>
+              <w:t xml:space="preserve"> weeks</w:t>
+            </w:r>
+          </w:p>
+        </w:tc>
+        <w:tc>
+          <w:tcPr>
+            <w:tcW w:w="4682" w:type="dxa"/>
+            <w:tcBorders>
+              <w:top w:val="single" w:sz="4" w:space="0" w:color="CCCCCC"/>
+              <w:start w:val="single" w:sz="4" w:space="0" w:color="CCCCCC"/>
+              <w:bottom w:val="single" w:sz="4" w:space="0" w:color="CCCCCC"/>
+              <w:end w:val="single" w:sz="4" w:space="0" w:color="CCCCCC"/>
+            </w:tcBorders>
+            <w:shd w:color="auto" w:fill="F5F8FB" w:val="clear"/>
+            <w:tcMar>
+              <w:top w:w="100" w:type="dxa"/>
+              <w:bottom w:w="100" w:type="dxa"/>
+            </w:tcMar>
+          </w:tcPr>
+          <w:p>
+            <w:pPr>
+              <w:pStyle w:val="Normal"/>
+              <w:rPr/>
+            </w:pPr>
+            <w:r>
+              <w:rPr>
+                <w:sz w:val="20"/>
+                <w:szCs w:val="20"/>
+              </w:rPr>
+              <w:t>MCP servers · Azure Container Apps · Azure AI Search · CI/CD</w:t>
+            </w:r>
+          </w:p>
+        </w:tc>
+      </w:tr>
+      <w:tr>
+        <w:trPr>
+          <w:cantSplit/>
+        </w:trPr>
+        <w:tc>
+          <w:tcPr>
+            <w:tcW w:w="3004" w:type="dxa"/>
+            <w:tcBorders>
+              <w:top w:val="single" w:sz="4" w:space="0" w:color="CCCCCC"/>
+              <w:start w:val="single" w:sz="4" w:space="0" w:color="CCCCCC"/>
+              <w:bottom w:val="single" w:sz="4" w:space="0" w:color="CCCCCC"/>
+              <w:end w:val="single" w:sz="4" w:space="0" w:color="CCCCCC"/>
+            </w:tcBorders>
+            <w:tcMar>
+              <w:top w:w="100" w:type="dxa"/>
+              <w:bottom w:w="100" w:type="dxa"/>
+            </w:tcMar>
+          </w:tcPr>
+          <w:p>
+            <w:pPr>
+              <w:pStyle w:val="Normal"/>
+              <w:rPr/>
+            </w:pPr>
+            <w:r>
+              <w:rPr>
+                <w:sz w:val="20"/>
+                <w:szCs w:val="20"/>
+              </w:rPr>
+              <w:t>Senior AI Engineer</w:t>
+            </w:r>
+          </w:p>
+        </w:tc>
+        <w:tc>
+          <w:tcPr>
+            <w:tcW w:w="2400" w:type="dxa"/>
+            <w:tcBorders>
+              <w:top w:val="single" w:sz="4" w:space="0" w:color="CCCCCC"/>
+              <w:start w:val="single" w:sz="4" w:space="0" w:color="CCCCCC"/>
+              <w:bottom w:val="single" w:sz="4" w:space="0" w:color="CCCCCC"/>
+              <w:end w:val="single" w:sz="4" w:space="0" w:color="CCCCCC"/>
+            </w:tcBorders>
+            <w:tcMar>
+              <w:top w:w="100" w:type="dxa"/>
+              <w:bottom w:w="100" w:type="dxa"/>
+            </w:tcMar>
+          </w:tcPr>
+          <w:p>
+            <w:pPr>
+              <w:pStyle w:val="Normal"/>
+              <w:rPr/>
+            </w:pPr>
+            <w:r>
+              <w:rPr>
+                <w:sz w:val="20"/>
+                <w:szCs w:val="20"/>
+              </w:rPr>
+              <w:t>2</w:t>
+            </w:r>
+            <w:r>
+              <w:rPr>
+                <w:sz w:val="20"/>
+                <w:szCs w:val="20"/>
+              </w:rPr>
+              <w:t xml:space="preserve">.0 FTE Weeks </w:t>
+            </w:r>
+            <w:r>
+              <w:rPr>
+                <w:sz w:val="20"/>
+                <w:szCs w:val="20"/>
+              </w:rPr>
+              <w:t>8-10 weeks</w:t>
+            </w:r>
+          </w:p>
+        </w:tc>
+        <w:tc>
+          <w:tcPr>
+            <w:tcW w:w="4682" w:type="dxa"/>
+            <w:tcBorders>
+              <w:top w:val="single" w:sz="4" w:space="0" w:color="CCCCCC"/>
+              <w:start w:val="single" w:sz="4" w:space="0" w:color="CCCCCC"/>
+              <w:bottom w:val="single" w:sz="4" w:space="0" w:color="CCCCCC"/>
+              <w:end w:val="single" w:sz="4" w:space="0" w:color="CCCCCC"/>
+            </w:tcBorders>
+            <w:tcMar>
+              <w:top w:w="100" w:type="dxa"/>
+              <w:bottom w:w="100" w:type="dxa"/>
+            </w:tcMar>
+          </w:tcPr>
+          <w:p>
+            <w:pPr>
+              <w:pStyle w:val="Normal"/>
+              <w:rPr/>
+            </w:pPr>
+            <w:r>
+              <w:rPr>
+                <w:sz w:val="20"/>
+                <w:szCs w:val="20"/>
+              </w:rPr>
+              <w:t xml:space="preserve">Copilot Studio agent authoring · prompt design · evaluation harness · RAGAS integration · </w:t>
+            </w:r>
+            <w:r>
+              <w:rPr>
+                <w:sz w:val="20"/>
+                <w:szCs w:val="20"/>
+              </w:rPr>
+              <w:t>Scaling to other data sources after pilot completion  · Integration to Pilot</w:t>
+            </w:r>
+          </w:p>
+        </w:tc>
+      </w:tr>
+      <w:tr>
+        <w:trPr>
+          <w:cantSplit/>
+        </w:trPr>
+        <w:tc>
+          <w:tcPr>
+            <w:tcW w:w="3004" w:type="dxa"/>
+            <w:tcBorders>
+              <w:top w:val="single" w:sz="4" w:space="0" w:color="CCCCCC"/>
+              <w:start w:val="single" w:sz="4" w:space="0" w:color="CCCCCC"/>
+              <w:bottom w:val="single" w:sz="4" w:space="0" w:color="CCCCCC"/>
+              <w:end w:val="single" w:sz="4" w:space="0" w:color="CCCCCC"/>
+            </w:tcBorders>
+            <w:shd w:color="auto" w:fill="F5F8FB" w:val="clear"/>
+            <w:tcMar>
+              <w:top w:w="100" w:type="dxa"/>
+              <w:bottom w:w="100" w:type="dxa"/>
+            </w:tcMar>
+          </w:tcPr>
+          <w:p>
+            <w:pPr>
+              <w:pStyle w:val="Normal"/>
+              <w:rPr/>
+            </w:pPr>
+            <w:r>
+              <w:rPr>
+                <w:sz w:val="20"/>
+                <w:szCs w:val="20"/>
+              </w:rPr>
+              <w:t>Security Engineer</w:t>
+            </w:r>
+          </w:p>
+        </w:tc>
+        <w:tc>
+          <w:tcPr>
+            <w:tcW w:w="2400" w:type="dxa"/>
+            <w:tcBorders>
+              <w:top w:val="single" w:sz="4" w:space="0" w:color="CCCCCC"/>
+              <w:start w:val="single" w:sz="4" w:space="0" w:color="CCCCCC"/>
+              <w:bottom w:val="single" w:sz="4" w:space="0" w:color="CCCCCC"/>
+              <w:end w:val="single" w:sz="4" w:space="0" w:color="CCCCCC"/>
+            </w:tcBorders>
+            <w:shd w:color="auto" w:fill="F5F8FB" w:val="clear"/>
+            <w:tcMar>
+              <w:top w:w="100" w:type="dxa"/>
+              <w:bottom w:w="100" w:type="dxa"/>
+            </w:tcMar>
+          </w:tcPr>
+          <w:p>
+            <w:pPr>
+              <w:pStyle w:val="Normal"/>
+              <w:rPr/>
+            </w:pPr>
+            <w:r>
+              <w:rPr>
+                <w:sz w:val="20"/>
+                <w:szCs w:val="20"/>
+              </w:rPr>
+              <w:t>0.5</w:t>
+            </w:r>
+            <w:r>
+              <w:rPr>
+                <w:sz w:val="20"/>
+                <w:szCs w:val="20"/>
+              </w:rPr>
+              <w:t xml:space="preserve"> FTE across </w:t>
+            </w:r>
+            <w:r>
+              <w:rPr>
+                <w:sz w:val="20"/>
+                <w:szCs w:val="20"/>
+              </w:rPr>
+              <w:t xml:space="preserve">10 </w:t>
+            </w:r>
+            <w:r>
+              <w:rPr>
+                <w:sz w:val="20"/>
+                <w:szCs w:val="20"/>
+              </w:rPr>
+              <w:t>weeks</w:t>
+            </w:r>
+          </w:p>
+        </w:tc>
+        <w:tc>
+          <w:tcPr>
+            <w:tcW w:w="4682" w:type="dxa"/>
+            <w:tcBorders>
+              <w:top w:val="single" w:sz="4" w:space="0" w:color="CCCCCC"/>
+              <w:start w:val="single" w:sz="4" w:space="0" w:color="CCCCCC"/>
+              <w:bottom w:val="single" w:sz="4" w:space="0" w:color="CCCCCC"/>
+              <w:end w:val="single" w:sz="4" w:space="0" w:color="CCCCCC"/>
+            </w:tcBorders>
+            <w:shd w:color="auto" w:fill="F5F8FB" w:val="clear"/>
+            <w:tcMar>
+              <w:top w:w="100" w:type="dxa"/>
+              <w:bottom w:w="100" w:type="dxa"/>
+            </w:tcMar>
+          </w:tcPr>
+          <w:p>
+            <w:pPr>
+              <w:pStyle w:val="Normal"/>
+              <w:rPr/>
+            </w:pPr>
+            <w:r>
+              <w:rPr>
+                <w:sz w:val="20"/>
+                <w:szCs w:val="20"/>
+              </w:rPr>
+              <w:t>Entra ID · Graph permissions · Security Trimming · audit design · access-control test suite</w:t>
+            </w:r>
+          </w:p>
+        </w:tc>
+      </w:tr>
+      <w:tr>
+        <w:trPr>
+          <w:cantSplit/>
+        </w:trPr>
+        <w:tc>
+          <w:tcPr>
+            <w:tcW w:w="3004" w:type="dxa"/>
+            <w:tcBorders>
+              <w:top w:val="single" w:sz="4" w:space="0" w:color="CCCCCC"/>
+              <w:start w:val="single" w:sz="4" w:space="0" w:color="CCCCCC"/>
+              <w:bottom w:val="single" w:sz="4" w:space="0" w:color="CCCCCC"/>
+              <w:end w:val="single" w:sz="4" w:space="0" w:color="CCCCCC"/>
+            </w:tcBorders>
+            <w:tcMar>
+              <w:top w:w="100" w:type="dxa"/>
+              <w:bottom w:w="100" w:type="dxa"/>
+            </w:tcMar>
+          </w:tcPr>
+          <w:p>
+            <w:pPr>
+              <w:pStyle w:val="Normal"/>
+              <w:rPr/>
+            </w:pPr>
+            <w:r>
+              <w:rPr>
+                <w:sz w:val="20"/>
+                <w:szCs w:val="20"/>
+              </w:rPr>
+              <w:t>Change Manager</w:t>
+            </w:r>
+          </w:p>
+        </w:tc>
+        <w:tc>
+          <w:tcPr>
+            <w:tcW w:w="2400" w:type="dxa"/>
+            <w:tcBorders>
+              <w:top w:val="single" w:sz="4" w:space="0" w:color="CCCCCC"/>
+              <w:start w:val="single" w:sz="4" w:space="0" w:color="CCCCCC"/>
+              <w:bottom w:val="single" w:sz="4" w:space="0" w:color="CCCCCC"/>
+              <w:end w:val="single" w:sz="4" w:space="0" w:color="CCCCCC"/>
+            </w:tcBorders>
+            <w:tcMar>
+              <w:top w:w="100" w:type="dxa"/>
+              <w:bottom w:w="100" w:type="dxa"/>
+            </w:tcMar>
+          </w:tcPr>
+          <w:p>
+            <w:pPr>
+              <w:pStyle w:val="Normal"/>
+              <w:rPr/>
+            </w:pPr>
+            <w:r>
+              <w:rPr>
+                <w:sz w:val="20"/>
+                <w:szCs w:val="20"/>
+              </w:rPr>
+              <w:t xml:space="preserve">0.3 FTE Weeks </w:t>
+            </w:r>
+            <w:r>
+              <w:rPr>
+                <w:sz w:val="20"/>
+                <w:szCs w:val="20"/>
+              </w:rPr>
+              <w:t>10 weeks</w:t>
+            </w:r>
+          </w:p>
+        </w:tc>
+        <w:tc>
+          <w:tcPr>
+            <w:tcW w:w="4682" w:type="dxa"/>
+            <w:tcBorders>
+              <w:top w:val="single" w:sz="4" w:space="0" w:color="CCCCCC"/>
+              <w:start w:val="single" w:sz="4" w:space="0" w:color="CCCCCC"/>
+              <w:bottom w:val="single" w:sz="4" w:space="0" w:color="CCCCCC"/>
+              <w:end w:val="single" w:sz="4" w:space="0" w:color="CCCCCC"/>
+            </w:tcBorders>
+            <w:tcMar>
+              <w:top w:w="100" w:type="dxa"/>
+              <w:bottom w:w="100" w:type="dxa"/>
+            </w:tcMar>
+          </w:tcPr>
+          <w:p>
+            <w:pPr>
+              <w:pStyle w:val="Normal"/>
+              <w:rPr/>
+            </w:pPr>
+            <w:r>
+              <w:rPr>
+                <w:sz w:val="20"/>
+                <w:szCs w:val="20"/>
+              </w:rPr>
+              <w:t>Pilot user onboarding · adoption · feedback capture · handover</w:t>
+            </w:r>
+          </w:p>
+        </w:tc>
+      </w:tr>
+    </w:tbl>
+    <w:p>
+      <w:pPr>
+        <w:pStyle w:val="Normal"/>
+        <w:widowControl/>
+        <w:spacing w:lineRule="auto" w:line="274" w:before="0" w:after="140"/>
+        <w:ind w:hanging="0" w:start="0" w:end="0"/>
+        <w:rPr>
+          <w:rFonts w:ascii="Google Sans Text;sans-serif" w:hAnsi="Google Sans Text;sans-serif"/>
+          <w:b w:val="false"/>
+          <w:i w:val="false"/>
+          <w:caps w:val="false"/>
+          <w:smallCaps w:val="false"/>
+          <w:color w:val="000000"/>
+          <w:spacing w:val="0"/>
+        </w:rPr>
+      </w:pPr>
+      <w:r>
+        <w:rPr/>
+      </w:r>
+    </w:p>
+    <w:p>
+      <w:pPr>
+        <w:pStyle w:val="Heading3"/>
+        <w:widowControl/>
+        <w:spacing w:lineRule="auto" w:line="274" w:before="0" w:after="140"/>
+        <w:ind w:hanging="0" w:start="0" w:end="0"/>
         <w:rPr>
           <w:rFonts w:ascii="Google Sans;sans-serif" w:hAnsi="Google Sans;sans-serif"/>
           <w:b w:val="false"/>
@@ -11244,15 +11730,34 @@
           <w:color w:val="000000"/>
           <w:spacing w:val="0"/>
         </w:rPr>
-        <w:t>.1 Delivery team</w:t>
+      </w:pPr>
+      <w:r>
+        <w:rPr>
+          <w:rFonts w:ascii="Google Sans;sans-serif" w:hAnsi="Google Sans;sans-serif"/>
+          <w:b w:val="false"/>
+          <w:i w:val="false"/>
+          <w:caps w:val="false"/>
+          <w:smallCaps w:val="false"/>
+          <w:color w:val="000000"/>
+          <w:spacing w:val="0"/>
+        </w:rPr>
+        <w:t>18.2 Commercial structure</w:t>
       </w:r>
     </w:p>
     <w:p>
       <w:pPr>
         <w:pStyle w:val="BodyText"/>
         <w:widowControl/>
+        <w:numPr>
+          <w:ilvl w:val="0"/>
+          <w:numId w:val="8"/>
+        </w:numPr>
+        <w:tabs>
+          <w:tab w:val="clear" w:pos="720"/>
+          <w:tab w:val="left" w:pos="0" w:leader="none"/>
+        </w:tabs>
         <w:spacing w:lineRule="auto" w:line="274" w:before="0" w:after="140"/>
-        <w:ind w:hanging="0" w:start="0" w:end="0"/>
+        <w:ind w:hanging="283" w:start="709" w:end="0"/>
         <w:rPr>
           <w:rFonts w:ascii="Google Sans Text;sans-serif" w:hAnsi="Google Sans Text;sans-serif"/>
           <w:b w:val="false"/>
@@ -11273,7 +11778,7 @@
           <w:color w:val="000000"/>
           <w:spacing w:val="0"/>
         </w:rPr>
-        <w:t>The core pod scales from 3.4 FTE to 5.5 FTE to support parallel source ingestion streams:</w:t>
+        <w:t>Fixed-fee, milestone-billed: 25% at Phase 2 kickoff · 25% at Week 4 (Jira &amp; ServiceNow operational) · 25% at Week 6 (5-agent system integrated) · 25% at Week 10 (Production handover signed).</w:t>
       </w:r>
     </w:p>
     <w:p>
@@ -11284,7 +11789,6 @@
           <w:ilvl w:val="0"/>
           <w:numId w:val="8"/>
         </w:numPr>
-        <w:pBdr/>
         <w:tabs>
           <w:tab w:val="clear" w:pos="720"/>
           <w:tab w:val="left" w:pos="0" w:leader="none"/>
@@ -11304,18 +11808,6 @@
       <w:r>
         <w:rPr>
           <w:rFonts w:ascii="Google Sans Text;sans-serif" w:hAnsi="Google Sans Text;sans-serif"/>
-          <w:b/>
-          <w:i w:val="false"/>
-          <w:caps w:val="false"/>
-          <w:smallCaps w:val="false"/>
-          <w:color w:val="000000"/>
-          <w:spacing w:val="0"/>
-        </w:rPr>
-        <w:t>Engagement Lead / Principal Architect (Nisarg) [1.0 FTE]:</w:t>
-      </w:r>
-      <w:r>
-        <w:rPr>
-          <w:rFonts w:ascii="Google Sans Text;sans-serif" w:hAnsi="Google Sans Text;sans-serif"/>
           <w:b w:val="false"/>
           <w:i w:val="false"/>
           <w:caps w:val="false"/>
@@ -11323,212 +11815,12 @@
           <w:color w:val="000000"/>
           <w:spacing w:val="0"/>
         </w:rPr>
-        <w:t> Unchanged from Pilot.</w:t>
-      </w:r>
-    </w:p>
-    <w:p>
-      <w:pPr>
-        <w:pStyle w:val="BodyText"/>
-        <w:widowControl/>
-        <w:numPr>
-          <w:ilvl w:val="0"/>
-          <w:numId w:val="8"/>
-        </w:numPr>
-        <w:pBdr/>
-        <w:tabs>
-          <w:tab w:val="clear" w:pos="720"/>
-          <w:tab w:val="left" w:pos="0" w:leader="none"/>
-        </w:tabs>
-        <w:spacing w:lineRule="auto" w:line="274" w:before="0" w:after="140"/>
-        <w:ind w:hanging="283" w:start="709" w:end="0"/>
-        <w:rPr>
-          <w:rFonts w:ascii="Google Sans Text;sans-serif" w:hAnsi="Google Sans Text;sans-serif"/>
-          <w:b w:val="false"/>
-          <w:i w:val="false"/>
-          <w:caps w:val="false"/>
-          <w:smallCaps w:val="false"/>
-          <w:color w:val="000000"/>
-          <w:spacing w:val="0"/>
-        </w:rPr>
-      </w:pPr>
-      <w:r>
-        <w:rPr>
-          <w:rFonts w:ascii="Google Sans Text;sans-serif" w:hAnsi="Google Sans Text;sans-serif"/>
-          <w:b/>
-          <w:i w:val="false"/>
-          <w:caps w:val="false"/>
-          <w:smallCaps w:val="false"/>
-          <w:color w:val="000000"/>
-          <w:spacing w:val="0"/>
-        </w:rPr>
-        <w:t>Senior Platform Engineer [1.0 FTE]:</w:t>
-      </w:r>
-      <w:r>
-        <w:rPr>
-          <w:rFonts w:ascii="Google Sans Text;sans-serif" w:hAnsi="Google Sans Text;sans-serif"/>
-          <w:b w:val="false"/>
-          <w:i w:val="false"/>
-          <w:caps w:val="false"/>
-          <w:smallCaps w:val="false"/>
-          <w:color w:val="000000"/>
-          <w:spacing w:val="0"/>
-        </w:rPr>
-        <w:t> Dedicated to CI/CD pipelines, HA/DR infrastructure provisioning, and multi-region index management.</w:t>
-      </w:r>
-    </w:p>
-    <w:p>
-      <w:pPr>
-        <w:pStyle w:val="BodyText"/>
-        <w:widowControl/>
-        <w:numPr>
-          <w:ilvl w:val="0"/>
-          <w:numId w:val="8"/>
-        </w:numPr>
-        <w:pBdr/>
-        <w:tabs>
-          <w:tab w:val="clear" w:pos="720"/>
-          <w:tab w:val="left" w:pos="0" w:leader="none"/>
-        </w:tabs>
-        <w:spacing w:lineRule="auto" w:line="274" w:before="0" w:after="140"/>
-        <w:ind w:hanging="283" w:start="709" w:end="0"/>
-        <w:rPr>
-          <w:rFonts w:ascii="Google Sans Text;sans-serif" w:hAnsi="Google Sans Text;sans-serif"/>
-          <w:b w:val="false"/>
-          <w:i w:val="false"/>
-          <w:caps w:val="false"/>
-          <w:smallCaps w:val="false"/>
-          <w:color w:val="000000"/>
-          <w:spacing w:val="0"/>
-        </w:rPr>
-      </w:pPr>
-      <w:r>
-        <w:rPr>
-          <w:rFonts w:ascii="Google Sans Text;sans-serif" w:hAnsi="Google Sans Text;sans-serif"/>
-          <w:b/>
-          <w:i w:val="false"/>
-          <w:caps w:val="false"/>
-          <w:smallCaps w:val="false"/>
-          <w:color w:val="000000"/>
-          <w:spacing w:val="0"/>
-        </w:rPr>
-        <w:t>Senior AI Engineer [2.0 FTE]:</w:t>
-      </w:r>
-      <w:r>
-        <w:rPr>
-          <w:rFonts w:ascii="Google Sans Text;sans-serif" w:hAnsi="Google Sans Text;sans-serif"/>
-          <w:b w:val="false"/>
-          <w:i w:val="false"/>
-          <w:caps w:val="false"/>
-          <w:smallCaps w:val="false"/>
-          <w:color w:val="000000"/>
-          <w:spacing w:val="0"/>
-        </w:rPr>
-        <w:t> Scaled up to handle simultaneous containerization of Jira and ServiceNow MCP servers.</w:t>
-      </w:r>
-    </w:p>
-    <w:p>
-      <w:pPr>
-        <w:pStyle w:val="BodyText"/>
-        <w:widowControl/>
-        <w:numPr>
-          <w:ilvl w:val="0"/>
-          <w:numId w:val="8"/>
-        </w:numPr>
-        <w:pBdr/>
-        <w:tabs>
-          <w:tab w:val="clear" w:pos="720"/>
-          <w:tab w:val="left" w:pos="0" w:leader="none"/>
-        </w:tabs>
-        <w:spacing w:lineRule="auto" w:line="274" w:before="0" w:after="140"/>
-        <w:ind w:hanging="283" w:start="709" w:end="0"/>
-        <w:rPr>
-          <w:rFonts w:ascii="Google Sans Text;sans-serif" w:hAnsi="Google Sans Text;sans-serif"/>
-          <w:b w:val="false"/>
-          <w:i w:val="false"/>
-          <w:caps w:val="false"/>
-          <w:smallCaps w:val="false"/>
-          <w:color w:val="000000"/>
-          <w:spacing w:val="0"/>
-        </w:rPr>
-      </w:pPr>
-      <w:r>
-        <w:rPr>
-          <w:rFonts w:ascii="Google Sans Text;sans-serif" w:hAnsi="Google Sans Text;sans-serif"/>
-          <w:b/>
-          <w:i w:val="false"/>
-          <w:caps w:val="false"/>
-          <w:smallCaps w:val="false"/>
-          <w:color w:val="000000"/>
-          <w:spacing w:val="0"/>
-        </w:rPr>
-        <w:t>Security &amp; Identity Engineer [1.0 FTE]:</w:t>
-      </w:r>
-      <w:r>
-        <w:rPr>
-          <w:rFonts w:ascii="Google Sans Text;sans-serif" w:hAnsi="Google Sans Text;sans-serif"/>
-          <w:b w:val="false"/>
-          <w:i w:val="false"/>
-          <w:caps w:val="false"/>
-          <w:smallCaps w:val="false"/>
-          <w:color w:val="000000"/>
-          <w:spacing w:val="0"/>
-        </w:rPr>
-        <w:t> Dedicated to token propagation verification and deep Purview mapping across the new data sources.</w:t>
-      </w:r>
-    </w:p>
-    <w:p>
-      <w:pPr>
-        <w:pStyle w:val="BodyText"/>
-        <w:widowControl/>
-        <w:numPr>
-          <w:ilvl w:val="0"/>
-          <w:numId w:val="8"/>
-        </w:numPr>
-        <w:pBdr/>
-        <w:tabs>
-          <w:tab w:val="clear" w:pos="720"/>
-          <w:tab w:val="left" w:pos="0" w:leader="none"/>
-        </w:tabs>
-        <w:spacing w:lineRule="auto" w:line="274" w:before="0" w:after="140"/>
-        <w:ind w:hanging="283" w:start="709" w:end="0"/>
-        <w:rPr>
-          <w:rFonts w:ascii="Google Sans Text;sans-serif" w:hAnsi="Google Sans Text;sans-serif"/>
-          <w:b w:val="false"/>
-          <w:i w:val="false"/>
-          <w:caps w:val="false"/>
-          <w:smallCaps w:val="false"/>
-          <w:color w:val="000000"/>
-          <w:spacing w:val="0"/>
-        </w:rPr>
-      </w:pPr>
-      <w:r>
-        <w:rPr>
-          <w:rFonts w:ascii="Google Sans Text;sans-serif" w:hAnsi="Google Sans Text;sans-serif"/>
-          <w:b/>
-          <w:i w:val="false"/>
-          <w:caps w:val="false"/>
-          <w:smallCaps w:val="false"/>
-          <w:color w:val="000000"/>
-          <w:spacing w:val="0"/>
-        </w:rPr>
-        <w:t>Enterprise Change Manager [0.5 FTE]:</w:t>
-      </w:r>
-      <w:r>
-        <w:rPr>
-          <w:rFonts w:ascii="Google Sans Text;sans-serif" w:hAnsi="Google Sans Text;sans-serif"/>
-          <w:b w:val="false"/>
-          <w:i w:val="false"/>
-          <w:caps w:val="false"/>
-          <w:smallCaps w:val="false"/>
-          <w:color w:val="000000"/>
-          <w:spacing w:val="0"/>
-        </w:rPr>
-        <w:t> Managing enterprise-wide communication, adoption waves, and support desk training.</w:t>
-      </w:r>
-    </w:p>
-    <w:p>
-      <w:pPr>
-        <w:pStyle w:val="Heading3"/>
+        <w:t>Detailed fee confirmed in a separate commercial document.</w:t>
+      </w:r>
+    </w:p>
+    <w:p>
+      <w:pPr>
+        <w:pStyle w:val="Heading2"/>
         <w:widowControl/>
         <w:spacing w:lineRule="auto" w:line="274" w:before="0" w:after="140"/>
         <w:ind w:hanging="0" w:start="0" w:end="0"/>
@@ -11552,135 +11844,6 @@
           <w:color w:val="000000"/>
           <w:spacing w:val="0"/>
         </w:rPr>
-        <w:t>1</w:t>
-      </w:r>
-      <w:r>
-        <w:rPr>
-          <w:rFonts w:ascii="Google Sans;sans-serif" w:hAnsi="Google Sans;sans-serif"/>
-          <w:b w:val="false"/>
-          <w:i w:val="false"/>
-          <w:caps w:val="false"/>
-          <w:smallCaps w:val="false"/>
-          <w:color w:val="000000"/>
-          <w:spacing w:val="0"/>
-        </w:rPr>
-        <w:t>8</w:t>
-      </w:r>
-      <w:r>
-        <w:rPr>
-          <w:rFonts w:ascii="Google Sans;sans-serif" w:hAnsi="Google Sans;sans-serif"/>
-          <w:b w:val="false"/>
-          <w:i w:val="false"/>
-          <w:caps w:val="false"/>
-          <w:smallCaps w:val="false"/>
-          <w:color w:val="000000"/>
-          <w:spacing w:val="0"/>
-        </w:rPr>
-        <w:t>.2 Commercial structure</w:t>
-      </w:r>
-    </w:p>
-    <w:p>
-      <w:pPr>
-        <w:pStyle w:val="BodyText"/>
-        <w:widowControl/>
-        <w:numPr>
-          <w:ilvl w:val="0"/>
-          <w:numId w:val="9"/>
-        </w:numPr>
-        <w:pBdr/>
-        <w:tabs>
-          <w:tab w:val="clear" w:pos="720"/>
-          <w:tab w:val="left" w:pos="0" w:leader="none"/>
-        </w:tabs>
-        <w:spacing w:lineRule="auto" w:line="274" w:before="0" w:after="140"/>
-        <w:ind w:hanging="283" w:start="709" w:end="0"/>
-        <w:rPr>
-          <w:rFonts w:ascii="Google Sans Text;sans-serif" w:hAnsi="Google Sans Text;sans-serif"/>
-          <w:b w:val="false"/>
-          <w:i w:val="false"/>
-          <w:caps w:val="false"/>
-          <w:smallCaps w:val="false"/>
-          <w:color w:val="000000"/>
-          <w:spacing w:val="0"/>
-        </w:rPr>
-      </w:pPr>
-      <w:r>
-        <w:rPr>
-          <w:rFonts w:ascii="Google Sans Text;sans-serif" w:hAnsi="Google Sans Text;sans-serif"/>
-          <w:b w:val="false"/>
-          <w:i w:val="false"/>
-          <w:caps w:val="false"/>
-          <w:smallCaps w:val="false"/>
-          <w:color w:val="000000"/>
-          <w:spacing w:val="0"/>
-        </w:rPr>
-        <w:t>Fixed-fee, milestone-billed: 25% at Phase 2 kickoff · 25% at Week 4 (Jira &amp; ServiceNow operational) · 25% at Week 6 (5-agent system integrated) · 25% at Week 10 (Production handover signed).</w:t>
-      </w:r>
-    </w:p>
-    <w:p>
-      <w:pPr>
-        <w:pStyle w:val="BodyText"/>
-        <w:widowControl/>
-        <w:numPr>
-          <w:ilvl w:val="0"/>
-          <w:numId w:val="9"/>
-        </w:numPr>
-        <w:pBdr/>
-        <w:tabs>
-          <w:tab w:val="clear" w:pos="720"/>
-          <w:tab w:val="left" w:pos="0" w:leader="none"/>
-        </w:tabs>
-        <w:spacing w:lineRule="auto" w:line="274" w:before="0" w:after="140"/>
-        <w:ind w:hanging="283" w:start="709" w:end="0"/>
-        <w:rPr>
-          <w:rFonts w:ascii="Google Sans Text;sans-serif" w:hAnsi="Google Sans Text;sans-serif"/>
-          <w:b w:val="false"/>
-          <w:i w:val="false"/>
-          <w:caps w:val="false"/>
-          <w:smallCaps w:val="false"/>
-          <w:color w:val="000000"/>
-          <w:spacing w:val="0"/>
-        </w:rPr>
-      </w:pPr>
-      <w:r>
-        <w:rPr>
-          <w:rFonts w:ascii="Google Sans Text;sans-serif" w:hAnsi="Google Sans Text;sans-serif"/>
-          <w:b w:val="false"/>
-          <w:i w:val="false"/>
-          <w:caps w:val="false"/>
-          <w:smallCaps w:val="false"/>
-          <w:color w:val="000000"/>
-          <w:spacing w:val="0"/>
-        </w:rPr>
-        <w:t>Detailed fee confirmed in a separate commercial document.</w:t>
-      </w:r>
-    </w:p>
-    <w:p>
-      <w:pPr>
-        <w:pStyle w:val="Heading2"/>
-        <w:widowControl/>
-        <w:spacing w:lineRule="auto" w:line="274" w:before="0" w:after="140"/>
-        <w:ind w:hanging="0" w:start="0" w:end="0"/>
-        <w:rPr>
-          <w:rFonts w:ascii="Google Sans;sans-serif" w:hAnsi="Google Sans;sans-serif"/>
-          <w:b w:val="false"/>
-          <w:i w:val="false"/>
-          <w:caps w:val="false"/>
-          <w:smallCaps w:val="false"/>
-          <w:color w:val="000000"/>
-          <w:spacing w:val="0"/>
-        </w:rPr>
-      </w:pPr>
-      <w:r>
-        <w:rPr>
-          <w:rFonts w:ascii="Google Sans;sans-serif" w:hAnsi="Google Sans;sans-serif"/>
-          <w:b w:val="false"/>
-          <w:i w:val="false"/>
-          <w:caps w:val="false"/>
-          <w:smallCaps w:val="false"/>
-          <w:color w:val="000000"/>
-          <w:spacing w:val="0"/>
-        </w:rPr>
       </w:r>
     </w:p>
     <w:p>
@@ -11691,19 +11854,7 @@
       </w:pPr>
       <w:r>
         <w:rPr/>
-        <w:t>1</w:t>
-      </w:r>
-      <w:r>
-        <w:rPr/>
-        <w:t>9</w:t>
-      </w:r>
-      <w:r>
-        <w:rPr/>
-        <w:t xml:space="preserve">. </w:t>
-      </w:r>
-      <w:r>
-        <w:rPr/>
-        <w:t>Risks and Mitigations</w:t>
+        <w:t>19. Risks and Mitigations</w:t>
       </w:r>
     </w:p>
     <w:tbl>
@@ -12087,15 +12238,7 @@
       </w:pPr>
       <w:r>
         <w:rPr/>
-        <w:t>20</w:t>
-      </w:r>
-      <w:r>
-        <w:rPr/>
-        <w:t xml:space="preserve">. </w:t>
-      </w:r>
-      <w:r>
-        <w:rPr/>
-        <w:t>Next Actions</w:t>
+        <w:t>20. Next Actions</w:t>
       </w:r>
     </w:p>
     <w:p>
@@ -12133,9 +12276,8 @@
         <w:widowControl/>
         <w:numPr>
           <w:ilvl w:val="0"/>
-          <w:numId w:val="10"/>
+          <w:numId w:val="9"/>
         </w:numPr>
-        <w:pBdr/>
         <w:tabs>
           <w:tab w:val="clear" w:pos="720"/>
           <w:tab w:val="left" w:pos="0" w:leader="none"/>
@@ -12171,9 +12313,8 @@
         <w:widowControl/>
         <w:numPr>
           <w:ilvl w:val="0"/>
-          <w:numId w:val="10"/>
+          <w:numId w:val="9"/>
         </w:numPr>
-        <w:pBdr/>
         <w:tabs>
           <w:tab w:val="clear" w:pos="720"/>
           <w:tab w:val="left" w:pos="0" w:leader="none"/>
@@ -12209,9 +12350,8 @@
         <w:widowControl/>
         <w:numPr>
           <w:ilvl w:val="0"/>
-          <w:numId w:val="10"/>
+          <w:numId w:val="9"/>
         </w:numPr>
-        <w:pBdr/>
         <w:tabs>
           <w:tab w:val="clear" w:pos="720"/>
           <w:tab w:val="left" w:pos="0" w:leader="none"/>
@@ -12247,9 +12387,8 @@
         <w:widowControl/>
         <w:numPr>
           <w:ilvl w:val="0"/>
-          <w:numId w:val="10"/>
+          <w:numId w:val="9"/>
         </w:numPr>
-        <w:pBdr/>
         <w:tabs>
           <w:tab w:val="clear" w:pos="720"/>
           <w:tab w:val="left" w:pos="0" w:leader="none"/>
@@ -13637,143 +13776,6 @@
   <w:abstractNum w:abstractNumId="9">
     <w:lvl w:ilvl="0">
       <w:start w:val="1"/>
-      <w:numFmt w:val="bullet"/>
-      <w:lvlText w:val=""/>
-      <w:lvlJc w:val="start"/>
-      <w:pPr>
-        <w:tabs>
-          <w:tab w:val="num" w:pos="709"/>
-        </w:tabs>
-        <w:ind w:start="709" w:hanging="283"/>
-      </w:pPr>
-      <w:rPr>
-        <w:rFonts w:ascii="Symbol" w:hAnsi="Symbol" w:cs="Symbol" w:hint="default"/>
-      </w:rPr>
-    </w:lvl>
-    <w:lvl w:ilvl="1">
-      <w:start w:val="1"/>
-      <w:numFmt w:val="bullet"/>
-      <w:lvlText w:val=""/>
-      <w:lvlJc w:val="start"/>
-      <w:pPr>
-        <w:tabs>
-          <w:tab w:val="num" w:pos="1418"/>
-        </w:tabs>
-        <w:ind w:start="1418" w:hanging="283"/>
-      </w:pPr>
-      <w:rPr>
-        <w:rFonts w:ascii="Symbol" w:hAnsi="Symbol" w:cs="Symbol" w:hint="default"/>
-      </w:rPr>
-    </w:lvl>
-    <w:lvl w:ilvl="2">
-      <w:start w:val="1"/>
-      <w:numFmt w:val="bullet"/>
-      <w:lvlText w:val=""/>
-      <w:lvlJc w:val="start"/>
-      <w:pPr>
-        <w:tabs>
-          <w:tab w:val="num" w:pos="2127"/>
-        </w:tabs>
-        <w:ind w:start="2127" w:hanging="283"/>
-      </w:pPr>
-      <w:rPr>
-        <w:rFonts w:ascii="Symbol" w:hAnsi="Symbol" w:cs="Symbol" w:hint="default"/>
-      </w:rPr>
-    </w:lvl>
-    <w:lvl w:ilvl="3">
-      <w:start w:val="1"/>
-      <w:numFmt w:val="bullet"/>
-      <w:lvlText w:val=""/>
-      <w:lvlJc w:val="start"/>
-      <w:pPr>
-        <w:tabs>
-          <w:tab w:val="num" w:pos="2836"/>
-        </w:tabs>
-        <w:ind w:start="2836" w:hanging="283"/>
-      </w:pPr>
-      <w:rPr>
-        <w:rFonts w:ascii="Symbol" w:hAnsi="Symbol" w:cs="Symbol" w:hint="default"/>
-      </w:rPr>
-    </w:lvl>
-    <w:lvl w:ilvl="4">
-      <w:start w:val="1"/>
-      <w:numFmt w:val="bullet"/>
-      <w:lvlText w:val=""/>
-      <w:lvlJc w:val="start"/>
-      <w:pPr>
-        <w:tabs>
-          <w:tab w:val="num" w:pos="3545"/>
-        </w:tabs>
-        <w:ind w:start="3545" w:hanging="283"/>
-      </w:pPr>
-      <w:rPr>
-        <w:rFonts w:ascii="Symbol" w:hAnsi="Symbol" w:cs="Symbol" w:hint="default"/>
-      </w:rPr>
-    </w:lvl>
-    <w:lvl w:ilvl="5">
-      <w:start w:val="1"/>
-      <w:numFmt w:val="bullet"/>
-      <w:lvlText w:val=""/>
-      <w:lvlJc w:val="start"/>
-      <w:pPr>
-        <w:tabs>
-          <w:tab w:val="num" w:pos="4254"/>
-        </w:tabs>
-        <w:ind w:start="4254" w:hanging="283"/>
-      </w:pPr>
-      <w:rPr>
-        <w:rFonts w:ascii="Symbol" w:hAnsi="Symbol" w:cs="Symbol" w:hint="default"/>
-      </w:rPr>
-    </w:lvl>
-    <w:lvl w:ilvl="6">
-      <w:start w:val="1"/>
-      <w:numFmt w:val="bullet"/>
-      <w:lvlText w:val=""/>
-      <w:lvlJc w:val="start"/>
-      <w:pPr>
-        <w:tabs>
-          <w:tab w:val="num" w:pos="4963"/>
-        </w:tabs>
-        <w:ind w:start="4963" w:hanging="283"/>
-      </w:pPr>
-      <w:rPr>
-        <w:rFonts w:ascii="Symbol" w:hAnsi="Symbol" w:cs="Symbol" w:hint="default"/>
-      </w:rPr>
-    </w:lvl>
-    <w:lvl w:ilvl="7">
-      <w:start w:val="1"/>
-      <w:numFmt w:val="bullet"/>
-      <w:lvlText w:val=""/>
-      <w:lvlJc w:val="start"/>
-      <w:pPr>
-        <w:tabs>
-          <w:tab w:val="num" w:pos="5672"/>
-        </w:tabs>
-        <w:ind w:start="5672" w:hanging="283"/>
-      </w:pPr>
-      <w:rPr>
-        <w:rFonts w:ascii="Symbol" w:hAnsi="Symbol" w:cs="Symbol" w:hint="default"/>
-      </w:rPr>
-    </w:lvl>
-    <w:lvl w:ilvl="8">
-      <w:start w:val="1"/>
-      <w:numFmt w:val="bullet"/>
-      <w:lvlText w:val=""/>
-      <w:lvlJc w:val="start"/>
-      <w:pPr>
-        <w:tabs>
-          <w:tab w:val="num" w:pos="6381"/>
-        </w:tabs>
-        <w:ind w:start="6381" w:hanging="283"/>
-      </w:pPr>
-      <w:rPr>
-        <w:rFonts w:ascii="Symbol" w:hAnsi="Symbol" w:cs="Symbol" w:hint="default"/>
-      </w:rPr>
-    </w:lvl>
-  </w:abstractNum>
-  <w:abstractNum w:abstractNumId="10">
-    <w:lvl w:ilvl="0">
-      <w:start w:val="1"/>
       <w:numFmt w:val="decimal"/>
       <w:lvlText w:val="%1."/>
       <w:lvlJc w:val="start"/>
@@ -13890,7 +13892,366 @@
       <w:rPr/>
     </w:lvl>
   </w:abstractNum>
+  <w:abstractNum w:abstractNumId="10">
+    <w:lvl w:ilvl="0">
+      <w:start w:val="1"/>
+      <w:numFmt w:val="bullet"/>
+      <w:lvlText w:val=""/>
+      <w:lvlJc w:val="start"/>
+      <w:pPr>
+        <w:tabs>
+          <w:tab w:val="num" w:pos="0"/>
+        </w:tabs>
+        <w:ind w:start="720" w:hanging="360"/>
+      </w:pPr>
+      <w:rPr>
+        <w:rFonts w:ascii="Symbol" w:hAnsi="Symbol" w:cs="Symbol" w:hint="default"/>
+      </w:rPr>
+    </w:lvl>
+    <w:lvl w:ilvl="1">
+      <w:start w:val="0"/>
+      <w:numFmt w:val="decimal"/>
+      <w:lvlText w:val=""/>
+      <w:lvlJc w:val="start"/>
+      <w:pPr>
+        <w:tabs>
+          <w:tab w:val="num" w:pos="0"/>
+        </w:tabs>
+        <w:ind w:start="0" w:hanging="0"/>
+      </w:pPr>
+      <w:rPr/>
+    </w:lvl>
+    <w:lvl w:ilvl="2">
+      <w:start w:val="0"/>
+      <w:numFmt w:val="decimal"/>
+      <w:lvlText w:val=""/>
+      <w:lvlJc w:val="start"/>
+      <w:pPr>
+        <w:tabs>
+          <w:tab w:val="num" w:pos="0"/>
+        </w:tabs>
+        <w:ind w:start="0" w:hanging="0"/>
+      </w:pPr>
+      <w:rPr/>
+    </w:lvl>
+    <w:lvl w:ilvl="3">
+      <w:start w:val="0"/>
+      <w:numFmt w:val="decimal"/>
+      <w:lvlText w:val=""/>
+      <w:lvlJc w:val="start"/>
+      <w:pPr>
+        <w:tabs>
+          <w:tab w:val="num" w:pos="0"/>
+        </w:tabs>
+        <w:ind w:start="0" w:hanging="0"/>
+      </w:pPr>
+      <w:rPr/>
+    </w:lvl>
+    <w:lvl w:ilvl="4">
+      <w:start w:val="0"/>
+      <w:numFmt w:val="decimal"/>
+      <w:lvlText w:val=""/>
+      <w:lvlJc w:val="start"/>
+      <w:pPr>
+        <w:tabs>
+          <w:tab w:val="num" w:pos="0"/>
+        </w:tabs>
+        <w:ind w:start="0" w:hanging="0"/>
+      </w:pPr>
+      <w:rPr/>
+    </w:lvl>
+    <w:lvl w:ilvl="5">
+      <w:start w:val="0"/>
+      <w:numFmt w:val="decimal"/>
+      <w:lvlText w:val=""/>
+      <w:lvlJc w:val="start"/>
+      <w:pPr>
+        <w:tabs>
+          <w:tab w:val="num" w:pos="0"/>
+        </w:tabs>
+        <w:ind w:start="0" w:hanging="0"/>
+      </w:pPr>
+      <w:rPr/>
+    </w:lvl>
+    <w:lvl w:ilvl="6">
+      <w:start w:val="0"/>
+      <w:numFmt w:val="decimal"/>
+      <w:lvlText w:val=""/>
+      <w:lvlJc w:val="start"/>
+      <w:pPr>
+        <w:tabs>
+          <w:tab w:val="num" w:pos="0"/>
+        </w:tabs>
+        <w:ind w:start="0" w:hanging="0"/>
+      </w:pPr>
+      <w:rPr/>
+    </w:lvl>
+    <w:lvl w:ilvl="7">
+      <w:start w:val="0"/>
+      <w:numFmt w:val="decimal"/>
+      <w:lvlText w:val=""/>
+      <w:lvlJc w:val="start"/>
+      <w:pPr>
+        <w:tabs>
+          <w:tab w:val="num" w:pos="0"/>
+        </w:tabs>
+        <w:ind w:start="0" w:hanging="0"/>
+      </w:pPr>
+      <w:rPr/>
+    </w:lvl>
+    <w:lvl w:ilvl="8">
+      <w:start w:val="0"/>
+      <w:numFmt w:val="decimal"/>
+      <w:lvlText w:val=""/>
+      <w:lvlJc w:val="start"/>
+      <w:pPr>
+        <w:tabs>
+          <w:tab w:val="num" w:pos="0"/>
+        </w:tabs>
+        <w:ind w:start="0" w:hanging="0"/>
+      </w:pPr>
+      <w:rPr/>
+    </w:lvl>
+  </w:abstractNum>
   <w:abstractNum w:abstractNumId="11">
+    <w:lvl w:ilvl="0">
+      <w:start w:val="1"/>
+      <w:numFmt w:val="decimal"/>
+      <w:lvlText w:val="%1."/>
+      <w:lvlJc w:val="start"/>
+      <w:pPr>
+        <w:tabs>
+          <w:tab w:val="num" w:pos="0"/>
+        </w:tabs>
+        <w:ind w:start="720" w:hanging="360"/>
+      </w:pPr>
+      <w:rPr/>
+    </w:lvl>
+    <w:lvl w:ilvl="1">
+      <w:start w:val="0"/>
+      <w:numFmt w:val="decimal"/>
+      <w:lvlText w:val=""/>
+      <w:lvlJc w:val="start"/>
+      <w:pPr>
+        <w:tabs>
+          <w:tab w:val="num" w:pos="0"/>
+        </w:tabs>
+        <w:ind w:start="0" w:hanging="0"/>
+      </w:pPr>
+      <w:rPr/>
+    </w:lvl>
+    <w:lvl w:ilvl="2">
+      <w:start w:val="0"/>
+      <w:numFmt w:val="decimal"/>
+      <w:lvlText w:val=""/>
+      <w:lvlJc w:val="start"/>
+      <w:pPr>
+        <w:tabs>
+          <w:tab w:val="num" w:pos="0"/>
+        </w:tabs>
+        <w:ind w:start="0" w:hanging="0"/>
+      </w:pPr>
+      <w:rPr/>
+    </w:lvl>
+    <w:lvl w:ilvl="3">
+      <w:start w:val="0"/>
+      <w:numFmt w:val="decimal"/>
+      <w:lvlText w:val=""/>
+      <w:lvlJc w:val="start"/>
+      <w:pPr>
+        <w:tabs>
+          <w:tab w:val="num" w:pos="0"/>
+        </w:tabs>
+        <w:ind w:start="0" w:hanging="0"/>
+      </w:pPr>
+      <w:rPr/>
+    </w:lvl>
+    <w:lvl w:ilvl="4">
+      <w:start w:val="0"/>
+      <w:numFmt w:val="decimal"/>
+      <w:lvlText w:val=""/>
+      <w:lvlJc w:val="start"/>
+      <w:pPr>
+        <w:tabs>
+          <w:tab w:val="num" w:pos="0"/>
+        </w:tabs>
+        <w:ind w:start="0" w:hanging="0"/>
+      </w:pPr>
+      <w:rPr/>
+    </w:lvl>
+    <w:lvl w:ilvl="5">
+      <w:start w:val="0"/>
+      <w:numFmt w:val="decimal"/>
+      <w:lvlText w:val=""/>
+      <w:lvlJc w:val="start"/>
+      <w:pPr>
+        <w:tabs>
+          <w:tab w:val="num" w:pos="0"/>
+        </w:tabs>
+        <w:ind w:start="0" w:hanging="0"/>
+      </w:pPr>
+      <w:rPr/>
+    </w:lvl>
+    <w:lvl w:ilvl="6">
+      <w:start w:val="0"/>
+      <w:numFmt w:val="decimal"/>
+      <w:lvlText w:val=""/>
+      <w:lvlJc w:val="start"/>
+      <w:pPr>
+        <w:tabs>
+          <w:tab w:val="num" w:pos="0"/>
+        </w:tabs>
+        <w:ind w:start="0" w:hanging="0"/>
+      </w:pPr>
+      <w:rPr/>
+    </w:lvl>
+    <w:lvl w:ilvl="7">
+      <w:start w:val="0"/>
+      <w:numFmt w:val="decimal"/>
+      <w:lvlText w:val=""/>
+      <w:lvlJc w:val="start"/>
+      <w:pPr>
+        <w:tabs>
+          <w:tab w:val="num" w:pos="0"/>
+        </w:tabs>
+        <w:ind w:start="0" w:hanging="0"/>
+      </w:pPr>
+      <w:rPr/>
+    </w:lvl>
+    <w:lvl w:ilvl="8">
+      <w:start w:val="0"/>
+      <w:numFmt w:val="decimal"/>
+      <w:lvlText w:val=""/>
+      <w:lvlJc w:val="start"/>
+      <w:pPr>
+        <w:tabs>
+          <w:tab w:val="num" w:pos="0"/>
+        </w:tabs>
+        <w:ind w:start="0" w:hanging="0"/>
+      </w:pPr>
+      <w:rPr/>
+    </w:lvl>
+  </w:abstractNum>
+  <w:abstractNum w:abstractNumId="12">
+    <w:lvl w:ilvl="0">
+      <w:start w:val="1"/>
+      <w:numFmt w:val="decimal"/>
+      <w:lvlText w:val="%1."/>
+      <w:lvlJc w:val="start"/>
+      <w:pPr>
+        <w:tabs>
+          <w:tab w:val="num" w:pos="0"/>
+        </w:tabs>
+        <w:ind w:start="720" w:hanging="360"/>
+      </w:pPr>
+      <w:rPr/>
+    </w:lvl>
+    <w:lvl w:ilvl="1">
+      <w:start w:val="0"/>
+      <w:numFmt w:val="decimal"/>
+      <w:lvlText w:val=""/>
+      <w:lvlJc w:val="start"/>
+      <w:pPr>
+        <w:tabs>
+          <w:tab w:val="num" w:pos="0"/>
+        </w:tabs>
+        <w:ind w:start="0" w:hanging="0"/>
+      </w:pPr>
+      <w:rPr/>
+    </w:lvl>
+    <w:lvl w:ilvl="2">
+      <w:start w:val="0"/>
+      <w:numFmt w:val="decimal"/>
+      <w:lvlText w:val=""/>
+      <w:lvlJc w:val="start"/>
+      <w:pPr>
+        <w:tabs>
+          <w:tab w:val="num" w:pos="0"/>
+        </w:tabs>
+        <w:ind w:start="0" w:hanging="0"/>
+      </w:pPr>
+      <w:rPr/>
+    </w:lvl>
+    <w:lvl w:ilvl="3">
+      <w:start w:val="0"/>
+      <w:numFmt w:val="decimal"/>
+      <w:lvlText w:val=""/>
+      <w:lvlJc w:val="start"/>
+      <w:pPr>
+        <w:tabs>
+          <w:tab w:val="num" w:pos="0"/>
+        </w:tabs>
+        <w:ind w:start="0" w:hanging="0"/>
+      </w:pPr>
+      <w:rPr/>
+    </w:lvl>
+    <w:lvl w:ilvl="4">
+      <w:start w:val="0"/>
+      <w:numFmt w:val="decimal"/>
+      <w:lvlText w:val=""/>
+      <w:lvlJc w:val="start"/>
+      <w:pPr>
+        <w:tabs>
+          <w:tab w:val="num" w:pos="0"/>
+        </w:tabs>
+        <w:ind w:start="0" w:hanging="0"/>
+      </w:pPr>
+      <w:rPr/>
+    </w:lvl>
+    <w:lvl w:ilvl="5">
+      <w:start w:val="0"/>
+      <w:numFmt w:val="decimal"/>
+      <w:lvlText w:val=""/>
+      <w:lvlJc w:val="start"/>
+      <w:pPr>
+        <w:tabs>
+          <w:tab w:val="num" w:pos="0"/>
+        </w:tabs>
+        <w:ind w:start="0" w:hanging="0"/>
+      </w:pPr>
+      <w:rPr/>
+    </w:lvl>
+    <w:lvl w:ilvl="6">
+      <w:start w:val="0"/>
+      <w:numFmt w:val="decimal"/>
+      <w:lvlText w:val=""/>
+      <w:lvlJc w:val="start"/>
+      <w:pPr>
+        <w:tabs>
+          <w:tab w:val="num" w:pos="0"/>
+        </w:tabs>
+        <w:ind w:start="0" w:hanging="0"/>
+      </w:pPr>
+      <w:rPr/>
+    </w:lvl>
+    <w:lvl w:ilvl="7">
+      <w:start w:val="0"/>
+      <w:numFmt w:val="decimal"/>
+      <w:lvlText w:val=""/>
+      <w:lvlJc w:val="start"/>
+      <w:pPr>
+        <w:tabs>
+          <w:tab w:val="num" w:pos="0"/>
+        </w:tabs>
+        <w:ind w:start="0" w:hanging="0"/>
+      </w:pPr>
+      <w:rPr/>
+    </w:lvl>
+    <w:lvl w:ilvl="8">
+      <w:start w:val="0"/>
+      <w:numFmt w:val="decimal"/>
+      <w:lvlText w:val=""/>
+      <w:lvlJc w:val="start"/>
+      <w:pPr>
+        <w:tabs>
+          <w:tab w:val="num" w:pos="0"/>
+        </w:tabs>
+        <w:ind w:start="0" w:hanging="0"/>
+      </w:pPr>
+      <w:rPr/>
+    </w:lvl>
+  </w:abstractNum>
+  <w:abstractNum w:abstractNumId="13">
     <w:lvl w:ilvl="0">
       <w:start w:val="1"/>
       <w:numFmt w:val="none"/>
@@ -14043,19 +14404,25 @@
     <w:abstractNumId w:val="11"/>
   </w:num>
   <w:num w:numId="12">
-    <w:abstractNumId w:val="1"/>
+    <w:abstractNumId w:val="12"/>
+  </w:num>
+  <w:num w:numId="13">
+    <w:abstractNumId w:val="13"/>
+  </w:num>
+  <w:num w:numId="14">
+    <w:abstractNumId w:val="10"/>
     <w:lvlOverride w:ilvl="0">
       <w:startOverride w:val="1"/>
     </w:lvlOverride>
   </w:num>
-  <w:num w:numId="13">
-    <w:abstractNumId w:val="2"/>
+  <w:num w:numId="15">
+    <w:abstractNumId w:val="11"/>
     <w:lvlOverride w:ilvl="0">
       <w:startOverride w:val="1"/>
     </w:lvlOverride>
   </w:num>
-  <w:num w:numId="14">
-    <w:abstractNumId w:val="3"/>
+  <w:num w:numId="16">
+    <w:abstractNumId w:val="12"/>
     <w:lvlOverride w:ilvl="0">
       <w:startOverride w:val="1"/>
     </w:lvlOverride>
@@ -14462,6 +14829,7 @@
     <w:qFormat/>
     <w:pPr>
       <w:widowControl/>
+      <w:suppressAutoHyphens w:val="true"/>
       <w:bidi w:val="0"/>
       <w:spacing w:before="0" w:after="0"/>
       <w:jc w:val="start"/>
@@ -14484,6 +14852,7 @@
       <w:pBdr>
         <w:bottom w:val="single" w:sz="6" w:space="4" w:color="14B8A6"/>
       </w:pBdr>
+      <w:suppressAutoHyphens w:val="true"/>
       <w:bidi w:val="0"/>
       <w:spacing w:before="360" w:after="200"/>
       <w:jc w:val="start"/>
@@ -14507,6 +14876,7 @@
     <w:qFormat/>
     <w:pPr>
       <w:widowControl/>
+      <w:suppressAutoHyphens w:val="true"/>
       <w:bidi w:val="0"/>
       <w:spacing w:before="280" w:after="140"/>
       <w:jc w:val="start"/>
@@ -14531,6 +14901,7 @@
     <w:qFormat/>
     <w:pPr>
       <w:widowControl/>
+      <w:suppressAutoHyphens w:val="true"/>
       <w:bidi w:val="0"/>
       <w:spacing w:before="0" w:after="0"/>
       <w:jc w:val="start"/>
@@ -14553,6 +14924,7 @@
     <w:qFormat/>
     <w:pPr>
       <w:widowControl/>
+      <w:suppressAutoHyphens w:val="true"/>
       <w:bidi w:val="0"/>
       <w:spacing w:before="0" w:after="0"/>
       <w:jc w:val="start"/>
@@ -14577,6 +14949,7 @@
     <w:qFormat/>
     <w:pPr>
       <w:widowControl/>
+      <w:suppressAutoHyphens w:val="true"/>
       <w:bidi w:val="0"/>
       <w:spacing w:before="0" w:after="0"/>
       <w:jc w:val="start"/>
@@ -14599,6 +14972,7 @@
     <w:qFormat/>
     <w:pPr>
       <w:widowControl/>
+      <w:suppressAutoHyphens w:val="true"/>
       <w:bidi w:val="0"/>
       <w:spacing w:before="0" w:after="0"/>
       <w:jc w:val="start"/>
@@ -14630,11 +15004,18 @@
       <w:u w:val="single"/>
     </w:rPr>
   </w:style>
-  <w:style w:type="character" w:styleId="FootnoteCharacters">
-    <w:name w:val="Footnote Characters"/>
+  <w:style w:type="character" w:styleId="FootnoteCharactersuser">
+    <w:name w:val="Footnote Characters (user)"/>
     <w:uiPriority w:val="99"/>
     <w:semiHidden/>
     <w:unhideWhenUsed/>
+    <w:qFormat/>
+    <w:rPr>
+      <w:vertAlign w:val="superscript"/>
+    </w:rPr>
+  </w:style>
+  <w:style w:type="character" w:styleId="FootnoteCharacters">
+    <w:name w:val="Footnote Characters"/>
     <w:qFormat/>
     <w:rPr>
       <w:vertAlign w:val="superscript"/>
@@ -14658,11 +15039,18 @@
       <w:szCs w:val="20"/>
     </w:rPr>
   </w:style>
-  <w:style w:type="character" w:styleId="EndnoteCharacters">
-    <w:name w:val="Endnote Characters"/>
+  <w:style w:type="character" w:styleId="EndnoteCharactersuser">
+    <w:name w:val="Endnote Characters (user)"/>
     <w:uiPriority w:val="99"/>
     <w:semiHidden/>
     <w:unhideWhenUsed/>
+    <w:qFormat/>
+    <w:rPr>
+      <w:vertAlign w:val="superscript"/>
+    </w:rPr>
+  </w:style>
+  <w:style w:type="character" w:styleId="EndnoteCharacters">
+    <w:name w:val="Endnote Characters"/>
     <w:qFormat/>
     <w:rPr>
       <w:vertAlign w:val="superscript"/>
@@ -14704,8 +15092,8 @@
     <w:rsid w:val="0007290e"/>
     <w:rPr/>
   </w:style>
-  <w:style w:type="character" w:styleId="Bullets">
-    <w:name w:val="Bullets"/>
+  <w:style w:type="character" w:styleId="Bulletsuser">
+    <w:name w:val="Bullets (user)"/>
     <w:qFormat/>
     <w:rPr>
       <w:rFonts w:ascii="OpenSymbol" w:hAnsi="OpenSymbol" w:eastAsia="OpenSymbol" w:cs="OpenSymbol"/>
@@ -14795,6 +15183,7 @@
     <w:qFormat/>
     <w:pPr>
       <w:widowControl/>
+      <w:suppressAutoHyphens w:val="true"/>
       <w:bidi w:val="0"/>
       <w:spacing w:before="0" w:after="0"/>
       <w:jc w:val="start"/>
@@ -14813,6 +15202,7 @@
     <w:qFormat/>
     <w:pPr>
       <w:widowControl/>
+      <w:suppressAutoHyphens w:val="true"/>
       <w:bidi w:val="0"/>
       <w:spacing w:before="0" w:after="0"/>
       <w:jc w:val="start"/>
@@ -14833,6 +15223,7 @@
     <w:qFormat/>
     <w:pPr>
       <w:widowControl/>
+      <w:suppressAutoHyphens w:val="true"/>
       <w:bidi w:val="0"/>
       <w:spacing w:before="0" w:after="0"/>
       <w:jc w:val="start"/>
@@ -14854,6 +15245,7 @@
     <w:unhideWhenUsed/>
     <w:pPr>
       <w:widowControl/>
+      <w:suppressAutoHyphens w:val="true"/>
       <w:bidi w:val="0"/>
       <w:spacing w:before="0" w:after="0"/>
       <w:jc w:val="start"/>
@@ -14875,6 +15267,7 @@
     <w:unhideWhenUsed/>
     <w:pPr>
       <w:widowControl/>
+      <w:suppressAutoHyphens w:val="true"/>
       <w:bidi w:val="0"/>
       <w:spacing w:before="0" w:after="0"/>
       <w:jc w:val="start"/>
